--- a/manuals/Baccable_manual_RU.docx
+++ b/manuals/Baccable_manual_RU.docx
@@ -163,7 +163,7 @@
           <w:noProof/>
         </w:rPr>
         <w:drawing>
-          <wp:inline distT="0" distB="0" distL="0" distR="0" wp14:anchorId="67CE4B57" wp14:editId="7ECDC218">
+          <wp:inline distT="0" distB="0" distL="0" distR="0" wp14:anchorId="168C81EF" wp14:editId="47D81114">
             <wp:extent cx="4918635" cy="2294890"/>
             <wp:effectExtent l="0" t="0" r="0" b="0"/>
             <wp:docPr id="1632200295" name="Immagine 37"/>
@@ -295,7 +295,7 @@
           <w:r>
             <w:fldChar w:fldCharType="separate"/>
           </w:r>
-          <w:hyperlink w:anchor="_Toc239527396" w:history="1">
+          <w:hyperlink w:anchor="_Toc243860582" w:history="1">
             <w:r>
               <w:rPr>
                 <w:rStyle w:val="Collegamentoipertestuale"/>
@@ -344,7 +344,7 @@
                 <w:noProof/>
                 <w:webHidden/>
               </w:rPr>
-              <w:instrText xml:space="preserve"> PAGEREF _Toc239527396 \h </w:instrText>
+              <w:instrText xml:space="preserve"> PAGEREF _Toc243860582 \h </w:instrText>
             </w:r>
             <w:r>
               <w:rPr>
@@ -389,7 +389,7 @@
               <w14:ligatures w14:val="standardContextual"/>
             </w:rPr>
           </w:pPr>
-          <w:hyperlink w:anchor="_Toc239527397" w:history="1">
+          <w:hyperlink w:anchor="_Toc243860583" w:history="1">
             <w:r>
               <w:rPr>
                 <w:rStyle w:val="Collegamentoipertestuale"/>
@@ -438,7 +438,7 @@
                 <w:noProof/>
                 <w:webHidden/>
               </w:rPr>
-              <w:instrText xml:space="preserve"> PAGEREF _Toc239527397 \h </w:instrText>
+              <w:instrText xml:space="preserve"> PAGEREF _Toc243860583 \h </w:instrText>
             </w:r>
             <w:r>
               <w:rPr>
@@ -483,7 +483,7 @@
               <w14:ligatures w14:val="standardContextual"/>
             </w:rPr>
           </w:pPr>
-          <w:hyperlink w:anchor="_Toc239527398" w:history="1">
+          <w:hyperlink w:anchor="_Toc243860584" w:history="1">
             <w:r>
               <w:rPr>
                 <w:rStyle w:val="Collegamentoipertestuale"/>
@@ -534,7 +534,7 @@
                 <w:noProof/>
                 <w:webHidden/>
               </w:rPr>
-              <w:instrText xml:space="preserve"> PAGEREF _Toc239527398 \h </w:instrText>
+              <w:instrText xml:space="preserve"> PAGEREF _Toc243860584 \h </w:instrText>
             </w:r>
             <w:r>
               <w:rPr>
@@ -579,7 +579,7 @@
               <w14:ligatures w14:val="standardContextual"/>
             </w:rPr>
           </w:pPr>
-          <w:hyperlink w:anchor="_Toc239527399" w:history="1">
+          <w:hyperlink w:anchor="_Toc243860585" w:history="1">
             <w:r>
               <w:rPr>
                 <w:rStyle w:val="Collegamentoipertestuale"/>
@@ -630,7 +630,7 @@
                 <w:noProof/>
                 <w:webHidden/>
               </w:rPr>
-              <w:instrText xml:space="preserve"> PAGEREF _Toc239527399 \h </w:instrText>
+              <w:instrText xml:space="preserve"> PAGEREF _Toc243860585 \h </w:instrText>
             </w:r>
             <w:r>
               <w:rPr>
@@ -675,7 +675,7 @@
               <w14:ligatures w14:val="standardContextual"/>
             </w:rPr>
           </w:pPr>
-          <w:hyperlink w:anchor="_Toc239527400" w:history="1">
+          <w:hyperlink w:anchor="_Toc243860586" w:history="1">
             <w:r>
               <w:rPr>
                 <w:rStyle w:val="Collegamentoipertestuale"/>
@@ -726,7 +726,7 @@
                 <w:noProof/>
                 <w:webHidden/>
               </w:rPr>
-              <w:instrText xml:space="preserve"> PAGEREF _Toc239527400 \h </w:instrText>
+              <w:instrText xml:space="preserve"> PAGEREF _Toc243860586 \h </w:instrText>
             </w:r>
             <w:r>
               <w:rPr>
@@ -771,7 +771,7 @@
               <w14:ligatures w14:val="standardContextual"/>
             </w:rPr>
           </w:pPr>
-          <w:hyperlink w:anchor="_Toc239527401" w:history="1">
+          <w:hyperlink w:anchor="_Toc243860587" w:history="1">
             <w:r>
               <w:rPr>
                 <w:rStyle w:val="Collegamentoipertestuale"/>
@@ -822,7 +822,7 @@
                 <w:noProof/>
                 <w:webHidden/>
               </w:rPr>
-              <w:instrText xml:space="preserve"> PAGEREF _Toc239527401 \h </w:instrText>
+              <w:instrText xml:space="preserve"> PAGEREF _Toc243860587 \h </w:instrText>
             </w:r>
             <w:r>
               <w:rPr>
@@ -842,7 +842,7 @@
                 <w:noProof/>
                 <w:webHidden/>
               </w:rPr>
-              <w:t>8</w:t>
+              <w:t>9</w:t>
             </w:r>
             <w:r>
               <w:rPr>
@@ -867,7 +867,7 @@
               <w14:ligatures w14:val="standardContextual"/>
             </w:rPr>
           </w:pPr>
-          <w:hyperlink w:anchor="_Toc239527402" w:history="1">
+          <w:hyperlink w:anchor="_Toc243860588" w:history="1">
             <w:r>
               <w:rPr>
                 <w:rStyle w:val="Collegamentoipertestuale"/>
@@ -918,7 +918,7 @@
                 <w:noProof/>
                 <w:webHidden/>
               </w:rPr>
-              <w:instrText xml:space="preserve"> PAGEREF _Toc239527402 \h </w:instrText>
+              <w:instrText xml:space="preserve"> PAGEREF _Toc243860588 \h </w:instrText>
             </w:r>
             <w:r>
               <w:rPr>
@@ -938,7 +938,7 @@
                 <w:noProof/>
                 <w:webHidden/>
               </w:rPr>
-              <w:t>8</w:t>
+              <w:t>9</w:t>
             </w:r>
             <w:r>
               <w:rPr>
@@ -963,7 +963,7 @@
               <w14:ligatures w14:val="standardContextual"/>
             </w:rPr>
           </w:pPr>
-          <w:hyperlink w:anchor="_Toc239527403" w:history="1">
+          <w:hyperlink w:anchor="_Toc243860589" w:history="1">
             <w:r>
               <w:rPr>
                 <w:rStyle w:val="Collegamentoipertestuale"/>
@@ -1014,7 +1014,7 @@
                 <w:noProof/>
                 <w:webHidden/>
               </w:rPr>
-              <w:instrText xml:space="preserve"> PAGEREF _Toc239527403 \h </w:instrText>
+              <w:instrText xml:space="preserve"> PAGEREF _Toc243860589 \h </w:instrText>
             </w:r>
             <w:r>
               <w:rPr>
@@ -1034,7 +1034,7 @@
                 <w:noProof/>
                 <w:webHidden/>
               </w:rPr>
-              <w:t>9</w:t>
+              <w:t>10</w:t>
             </w:r>
             <w:r>
               <w:rPr>
@@ -1059,7 +1059,7 @@
               <w14:ligatures w14:val="standardContextual"/>
             </w:rPr>
           </w:pPr>
-          <w:hyperlink w:anchor="_Toc239527404" w:history="1">
+          <w:hyperlink w:anchor="_Toc243860590" w:history="1">
             <w:r>
               <w:rPr>
                 <w:rStyle w:val="Collegamentoipertestuale"/>
@@ -1110,7 +1110,7 @@
                 <w:noProof/>
                 <w:webHidden/>
               </w:rPr>
-              <w:instrText xml:space="preserve"> PAGEREF _Toc239527404 \h </w:instrText>
+              <w:instrText xml:space="preserve"> PAGEREF _Toc243860590 \h </w:instrText>
             </w:r>
             <w:r>
               <w:rPr>
@@ -1130,7 +1130,7 @@
                 <w:noProof/>
                 <w:webHidden/>
               </w:rPr>
-              <w:t>9</w:t>
+              <w:t>10</w:t>
             </w:r>
             <w:r>
               <w:rPr>
@@ -1155,7 +1155,7 @@
               <w14:ligatures w14:val="standardContextual"/>
             </w:rPr>
           </w:pPr>
-          <w:hyperlink w:anchor="_Toc239527405" w:history="1">
+          <w:hyperlink w:anchor="_Toc243860591" w:history="1">
             <w:r>
               <w:rPr>
                 <w:rStyle w:val="Collegamentoipertestuale"/>
@@ -1206,7 +1206,7 @@
                 <w:noProof/>
                 <w:webHidden/>
               </w:rPr>
-              <w:instrText xml:space="preserve"> PAGEREF _Toc239527405 \h </w:instrText>
+              <w:instrText xml:space="preserve"> PAGEREF _Toc243860591 \h </w:instrText>
             </w:r>
             <w:r>
               <w:rPr>
@@ -1226,7 +1226,7 @@
                 <w:noProof/>
                 <w:webHidden/>
               </w:rPr>
-              <w:t>10</w:t>
+              <w:t>11</w:t>
             </w:r>
             <w:r>
               <w:rPr>
@@ -1251,7 +1251,7 @@
               <w14:ligatures w14:val="standardContextual"/>
             </w:rPr>
           </w:pPr>
-          <w:hyperlink w:anchor="_Toc239527406" w:history="1">
+          <w:hyperlink w:anchor="_Toc243860592" w:history="1">
             <w:r>
               <w:rPr>
                 <w:rStyle w:val="Collegamentoipertestuale"/>
@@ -1302,7 +1302,7 @@
                 <w:noProof/>
                 <w:webHidden/>
               </w:rPr>
-              <w:instrText xml:space="preserve"> PAGEREF _Toc239527406 \h </w:instrText>
+              <w:instrText xml:space="preserve"> PAGEREF _Toc243860592 \h </w:instrText>
             </w:r>
             <w:r>
               <w:rPr>
@@ -1322,7 +1322,7 @@
                 <w:noProof/>
                 <w:webHidden/>
               </w:rPr>
-              <w:t>14</w:t>
+              <w:t>15</w:t>
             </w:r>
             <w:r>
               <w:rPr>
@@ -1347,7 +1347,7 @@
               <w14:ligatures w14:val="standardContextual"/>
             </w:rPr>
           </w:pPr>
-          <w:hyperlink w:anchor="_Toc239527407" w:history="1">
+          <w:hyperlink w:anchor="_Toc243860593" w:history="1">
             <w:r>
               <w:rPr>
                 <w:rStyle w:val="Collegamentoipertestuale"/>
@@ -1398,7 +1398,7 @@
                 <w:noProof/>
                 <w:webHidden/>
               </w:rPr>
-              <w:instrText xml:space="preserve"> PAGEREF _Toc239527407 \h </w:instrText>
+              <w:instrText xml:space="preserve"> PAGEREF _Toc243860593 \h </w:instrText>
             </w:r>
             <w:r>
               <w:rPr>
@@ -1418,7 +1418,7 @@
                 <w:noProof/>
                 <w:webHidden/>
               </w:rPr>
-              <w:t>15</w:t>
+              <w:t>16</w:t>
             </w:r>
             <w:r>
               <w:rPr>
@@ -1443,7 +1443,7 @@
               <w14:ligatures w14:val="standardContextual"/>
             </w:rPr>
           </w:pPr>
-          <w:hyperlink w:anchor="_Toc239527408" w:history="1">
+          <w:hyperlink w:anchor="_Toc243860594" w:history="1">
             <w:r>
               <w:rPr>
                 <w:rStyle w:val="Collegamentoipertestuale"/>
@@ -1494,7 +1494,7 @@
                 <w:noProof/>
                 <w:webHidden/>
               </w:rPr>
-              <w:instrText xml:space="preserve"> PAGEREF _Toc239527408 \h </w:instrText>
+              <w:instrText xml:space="preserve"> PAGEREF _Toc243860594 \h </w:instrText>
             </w:r>
             <w:r>
               <w:rPr>
@@ -1514,7 +1514,7 @@
                 <w:noProof/>
                 <w:webHidden/>
               </w:rPr>
-              <w:t>15</w:t>
+              <w:t>16</w:t>
             </w:r>
             <w:r>
               <w:rPr>
@@ -1539,7 +1539,7 @@
               <w14:ligatures w14:val="standardContextual"/>
             </w:rPr>
           </w:pPr>
-          <w:hyperlink w:anchor="_Toc239527409" w:history="1">
+          <w:hyperlink w:anchor="_Toc243860595" w:history="1">
             <w:r>
               <w:rPr>
                 <w:rStyle w:val="Collegamentoipertestuale"/>
@@ -1588,7 +1588,7 @@
                 <w:noProof/>
                 <w:webHidden/>
               </w:rPr>
-              <w:instrText xml:space="preserve"> PAGEREF _Toc239527409 \h </w:instrText>
+              <w:instrText xml:space="preserve"> PAGEREF _Toc243860595 \h </w:instrText>
             </w:r>
             <w:r>
               <w:rPr>
@@ -1608,7 +1608,7 @@
                 <w:noProof/>
                 <w:webHidden/>
               </w:rPr>
-              <w:t>19</w:t>
+              <w:t>20</w:t>
             </w:r>
             <w:r>
               <w:rPr>
@@ -1633,7 +1633,7 @@
               <w14:ligatures w14:val="standardContextual"/>
             </w:rPr>
           </w:pPr>
-          <w:hyperlink w:anchor="_Toc239527410" w:history="1">
+          <w:hyperlink w:anchor="_Toc243860596" w:history="1">
             <w:r>
               <w:rPr>
                 <w:rStyle w:val="Collegamentoipertestuale"/>
@@ -1682,7 +1682,7 @@
                 <w:noProof/>
                 <w:webHidden/>
               </w:rPr>
-              <w:instrText xml:space="preserve"> PAGEREF _Toc239527410 \h </w:instrText>
+              <w:instrText xml:space="preserve"> PAGEREF _Toc243860596 \h </w:instrText>
             </w:r>
             <w:r>
               <w:rPr>
@@ -1702,7 +1702,7 @@
                 <w:noProof/>
                 <w:webHidden/>
               </w:rPr>
-              <w:t>22</w:t>
+              <w:t>23</w:t>
             </w:r>
             <w:r>
               <w:rPr>
@@ -1727,7 +1727,7 @@
               <w14:ligatures w14:val="standardContextual"/>
             </w:rPr>
           </w:pPr>
-          <w:hyperlink w:anchor="_Toc239527411" w:history="1">
+          <w:hyperlink w:anchor="_Toc243860597" w:history="1">
             <w:r>
               <w:rPr>
                 <w:rStyle w:val="Collegamentoipertestuale"/>
@@ -1778,7 +1778,7 @@
                 <w:noProof/>
                 <w:webHidden/>
               </w:rPr>
-              <w:instrText xml:space="preserve"> PAGEREF _Toc239527411 \h </w:instrText>
+              <w:instrText xml:space="preserve"> PAGEREF _Toc243860597 \h </w:instrText>
             </w:r>
             <w:r>
               <w:rPr>
@@ -1798,7 +1798,7 @@
                 <w:noProof/>
                 <w:webHidden/>
               </w:rPr>
-              <w:t>22</w:t>
+              <w:t>23</w:t>
             </w:r>
             <w:r>
               <w:rPr>
@@ -1823,7 +1823,7 @@
               <w14:ligatures w14:val="standardContextual"/>
             </w:rPr>
           </w:pPr>
-          <w:hyperlink w:anchor="_Toc239527412" w:history="1">
+          <w:hyperlink w:anchor="_Toc243860598" w:history="1">
             <w:r>
               <w:rPr>
                 <w:rStyle w:val="Collegamentoipertestuale"/>
@@ -1874,7 +1874,7 @@
                 <w:noProof/>
                 <w:webHidden/>
               </w:rPr>
-              <w:instrText xml:space="preserve"> PAGEREF _Toc239527412 \h </w:instrText>
+              <w:instrText xml:space="preserve"> PAGEREF _Toc243860598 \h </w:instrText>
             </w:r>
             <w:r>
               <w:rPr>
@@ -1894,7 +1894,7 @@
                 <w:noProof/>
                 <w:webHidden/>
               </w:rPr>
-              <w:t>23</w:t>
+              <w:t>24</w:t>
             </w:r>
             <w:r>
               <w:rPr>
@@ -1919,7 +1919,7 @@
               <w14:ligatures w14:val="standardContextual"/>
             </w:rPr>
           </w:pPr>
-          <w:hyperlink w:anchor="_Toc239527413" w:history="1">
+          <w:hyperlink w:anchor="_Toc243860599" w:history="1">
             <w:r>
               <w:rPr>
                 <w:rStyle w:val="Collegamentoipertestuale"/>
@@ -1980,7 +1980,7 @@
                 <w:noProof/>
                 <w:webHidden/>
               </w:rPr>
-              <w:instrText xml:space="preserve"> PAGEREF _Toc239527413 \h </w:instrText>
+              <w:instrText xml:space="preserve"> PAGEREF _Toc243860599 \h </w:instrText>
             </w:r>
             <w:r>
               <w:rPr>
@@ -2000,7 +2000,7 @@
                 <w:noProof/>
                 <w:webHidden/>
               </w:rPr>
-              <w:t>23</w:t>
+              <w:t>24</w:t>
             </w:r>
             <w:r>
               <w:rPr>
@@ -2025,7 +2025,7 @@
               <w14:ligatures w14:val="standardContextual"/>
             </w:rPr>
           </w:pPr>
-          <w:hyperlink w:anchor="_Toc239527414" w:history="1">
+          <w:hyperlink w:anchor="_Toc243860600" w:history="1">
             <w:r>
               <w:rPr>
                 <w:rStyle w:val="Collegamentoipertestuale"/>
@@ -2076,7 +2076,7 @@
                 <w:noProof/>
                 <w:webHidden/>
               </w:rPr>
-              <w:instrText xml:space="preserve"> PAGEREF _Toc239527414 \h </w:instrText>
+              <w:instrText xml:space="preserve"> PAGEREF _Toc243860600 \h </w:instrText>
             </w:r>
             <w:r>
               <w:rPr>
@@ -2096,7 +2096,7 @@
                 <w:noProof/>
                 <w:webHidden/>
               </w:rPr>
-              <w:t>24</w:t>
+              <w:t>25</w:t>
             </w:r>
             <w:r>
               <w:rPr>
@@ -2121,7 +2121,7 @@
               <w14:ligatures w14:val="standardContextual"/>
             </w:rPr>
           </w:pPr>
-          <w:hyperlink w:anchor="_Toc239527415" w:history="1">
+          <w:hyperlink w:anchor="_Toc243860601" w:history="1">
             <w:r>
               <w:rPr>
                 <w:rStyle w:val="Collegamentoipertestuale"/>
@@ -2172,7 +2172,7 @@
                 <w:noProof/>
                 <w:webHidden/>
               </w:rPr>
-              <w:instrText xml:space="preserve"> PAGEREF _Toc239527415 \h </w:instrText>
+              <w:instrText xml:space="preserve"> PAGEREF _Toc243860601 \h </w:instrText>
             </w:r>
             <w:r>
               <w:rPr>
@@ -2192,7 +2192,7 @@
                 <w:noProof/>
                 <w:webHidden/>
               </w:rPr>
-              <w:t>25</w:t>
+              <w:t>26</w:t>
             </w:r>
             <w:r>
               <w:rPr>
@@ -2217,7 +2217,7 @@
               <w14:ligatures w14:val="standardContextual"/>
             </w:rPr>
           </w:pPr>
-          <w:hyperlink w:anchor="_Toc239527416" w:history="1">
+          <w:hyperlink w:anchor="_Toc243860602" w:history="1">
             <w:r>
               <w:rPr>
                 <w:rStyle w:val="Collegamentoipertestuale"/>
@@ -2268,7 +2268,7 @@
                 <w:noProof/>
                 <w:webHidden/>
               </w:rPr>
-              <w:instrText xml:space="preserve"> PAGEREF _Toc239527416 \h </w:instrText>
+              <w:instrText xml:space="preserve"> PAGEREF _Toc243860602 \h </w:instrText>
             </w:r>
             <w:r>
               <w:rPr>
@@ -2288,7 +2288,7 @@
                 <w:noProof/>
                 <w:webHidden/>
               </w:rPr>
-              <w:t>26</w:t>
+              <w:t>27</w:t>
             </w:r>
             <w:r>
               <w:rPr>
@@ -2313,7 +2313,7 @@
               <w14:ligatures w14:val="standardContextual"/>
             </w:rPr>
           </w:pPr>
-          <w:hyperlink w:anchor="_Toc239527417" w:history="1">
+          <w:hyperlink w:anchor="_Toc243860603" w:history="1">
             <w:r>
               <w:rPr>
                 <w:rStyle w:val="Collegamentoipertestuale"/>
@@ -2364,7 +2364,7 @@
                 <w:noProof/>
                 <w:webHidden/>
               </w:rPr>
-              <w:instrText xml:space="preserve"> PAGEREF _Toc239527417 \h </w:instrText>
+              <w:instrText xml:space="preserve"> PAGEREF _Toc243860603 \h </w:instrText>
             </w:r>
             <w:r>
               <w:rPr>
@@ -2384,7 +2384,7 @@
                 <w:noProof/>
                 <w:webHidden/>
               </w:rPr>
-              <w:t>27</w:t>
+              <w:t>28</w:t>
             </w:r>
             <w:r>
               <w:rPr>
@@ -2409,7 +2409,7 @@
               <w14:ligatures w14:val="standardContextual"/>
             </w:rPr>
           </w:pPr>
-          <w:hyperlink w:anchor="_Toc239527418" w:history="1">
+          <w:hyperlink w:anchor="_Toc243860604" w:history="1">
             <w:r>
               <w:rPr>
                 <w:rStyle w:val="Collegamentoipertestuale"/>
@@ -2460,7 +2460,7 @@
                 <w:noProof/>
                 <w:webHidden/>
               </w:rPr>
-              <w:instrText xml:space="preserve"> PAGEREF _Toc239527418 \h </w:instrText>
+              <w:instrText xml:space="preserve"> PAGEREF _Toc243860604 \h </w:instrText>
             </w:r>
             <w:r>
               <w:rPr>
@@ -2480,7 +2480,7 @@
                 <w:noProof/>
                 <w:webHidden/>
               </w:rPr>
-              <w:t>28</w:t>
+              <w:t>29</w:t>
             </w:r>
             <w:r>
               <w:rPr>
@@ -2505,7 +2505,7 @@
               <w14:ligatures w14:val="standardContextual"/>
             </w:rPr>
           </w:pPr>
-          <w:hyperlink w:anchor="_Toc239527419" w:history="1">
+          <w:hyperlink w:anchor="_Toc243860605" w:history="1">
             <w:r>
               <w:rPr>
                 <w:rStyle w:val="Collegamentoipertestuale"/>
@@ -2556,7 +2556,7 @@
                 <w:noProof/>
                 <w:webHidden/>
               </w:rPr>
-              <w:instrText xml:space="preserve"> PAGEREF _Toc239527419 \h </w:instrText>
+              <w:instrText xml:space="preserve"> PAGEREF _Toc243860605 \h </w:instrText>
             </w:r>
             <w:r>
               <w:rPr>
@@ -2576,7 +2576,7 @@
                 <w:noProof/>
                 <w:webHidden/>
               </w:rPr>
-              <w:t>28</w:t>
+              <w:t>30</w:t>
             </w:r>
             <w:r>
               <w:rPr>
@@ -2601,7 +2601,7 @@
               <w14:ligatures w14:val="standardContextual"/>
             </w:rPr>
           </w:pPr>
-          <w:hyperlink w:anchor="_Toc239527420" w:history="1">
+          <w:hyperlink w:anchor="_Toc243860606" w:history="1">
             <w:r>
               <w:rPr>
                 <w:rStyle w:val="Collegamentoipertestuale"/>
@@ -2652,7 +2652,7 @@
                 <w:noProof/>
                 <w:webHidden/>
               </w:rPr>
-              <w:instrText xml:space="preserve"> PAGEREF _Toc239527420 \h </w:instrText>
+              <w:instrText xml:space="preserve"> PAGEREF _Toc243860606 \h </w:instrText>
             </w:r>
             <w:r>
               <w:rPr>
@@ -2672,7 +2672,7 @@
                 <w:noProof/>
                 <w:webHidden/>
               </w:rPr>
-              <w:t>29</w:t>
+              <w:t>31</w:t>
             </w:r>
             <w:r>
               <w:rPr>
@@ -2697,7 +2697,7 @@
               <w14:ligatures w14:val="standardContextual"/>
             </w:rPr>
           </w:pPr>
-          <w:hyperlink w:anchor="_Toc239527421" w:history="1">
+          <w:hyperlink w:anchor="_Toc243860607" w:history="1">
             <w:r>
               <w:rPr>
                 <w:rStyle w:val="Collegamentoipertestuale"/>
@@ -2748,7 +2748,7 @@
                 <w:noProof/>
                 <w:webHidden/>
               </w:rPr>
-              <w:instrText xml:space="preserve"> PAGEREF _Toc239527421 \h </w:instrText>
+              <w:instrText xml:space="preserve"> PAGEREF _Toc243860607 \h </w:instrText>
             </w:r>
             <w:r>
               <w:rPr>
@@ -2768,7 +2768,7 @@
                 <w:noProof/>
                 <w:webHidden/>
               </w:rPr>
-              <w:t>34</w:t>
+              <w:t>36</w:t>
             </w:r>
             <w:r>
               <w:rPr>
@@ -2793,7 +2793,7 @@
               <w14:ligatures w14:val="standardContextual"/>
             </w:rPr>
           </w:pPr>
-          <w:hyperlink w:anchor="_Toc239527422" w:history="1">
+          <w:hyperlink w:anchor="_Toc243860608" w:history="1">
             <w:r>
               <w:rPr>
                 <w:rStyle w:val="Collegamentoipertestuale"/>
@@ -2844,7 +2844,7 @@
                 <w:noProof/>
                 <w:webHidden/>
               </w:rPr>
-              <w:instrText xml:space="preserve"> PAGEREF _Toc239527422 \h </w:instrText>
+              <w:instrText xml:space="preserve"> PAGEREF _Toc243860608 \h </w:instrText>
             </w:r>
             <w:r>
               <w:rPr>
@@ -2864,7 +2864,7 @@
                 <w:noProof/>
                 <w:webHidden/>
               </w:rPr>
-              <w:t>35</w:t>
+              <w:t>37</w:t>
             </w:r>
             <w:r>
               <w:rPr>
@@ -2889,7 +2889,7 @@
               <w14:ligatures w14:val="standardContextual"/>
             </w:rPr>
           </w:pPr>
-          <w:hyperlink w:anchor="_Toc239527423" w:history="1">
+          <w:hyperlink w:anchor="_Toc243860609" w:history="1">
             <w:r>
               <w:rPr>
                 <w:rStyle w:val="Collegamentoipertestuale"/>
@@ -2940,7 +2940,7 @@
                 <w:noProof/>
                 <w:webHidden/>
               </w:rPr>
-              <w:instrText xml:space="preserve"> PAGEREF _Toc239527423 \h </w:instrText>
+              <w:instrText xml:space="preserve"> PAGEREF _Toc243860609 \h </w:instrText>
             </w:r>
             <w:r>
               <w:rPr>
@@ -2960,7 +2960,7 @@
                 <w:noProof/>
                 <w:webHidden/>
               </w:rPr>
-              <w:t>36</w:t>
+              <w:t>38</w:t>
             </w:r>
             <w:r>
               <w:rPr>
@@ -2985,7 +2985,7 @@
               <w14:ligatures w14:val="standardContextual"/>
             </w:rPr>
           </w:pPr>
-          <w:hyperlink w:anchor="_Toc239527424" w:history="1">
+          <w:hyperlink w:anchor="_Toc243860610" w:history="1">
             <w:r>
               <w:rPr>
                 <w:rStyle w:val="Collegamentoipertestuale"/>
@@ -3036,7 +3036,7 @@
                 <w:noProof/>
                 <w:webHidden/>
               </w:rPr>
-              <w:instrText xml:space="preserve"> PAGEREF _Toc239527424 \h </w:instrText>
+              <w:instrText xml:space="preserve"> PAGEREF _Toc243860610 \h </w:instrText>
             </w:r>
             <w:r>
               <w:rPr>
@@ -3056,7 +3056,7 @@
                 <w:noProof/>
                 <w:webHidden/>
               </w:rPr>
-              <w:t>36</w:t>
+              <w:t>38</w:t>
             </w:r>
             <w:r>
               <w:rPr>
@@ -3081,7 +3081,7 @@
               <w14:ligatures w14:val="standardContextual"/>
             </w:rPr>
           </w:pPr>
-          <w:hyperlink w:anchor="_Toc239527425" w:history="1">
+          <w:hyperlink w:anchor="_Toc243860611" w:history="1">
             <w:r>
               <w:rPr>
                 <w:rStyle w:val="Collegamentoipertestuale"/>
@@ -3132,7 +3132,7 @@
                 <w:noProof/>
                 <w:webHidden/>
               </w:rPr>
-              <w:instrText xml:space="preserve"> PAGEREF _Toc239527425 \h </w:instrText>
+              <w:instrText xml:space="preserve"> PAGEREF _Toc243860611 \h </w:instrText>
             </w:r>
             <w:r>
               <w:rPr>
@@ -3152,7 +3152,7 @@
                 <w:noProof/>
                 <w:webHidden/>
               </w:rPr>
-              <w:t>37</w:t>
+              <w:t>39</w:t>
             </w:r>
             <w:r>
               <w:rPr>
@@ -3177,7 +3177,7 @@
               <w14:ligatures w14:val="standardContextual"/>
             </w:rPr>
           </w:pPr>
-          <w:hyperlink w:anchor="_Toc239527426" w:history="1">
+          <w:hyperlink w:anchor="_Toc243860612" w:history="1">
             <w:r>
               <w:rPr>
                 <w:rStyle w:val="Collegamentoipertestuale"/>
@@ -3228,7 +3228,7 @@
                 <w:noProof/>
                 <w:webHidden/>
               </w:rPr>
-              <w:instrText xml:space="preserve"> PAGEREF _Toc239527426 \h </w:instrText>
+              <w:instrText xml:space="preserve"> PAGEREF _Toc243860612 \h </w:instrText>
             </w:r>
             <w:r>
               <w:rPr>
@@ -3248,7 +3248,7 @@
                 <w:noProof/>
                 <w:webHidden/>
               </w:rPr>
-              <w:t>37</w:t>
+              <w:t>39</w:t>
             </w:r>
             <w:r>
               <w:rPr>
@@ -3273,7 +3273,7 @@
               <w14:ligatures w14:val="standardContextual"/>
             </w:rPr>
           </w:pPr>
-          <w:hyperlink w:anchor="_Toc239527427" w:history="1">
+          <w:hyperlink w:anchor="_Toc243860613" w:history="1">
             <w:r>
               <w:rPr>
                 <w:rStyle w:val="Collegamentoipertestuale"/>
@@ -3324,7 +3324,7 @@
                 <w:noProof/>
                 <w:webHidden/>
               </w:rPr>
-              <w:instrText xml:space="preserve"> PAGEREF _Toc239527427 \h </w:instrText>
+              <w:instrText xml:space="preserve"> PAGEREF _Toc243860613 \h </w:instrText>
             </w:r>
             <w:r>
               <w:rPr>
@@ -3344,7 +3344,7 @@
                 <w:noProof/>
                 <w:webHidden/>
               </w:rPr>
-              <w:t>37</w:t>
+              <w:t>39</w:t>
             </w:r>
             <w:r>
               <w:rPr>
@@ -3369,7 +3369,7 @@
               <w14:ligatures w14:val="standardContextual"/>
             </w:rPr>
           </w:pPr>
-          <w:hyperlink w:anchor="_Toc239527428" w:history="1">
+          <w:hyperlink w:anchor="_Toc243860614" w:history="1">
             <w:r>
               <w:rPr>
                 <w:rStyle w:val="Collegamentoipertestuale"/>
@@ -3420,7 +3420,7 @@
                 <w:noProof/>
                 <w:webHidden/>
               </w:rPr>
-              <w:instrText xml:space="preserve"> PAGEREF _Toc239527428 \h </w:instrText>
+              <w:instrText xml:space="preserve"> PAGEREF _Toc243860614 \h </w:instrText>
             </w:r>
             <w:r>
               <w:rPr>
@@ -3440,7 +3440,7 @@
                 <w:noProof/>
                 <w:webHidden/>
               </w:rPr>
-              <w:t>38</w:t>
+              <w:t>40</w:t>
             </w:r>
             <w:r>
               <w:rPr>
@@ -3465,7 +3465,7 @@
               <w14:ligatures w14:val="standardContextual"/>
             </w:rPr>
           </w:pPr>
-          <w:hyperlink w:anchor="_Toc239527429" w:history="1">
+          <w:hyperlink w:anchor="_Toc243860615" w:history="1">
             <w:r>
               <w:rPr>
                 <w:rStyle w:val="Collegamentoipertestuale"/>
@@ -3516,7 +3516,7 @@
                 <w:noProof/>
                 <w:webHidden/>
               </w:rPr>
-              <w:instrText xml:space="preserve"> PAGEREF _Toc239527429 \h </w:instrText>
+              <w:instrText xml:space="preserve"> PAGEREF _Toc243860615 \h </w:instrText>
             </w:r>
             <w:r>
               <w:rPr>
@@ -3536,7 +3536,7 @@
                 <w:noProof/>
                 <w:webHidden/>
               </w:rPr>
-              <w:t>38</w:t>
+              <w:t>40</w:t>
             </w:r>
             <w:r>
               <w:rPr>
@@ -3561,7 +3561,7 @@
               <w14:ligatures w14:val="standardContextual"/>
             </w:rPr>
           </w:pPr>
-          <w:hyperlink w:anchor="_Toc239527430" w:history="1">
+          <w:hyperlink w:anchor="_Toc243860616" w:history="1">
             <w:r>
               <w:rPr>
                 <w:rStyle w:val="Collegamentoipertestuale"/>
@@ -3612,7 +3612,7 @@
                 <w:noProof/>
                 <w:webHidden/>
               </w:rPr>
-              <w:instrText xml:space="preserve"> PAGEREF _Toc239527430 \h </w:instrText>
+              <w:instrText xml:space="preserve"> PAGEREF _Toc243860616 \h </w:instrText>
             </w:r>
             <w:r>
               <w:rPr>
@@ -3632,7 +3632,7 @@
                 <w:noProof/>
                 <w:webHidden/>
               </w:rPr>
-              <w:t>39</w:t>
+              <w:t>41</w:t>
             </w:r>
             <w:r>
               <w:rPr>
@@ -3657,7 +3657,7 @@
               <w14:ligatures w14:val="standardContextual"/>
             </w:rPr>
           </w:pPr>
-          <w:hyperlink w:anchor="_Toc239527431" w:history="1">
+          <w:hyperlink w:anchor="_Toc243860617" w:history="1">
             <w:r>
               <w:rPr>
                 <w:rStyle w:val="Collegamentoipertestuale"/>
@@ -3708,7 +3708,7 @@
                 <w:noProof/>
                 <w:webHidden/>
               </w:rPr>
-              <w:instrText xml:space="preserve"> PAGEREF _Toc239527431 \h </w:instrText>
+              <w:instrText xml:space="preserve"> PAGEREF _Toc243860617 \h </w:instrText>
             </w:r>
             <w:r>
               <w:rPr>
@@ -3728,7 +3728,7 @@
                 <w:noProof/>
                 <w:webHidden/>
               </w:rPr>
-              <w:t>40</w:t>
+              <w:t>42</w:t>
             </w:r>
             <w:r>
               <w:rPr>
@@ -3753,7 +3753,7 @@
               <w14:ligatures w14:val="standardContextual"/>
             </w:rPr>
           </w:pPr>
-          <w:hyperlink w:anchor="_Toc239527432" w:history="1">
+          <w:hyperlink w:anchor="_Toc243860618" w:history="1">
             <w:r>
               <w:rPr>
                 <w:rStyle w:val="Collegamentoipertestuale"/>
@@ -3804,7 +3804,7 @@
                 <w:noProof/>
                 <w:webHidden/>
               </w:rPr>
-              <w:instrText xml:space="preserve"> PAGEREF _Toc239527432 \h </w:instrText>
+              <w:instrText xml:space="preserve"> PAGEREF _Toc243860618 \h </w:instrText>
             </w:r>
             <w:r>
               <w:rPr>
@@ -3824,7 +3824,7 @@
                 <w:noProof/>
                 <w:webHidden/>
               </w:rPr>
-              <w:t>40</w:t>
+              <w:t>42</w:t>
             </w:r>
             <w:r>
               <w:rPr>
@@ -3849,7 +3849,7 @@
               <w14:ligatures w14:val="standardContextual"/>
             </w:rPr>
           </w:pPr>
-          <w:hyperlink w:anchor="_Toc239527433" w:history="1">
+          <w:hyperlink w:anchor="_Toc243860619" w:history="1">
             <w:r>
               <w:rPr>
                 <w:rStyle w:val="Collegamentoipertestuale"/>
@@ -3900,7 +3900,7 @@
                 <w:noProof/>
                 <w:webHidden/>
               </w:rPr>
-              <w:instrText xml:space="preserve"> PAGEREF _Toc239527433 \h </w:instrText>
+              <w:instrText xml:space="preserve"> PAGEREF _Toc243860619 \h </w:instrText>
             </w:r>
             <w:r>
               <w:rPr>
@@ -3920,7 +3920,7 @@
                 <w:noProof/>
                 <w:webHidden/>
               </w:rPr>
-              <w:t>40</w:t>
+              <w:t>43</w:t>
             </w:r>
             <w:r>
               <w:rPr>
@@ -3945,7 +3945,7 @@
               <w14:ligatures w14:val="standardContextual"/>
             </w:rPr>
           </w:pPr>
-          <w:hyperlink w:anchor="_Toc239527434" w:history="1">
+          <w:hyperlink w:anchor="_Toc243860620" w:history="1">
             <w:r>
               <w:rPr>
                 <w:rStyle w:val="Collegamentoipertestuale"/>
@@ -3996,7 +3996,7 @@
                 <w:noProof/>
                 <w:webHidden/>
               </w:rPr>
-              <w:instrText xml:space="preserve"> PAGEREF _Toc239527434 \h </w:instrText>
+              <w:instrText xml:space="preserve"> PAGEREF _Toc243860620 \h </w:instrText>
             </w:r>
             <w:r>
               <w:rPr>
@@ -4016,7 +4016,7 @@
                 <w:noProof/>
                 <w:webHidden/>
               </w:rPr>
-              <w:t>41</w:t>
+              <w:t>44</w:t>
             </w:r>
             <w:r>
               <w:rPr>
@@ -4041,7 +4041,7 @@
               <w14:ligatures w14:val="standardContextual"/>
             </w:rPr>
           </w:pPr>
-          <w:hyperlink w:anchor="_Toc239527435" w:history="1">
+          <w:hyperlink w:anchor="_Toc243860621" w:history="1">
             <w:r>
               <w:rPr>
                 <w:rStyle w:val="Collegamentoipertestuale"/>
@@ -4092,7 +4092,7 @@
                 <w:noProof/>
                 <w:webHidden/>
               </w:rPr>
-              <w:instrText xml:space="preserve"> PAGEREF _Toc239527435 \h </w:instrText>
+              <w:instrText xml:space="preserve"> PAGEREF _Toc243860621 \h </w:instrText>
             </w:r>
             <w:r>
               <w:rPr>
@@ -4112,7 +4112,7 @@
                 <w:noProof/>
                 <w:webHidden/>
               </w:rPr>
-              <w:t>41</w:t>
+              <w:t>44</w:t>
             </w:r>
             <w:r>
               <w:rPr>
@@ -4137,7 +4137,7 @@
               <w14:ligatures w14:val="standardContextual"/>
             </w:rPr>
           </w:pPr>
-          <w:hyperlink w:anchor="_Toc239527436" w:history="1">
+          <w:hyperlink w:anchor="_Toc243860622" w:history="1">
             <w:r>
               <w:rPr>
                 <w:rStyle w:val="Collegamentoipertestuale"/>
@@ -4188,7 +4188,7 @@
                 <w:noProof/>
                 <w:webHidden/>
               </w:rPr>
-              <w:instrText xml:space="preserve"> PAGEREF _Toc239527436 \h </w:instrText>
+              <w:instrText xml:space="preserve"> PAGEREF _Toc243860622 \h </w:instrText>
             </w:r>
             <w:r>
               <w:rPr>
@@ -4208,7 +4208,7 @@
                 <w:noProof/>
                 <w:webHidden/>
               </w:rPr>
-              <w:t>42</w:t>
+              <w:t>45</w:t>
             </w:r>
             <w:r>
               <w:rPr>
@@ -4233,7 +4233,7 @@
               <w14:ligatures w14:val="standardContextual"/>
             </w:rPr>
           </w:pPr>
-          <w:hyperlink w:anchor="_Toc239527437" w:history="1">
+          <w:hyperlink w:anchor="_Toc243860623" w:history="1">
             <w:r>
               <w:rPr>
                 <w:rStyle w:val="Collegamentoipertestuale"/>
@@ -4284,7 +4284,7 @@
                 <w:noProof/>
                 <w:webHidden/>
               </w:rPr>
-              <w:instrText xml:space="preserve"> PAGEREF _Toc239527437 \h </w:instrText>
+              <w:instrText xml:space="preserve"> PAGEREF _Toc243860623 \h </w:instrText>
             </w:r>
             <w:r>
               <w:rPr>
@@ -4304,7 +4304,7 @@
                 <w:noProof/>
                 <w:webHidden/>
               </w:rPr>
-              <w:t>42</w:t>
+              <w:t>45</w:t>
             </w:r>
             <w:r>
               <w:rPr>
@@ -4329,7 +4329,7 @@
               <w14:ligatures w14:val="standardContextual"/>
             </w:rPr>
           </w:pPr>
-          <w:hyperlink w:anchor="_Toc239527438" w:history="1">
+          <w:hyperlink w:anchor="_Toc243860624" w:history="1">
             <w:r>
               <w:rPr>
                 <w:rStyle w:val="Collegamentoipertestuale"/>
@@ -4380,7 +4380,7 @@
                 <w:noProof/>
                 <w:webHidden/>
               </w:rPr>
-              <w:instrText xml:space="preserve"> PAGEREF _Toc239527438 \h </w:instrText>
+              <w:instrText xml:space="preserve"> PAGEREF _Toc243860624 \h </w:instrText>
             </w:r>
             <w:r>
               <w:rPr>
@@ -4400,7 +4400,7 @@
                 <w:noProof/>
                 <w:webHidden/>
               </w:rPr>
-              <w:t>42</w:t>
+              <w:t>45</w:t>
             </w:r>
             <w:r>
               <w:rPr>
@@ -4425,7 +4425,7 @@
               <w14:ligatures w14:val="standardContextual"/>
             </w:rPr>
           </w:pPr>
-          <w:hyperlink w:anchor="_Toc239527439" w:history="1">
+          <w:hyperlink w:anchor="_Toc243860625" w:history="1">
             <w:r>
               <w:rPr>
                 <w:rStyle w:val="Collegamentoipertestuale"/>
@@ -4476,7 +4476,7 @@
                 <w:noProof/>
                 <w:webHidden/>
               </w:rPr>
-              <w:instrText xml:space="preserve"> PAGEREF _Toc239527439 \h </w:instrText>
+              <w:instrText xml:space="preserve"> PAGEREF _Toc243860625 \h </w:instrText>
             </w:r>
             <w:r>
               <w:rPr>
@@ -4496,7 +4496,7 @@
                 <w:noProof/>
                 <w:webHidden/>
               </w:rPr>
-              <w:t>43</w:t>
+              <w:t>45</w:t>
             </w:r>
             <w:r>
               <w:rPr>
@@ -4521,7 +4521,7 @@
               <w14:ligatures w14:val="standardContextual"/>
             </w:rPr>
           </w:pPr>
-          <w:hyperlink w:anchor="_Toc239527440" w:history="1">
+          <w:hyperlink w:anchor="_Toc243860626" w:history="1">
             <w:r>
               <w:rPr>
                 <w:rStyle w:val="Collegamentoipertestuale"/>
@@ -4572,7 +4572,7 @@
                 <w:noProof/>
                 <w:webHidden/>
               </w:rPr>
-              <w:instrText xml:space="preserve"> PAGEREF _Toc239527440 \h </w:instrText>
+              <w:instrText xml:space="preserve"> PAGEREF _Toc243860626 \h </w:instrText>
             </w:r>
             <w:r>
               <w:rPr>
@@ -4592,7 +4592,7 @@
                 <w:noProof/>
                 <w:webHidden/>
               </w:rPr>
-              <w:t>43</w:t>
+              <w:t>46</w:t>
             </w:r>
             <w:r>
               <w:rPr>
@@ -4617,7 +4617,7 @@
               <w14:ligatures w14:val="standardContextual"/>
             </w:rPr>
           </w:pPr>
-          <w:hyperlink w:anchor="_Toc239527441" w:history="1">
+          <w:hyperlink w:anchor="_Toc243860627" w:history="1">
             <w:r>
               <w:rPr>
                 <w:rStyle w:val="Collegamentoipertestuale"/>
@@ -4668,7 +4668,7 @@
                 <w:noProof/>
                 <w:webHidden/>
               </w:rPr>
-              <w:instrText xml:space="preserve"> PAGEREF _Toc239527441 \h </w:instrText>
+              <w:instrText xml:space="preserve"> PAGEREF _Toc243860627 \h </w:instrText>
             </w:r>
             <w:r>
               <w:rPr>
@@ -4688,7 +4688,7 @@
                 <w:noProof/>
                 <w:webHidden/>
               </w:rPr>
-              <w:t>44</w:t>
+              <w:t>46</w:t>
             </w:r>
             <w:r>
               <w:rPr>
@@ -4713,7 +4713,7 @@
               <w14:ligatures w14:val="standardContextual"/>
             </w:rPr>
           </w:pPr>
-          <w:hyperlink w:anchor="_Toc239527442" w:history="1">
+          <w:hyperlink w:anchor="_Toc243860628" w:history="1">
             <w:r>
               <w:rPr>
                 <w:rStyle w:val="Collegamentoipertestuale"/>
@@ -4764,7 +4764,7 @@
                 <w:noProof/>
                 <w:webHidden/>
               </w:rPr>
-              <w:instrText xml:space="preserve"> PAGEREF _Toc239527442 \h </w:instrText>
+              <w:instrText xml:space="preserve"> PAGEREF _Toc243860628 \h </w:instrText>
             </w:r>
             <w:r>
               <w:rPr>
@@ -4784,7 +4784,7 @@
                 <w:noProof/>
                 <w:webHidden/>
               </w:rPr>
-              <w:t>44</w:t>
+              <w:t>47</w:t>
             </w:r>
             <w:r>
               <w:rPr>
@@ -4809,7 +4809,7 @@
               <w14:ligatures w14:val="standardContextual"/>
             </w:rPr>
           </w:pPr>
-          <w:hyperlink w:anchor="_Toc239527443" w:history="1">
+          <w:hyperlink w:anchor="_Toc243860629" w:history="1">
             <w:r>
               <w:rPr>
                 <w:rStyle w:val="Collegamentoipertestuale"/>
@@ -4860,7 +4860,7 @@
                 <w:noProof/>
                 <w:webHidden/>
               </w:rPr>
-              <w:instrText xml:space="preserve"> PAGEREF _Toc239527443 \h </w:instrText>
+              <w:instrText xml:space="preserve"> PAGEREF _Toc243860629 \h </w:instrText>
             </w:r>
             <w:r>
               <w:rPr>
@@ -4880,7 +4880,7 @@
                 <w:noProof/>
                 <w:webHidden/>
               </w:rPr>
-              <w:t>45</w:t>
+              <w:t>47</w:t>
             </w:r>
             <w:r>
               <w:rPr>
@@ -4905,7 +4905,7 @@
               <w14:ligatures w14:val="standardContextual"/>
             </w:rPr>
           </w:pPr>
-          <w:hyperlink w:anchor="_Toc239527444" w:history="1">
+          <w:hyperlink w:anchor="_Toc243860630" w:history="1">
             <w:r>
               <w:rPr>
                 <w:rStyle w:val="Collegamentoipertestuale"/>
@@ -4935,7 +4935,7 @@
                 <w:noProof/>
                 <w:lang w:val="ru-RU"/>
               </w:rPr>
-              <w:t>QV EXHAUST FLAP</w:t>
+              <w:t>EXHAUST FLAP</w:t>
             </w:r>
             <w:r>
               <w:rPr>
@@ -4956,7 +4956,7 @@
                 <w:noProof/>
                 <w:webHidden/>
               </w:rPr>
-              <w:instrText xml:space="preserve"> PAGEREF _Toc239527444 \h </w:instrText>
+              <w:instrText xml:space="preserve"> PAGEREF _Toc243860630 \h </w:instrText>
             </w:r>
             <w:r>
               <w:rPr>
@@ -4976,7 +4976,7 @@
                 <w:noProof/>
                 <w:webHidden/>
               </w:rPr>
-              <w:t>45</w:t>
+              <w:t>48</w:t>
             </w:r>
             <w:r>
               <w:rPr>
@@ -5001,7 +5001,7 @@
               <w14:ligatures w14:val="standardContextual"/>
             </w:rPr>
           </w:pPr>
-          <w:hyperlink w:anchor="_Toc239527445" w:history="1">
+          <w:hyperlink w:anchor="_Toc243860631" w:history="1">
             <w:r>
               <w:rPr>
                 <w:rStyle w:val="Collegamentoipertestuale"/>
@@ -5093,7 +5093,7 @@
                 <w:noProof/>
                 <w:webHidden/>
               </w:rPr>
-              <w:instrText xml:space="preserve"> PAGEREF _Toc239527445 \h </w:instrText>
+              <w:instrText xml:space="preserve"> PAGEREF _Toc243860631 \h </w:instrText>
             </w:r>
             <w:r>
               <w:rPr>
@@ -5113,7 +5113,7 @@
                 <w:noProof/>
                 <w:webHidden/>
               </w:rPr>
-              <w:t>45</w:t>
+              <w:t>48</w:t>
             </w:r>
             <w:r>
               <w:rPr>
@@ -5138,7 +5138,7 @@
               <w14:ligatures w14:val="standardContextual"/>
             </w:rPr>
           </w:pPr>
-          <w:hyperlink w:anchor="_Toc239527446" w:history="1">
+          <w:hyperlink w:anchor="_Toc243860632" w:history="1">
             <w:r>
               <w:rPr>
                 <w:rStyle w:val="Collegamentoipertestuale"/>
@@ -5199,7 +5199,7 @@
                 <w:noProof/>
                 <w:webHidden/>
               </w:rPr>
-              <w:instrText xml:space="preserve"> PAGEREF _Toc239527446 \h </w:instrText>
+              <w:instrText xml:space="preserve"> PAGEREF _Toc243860632 \h </w:instrText>
             </w:r>
             <w:r>
               <w:rPr>
@@ -5219,7 +5219,7 @@
                 <w:noProof/>
                 <w:webHidden/>
               </w:rPr>
-              <w:t>45</w:t>
+              <w:t>49</w:t>
             </w:r>
             <w:r>
               <w:rPr>
@@ -5244,7 +5244,7 @@
               <w14:ligatures w14:val="standardContextual"/>
             </w:rPr>
           </w:pPr>
-          <w:hyperlink w:anchor="_Toc239527447" w:history="1">
+          <w:hyperlink w:anchor="_Toc243860633" w:history="1">
             <w:r>
               <w:rPr>
                 <w:rStyle w:val="Collegamentoipertestuale"/>
@@ -5293,7 +5293,7 @@
                 <w:noProof/>
                 <w:webHidden/>
               </w:rPr>
-              <w:instrText xml:space="preserve"> PAGEREF _Toc239527447 \h </w:instrText>
+              <w:instrText xml:space="preserve"> PAGEREF _Toc243860633 \h </w:instrText>
             </w:r>
             <w:r>
               <w:rPr>
@@ -5313,7 +5313,101 @@
                 <w:noProof/>
                 <w:webHidden/>
               </w:rPr>
-              <w:t>46</w:t>
+              <w:t>50</w:t>
+            </w:r>
+            <w:r>
+              <w:rPr>
+                <w:noProof/>
+                <w:webHidden/>
+              </w:rPr>
+              <w:fldChar w:fldCharType="end"/>
+            </w:r>
+          </w:hyperlink>
+        </w:p>
+        <w:p>
+          <w:pPr>
+            <w:pStyle w:val="Sommario2"/>
+            <w:tabs>
+              <w:tab w:val="left" w:pos="880"/>
+              <w:tab w:val="right" w:leader="dot" w:pos="9344"/>
+            </w:tabs>
+            <w:rPr>
+              <w:noProof/>
+              <w:kern w:val="2"/>
+              <w:lang w:val="it-IT" w:eastAsia="it-IT"/>
+              <w14:ligatures w14:val="standardContextual"/>
+            </w:rPr>
+          </w:pPr>
+          <w:hyperlink w:anchor="_Toc243860634" w:history="1">
+            <w:r>
+              <w:rPr>
+                <w:rStyle w:val="Collegamentoipertestuale"/>
+                <w:rFonts w:cstheme="minorHAnsi"/>
+                <w:b/>
+                <w:bCs/>
+                <w:noProof/>
+              </w:rPr>
+              <w:t>2.34</w:t>
+            </w:r>
+            <w:r>
+              <w:rPr>
+                <w:noProof/>
+                <w:kern w:val="2"/>
+                <w:lang w:val="it-IT" w:eastAsia="it-IT"/>
+                <w14:ligatures w14:val="standardContextual"/>
+              </w:rPr>
+              <w:tab/>
+            </w:r>
+            <w:r>
+              <w:rPr>
+                <w:rStyle w:val="Collegamentoipertestuale"/>
+                <w:rFonts w:cstheme="minorHAnsi"/>
+                <w:b/>
+                <w:bCs/>
+                <w:noProof/>
+              </w:rPr>
+              <w:t>DNA MEMORY</w:t>
+            </w:r>
+            <w:r>
+              <w:rPr>
+                <w:noProof/>
+                <w:webHidden/>
+              </w:rPr>
+              <w:tab/>
+            </w:r>
+            <w:r>
+              <w:rPr>
+                <w:noProof/>
+                <w:webHidden/>
+              </w:rPr>
+              <w:fldChar w:fldCharType="begin"/>
+            </w:r>
+            <w:r>
+              <w:rPr>
+                <w:noProof/>
+                <w:webHidden/>
+              </w:rPr>
+              <w:instrText xml:space="preserve"> PAGEREF _Toc243860634 \h </w:instrText>
+            </w:r>
+            <w:r>
+              <w:rPr>
+                <w:noProof/>
+                <w:webHidden/>
+              </w:rPr>
+            </w:r>
+            <w:r>
+              <w:rPr>
+                <w:noProof/>
+                <w:webHidden/>
+              </w:rPr>
+              <w:fldChar w:fldCharType="separate"/>
+            </w:r>
+            <w:r>
+              <w:rPr>
+                <w:noProof/>
+                <w:webHidden/>
+              </w:rPr>
+              <w:t>50</w:t>
             </w:r>
             <w:r>
               <w:rPr>
@@ -5384,7 +5478,7 @@
           <w:color w:val="auto"/>
         </w:rPr>
       </w:pPr>
-      <w:bookmarkStart w:id="0" w:name="_Toc239527396"/>
+      <w:bookmarkStart w:id="0" w:name="_Toc243860582"/>
       <w:r>
         <w:rPr>
           <w:rStyle w:val="Enfasigrassetto"/>
@@ -5406,7 +5500,7 @@
           <w:color w:val="auto"/>
         </w:rPr>
       </w:pPr>
-      <w:bookmarkStart w:id="1" w:name="_Toc239527397"/>
+      <w:bookmarkStart w:id="1" w:name="_Toc243860583"/>
       <w:r>
         <w:rPr>
           <w:rStyle w:val="Enfasigrassetto"/>
@@ -5446,7 +5540,7 @@
           <w:noProof/>
         </w:rPr>
         <w:drawing>
-          <wp:inline distT="0" distB="0" distL="0" distR="0" wp14:anchorId="609577F7" wp14:editId="2DD27B37">
+          <wp:inline distT="0" distB="0" distL="0" distR="0" wp14:anchorId="5D23C10D" wp14:editId="04944998">
             <wp:extent cx="2583211" cy="2313745"/>
             <wp:effectExtent l="0" t="0" r="7620" b="0"/>
             <wp:docPr id="781633535" name="Immagine 39"/>
@@ -5502,7 +5596,7 @@
           <w:noProof/>
         </w:rPr>
         <w:drawing>
-          <wp:inline distT="0" distB="0" distL="0" distR="0" wp14:anchorId="61281DE3" wp14:editId="5A5C9BD1">
+          <wp:inline distT="0" distB="0" distL="0" distR="0" wp14:anchorId="272EECED" wp14:editId="38B4A114">
             <wp:extent cx="2411730" cy="2314135"/>
             <wp:effectExtent l="0" t="0" r="7620" b="0"/>
             <wp:docPr id="1618152605" name="Immagine 38"/>
@@ -5619,7 +5713,7 @@
           <w:lang w:val="ru-RU"/>
         </w:rPr>
       </w:pPr>
-      <w:bookmarkStart w:id="2" w:name="_Toc239527398"/>
+      <w:bookmarkStart w:id="2" w:name="_Toc243860584"/>
       <w:r>
         <w:rPr>
           <w:rStyle w:val="Enfasigrassetto"/>
@@ -5679,7 +5773,7 @@
           <w:noProof/>
         </w:rPr>
         <w:drawing>
-          <wp:inline distT="0" distB="0" distL="0" distR="0" wp14:anchorId="2F3D1A4A" wp14:editId="4EE0BE5A">
+          <wp:inline distT="0" distB="0" distL="0" distR="0" wp14:anchorId="23569860" wp14:editId="4C204EBA">
             <wp:extent cx="5939790" cy="5939790"/>
             <wp:effectExtent l="0" t="0" r="3810" b="3810"/>
             <wp:docPr id="945825761" name="Immagine 3"/>
@@ -5790,7 +5884,7 @@
           <w:lang w:val="ru-RU"/>
         </w:rPr>
       </w:pPr>
-      <w:bookmarkStart w:id="3" w:name="_Toc239527399"/>
+      <w:bookmarkStart w:id="3" w:name="_Toc243860585"/>
       <w:r>
         <w:rPr>
           <w:rStyle w:val="Enfasigrassetto"/>
@@ -5863,7 +5957,7 @@
         <mc:AlternateContent>
           <mc:Choice Requires="wps">
             <w:drawing>
-              <wp:anchor distT="0" distB="0" distL="114300" distR="114300" simplePos="0" relativeHeight="251658240" behindDoc="0" locked="0" layoutInCell="1" allowOverlap="1" wp14:anchorId="7A31EA5F" wp14:editId="521A93A7">
+              <wp:anchor distT="0" distB="0" distL="114300" distR="114300" simplePos="0" relativeHeight="251658240" behindDoc="0" locked="0" layoutInCell="1" allowOverlap="1" wp14:anchorId="0E7903B9" wp14:editId="539094FE">
                 <wp:simplePos x="0" y="0"/>
                 <wp:positionH relativeFrom="column">
                   <wp:posOffset>4540152</wp:posOffset>
@@ -5944,7 +6038,7 @@
           </mc:Choice>
           <mc:Fallback>
             <w:pict>
-              <v:shapetype w14:anchorId="7A31EA5F" id="_x0000_t61" coordsize="21600,21600" o:spt="61" adj="1350,25920" path="m,l0@8@12@24,0@9,,21600@6,21600@15@27@7,21600,21600,21600,21600@9@18@30,21600@8,21600,0@7,0@21@33@6,xe">
+              <v:shapetype w14:anchorId="0E7903B9" id="_x0000_t61" coordsize="21600,21600" o:spt="61" adj="1350,25920" path="m,l0@8@12@24,0@9,,21600@6,21600@15@27@7,21600,21600,21600,21600@9@18@30,21600@8,21600,0@7,0@21@33@6,xe">
                 <v:stroke joinstyle="miter"/>
                 <v:formulas>
                   <v:f eqn="sum 10800 0 #0"/>
@@ -6018,7 +6112,7 @@
           <w:noProof/>
         </w:rPr>
         <w:drawing>
-          <wp:inline distT="0" distB="0" distL="0" distR="0" wp14:anchorId="22162EBD" wp14:editId="485AB19C">
+          <wp:inline distT="0" distB="0" distL="0" distR="0" wp14:anchorId="6CB0A45F" wp14:editId="24ADC03D">
             <wp:extent cx="2700997" cy="2488565"/>
             <wp:effectExtent l="0" t="0" r="4445" b="6985"/>
             <wp:docPr id="133927039" name="Immagine 37"/>
@@ -6139,7 +6233,7 @@
         <mc:AlternateContent>
           <mc:Choice Requires="wps">
             <w:drawing>
-              <wp:inline distT="0" distB="0" distL="0" distR="0" wp14:anchorId="7F8E3573" wp14:editId="278748DE">
+              <wp:inline distT="0" distB="0" distL="0" distR="0" wp14:anchorId="15F9E4DC" wp14:editId="2ECD8FCF">
                 <wp:extent cx="5704450" cy="2644726"/>
                 <wp:effectExtent l="0" t="0" r="10795" b="22860"/>
                 <wp:docPr id="1636936888" name="Rettangolo 42"/>
@@ -6237,7 +6331,7 @@
           </mc:Choice>
           <mc:Fallback>
             <w:pict>
-              <v:rect w14:anchorId="7F8E3573" id="Rettangolo 42" o:spid="_x0000_s1027" style="width:449.15pt;height:208.25pt;visibility:visible;mso-wrap-style:square;mso-left-percent:-10001;mso-top-percent:-10001;mso-position-horizontal:absolute;mso-position-horizontal-relative:char;mso-position-vertical:absolute;mso-position-vertical-relative:line;mso-left-percent:-10001;mso-top-percent:-10001;v-text-anchor:middle" o:gfxdata="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" fillcolor="#4472c4 [3204]" strokecolor="#09101d [484]" strokeweight="1pt">
+              <v:rect w14:anchorId="15F9E4DC" id="Rettangolo 42" o:spid="_x0000_s1027" style="width:449.15pt;height:208.25pt;visibility:visible;mso-wrap-style:square;mso-left-percent:-10001;mso-top-percent:-10001;mso-position-horizontal:absolute;mso-position-horizontal-relative:char;mso-position-vertical:absolute;mso-position-vertical-relative:line;mso-left-percent:-10001;mso-top-percent:-10001;v-text-anchor:middle" o:gfxdata="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" fillcolor="#4472c4 [3204]" strokecolor="#09101d [484]" strokeweight="1pt">
                 <v:textbox>
                   <w:txbxContent>
                     <w:p>
@@ -6322,7 +6416,7 @@
           <w:lang w:val="ru-RU"/>
         </w:rPr>
       </w:pPr>
-      <w:bookmarkStart w:id="4" w:name="_Toc239527400"/>
+      <w:bookmarkStart w:id="4" w:name="_Toc243860586"/>
       <w:r>
         <w:rPr>
           <w:rStyle w:val="Enfasigrassetto"/>
@@ -6362,7 +6456,7 @@
         <w:rPr>
           <w:lang w:val="ru-RU"/>
         </w:rPr>
-        <w:t>Помимо кабеля, в комплект входят IDC (также называемые «вампирами»). Это быстрые разъёмы для отвода нужного сигнала без разрыва провода жгута автомобиля. Двойные быстрые разъёмы предназначены для контактов H и L, а одинарные — для питания.</w:t>
+        <w:t>Помимо кабеля, в комплект входят IDC (также называемые «вампирами»). Это быстрые разъёмы для отвода нужного сигнала без разрыва провода жгута автомобиля. Двойные быстрые разъёмы предназначены для контактов H и L, а одинарные (красные) обжимают только один провод и могут использоваться для питания или для одного контакта (H или L).</w:t>
       </w:r>
     </w:p>
     <w:p>
@@ -6382,7 +6476,7 @@
         <w:rPr>
           <w:lang w:val="ru-RU"/>
         </w:rPr>
-        <w:t>Быстрый разъём способен обжимать провода широкого диапазона сечений, однако эта универсальность делает «двойной» разъём более сложным в использовании. Чтобы закрепить провода «одинарного» разъёма на шине CAN, достаточно сильно сжать его плоскогубцами, а затем закрыть защитный язычок. Если были предоставлены «двойные» быстрые разъёмы, с помощью небольшой плоской отвёртки вдавите провод внутрь гильотины так, чтобы он полностью в неё вошёл, и только затем закрывайте откидную крышку. Если эта предварительная операция выполнена правильно, при сильном закрытии дверцы «двойного» разъёма она должна зацепиться за фиксирующие защёлки и оказаться идеально прижатой, без зазоров между прозрачной дверцей и чёрным основанием. «Одинарный» разъём красного цвета, напротив, можно обжать плоскогубцами и обычно не требует предварительных операций. По завершении обжима всегда проверяйте надёжность соединения.</w:t>
+        <w:t>Быстрый разъём способен обжимать провода широкого диапазона сечений, однако эта универсальность делает «двойной» разъём более сложным в использовании. Чтобы закрепить провод с помощью «одинарного» разъёма (например, на CAN H или CAN L), достаточно сильно сжать его плоскогубцами, а затем закрыть защитный язычок. Если были предоставлены «двойные» быстрые разъёмы, с помощью небольшой плоской отвёртки вдавите провод внутрь гильотины так, чтобы он полностью в неё вошёл, и только затем закрывайте откидную крышку. Если эта предварительная операция выполнена правильно, при сильном закрытии дверцы «двойного» разъёма она должна зацепиться за фиксирующие защёлки и оказаться идеально прижатой, без зазоров между прозрачной дверцей и чёрным основанием. «Одинарный» разъём красного цвета, напротив, можно обжать плоскогубцами, и он обычно не требует предварительных операций. По завершении обжима всегда проверяйте надёжность соединения.</w:t>
       </w:r>
     </w:p>
     <w:p>
@@ -6409,8 +6503,9 @@
         <w:rPr>
           <w:noProof/>
         </w:rPr>
+        <w:lastRenderedPageBreak/>
         <w:drawing>
-          <wp:anchor distT="0" distB="0" distL="114300" distR="114300" simplePos="0" relativeHeight="251659264" behindDoc="0" locked="0" layoutInCell="1" allowOverlap="1" wp14:anchorId="6B70AAF3" wp14:editId="609F4927">
+          <wp:anchor distT="0" distB="0" distL="114300" distR="114300" simplePos="0" relativeHeight="251659264" behindDoc="0" locked="0" layoutInCell="1" allowOverlap="1" wp14:anchorId="1F12C168" wp14:editId="2D927804">
             <wp:simplePos x="0" y="0"/>
             <wp:positionH relativeFrom="column">
               <wp:posOffset>843373</wp:posOffset>
@@ -6498,7 +6593,7 @@
         </w:rPr>
       </w:pPr>
       <w:bookmarkStart w:id="5" w:name="_Hlk196905581"/>
-      <w:bookmarkStart w:id="6" w:name="_Toc239527401"/>
+      <w:bookmarkStart w:id="6" w:name="_Toc243860587"/>
       <w:r>
         <w:rPr>
           <w:rStyle w:val="Enfasigrassetto"/>
@@ -6626,7 +6721,7 @@
         <w:rPr>
           <w:lang w:val="ru-RU"/>
         </w:rPr>
-        <w:t>Убедитесь, что внутренний синий светодиод мигает дважды при запуске, что указывает на корректную активацию функции Immobilizer, включённой по умолчанию (без точного совмещения взгляда со светодиодом увидеть это непросто, поэтому для проверки может потребоваться несколько включений зажигания)</w:t>
+        <w:t>Убедитесь, что внутренний синий светодиод мигает дважды при запуске, что указывает на корректную активацию функции Immobilizer, включённой по умолчанию (без точного совмещения взгляда со светодиодом увидеть это непросто, поэтому для проверки может потребоваться несколько включений зажигания).</w:t>
       </w:r>
     </w:p>
     <w:p>
@@ -6659,7 +6754,7 @@
           <w:lang w:val="ru-RU"/>
         </w:rPr>
       </w:pPr>
-      <w:bookmarkStart w:id="7" w:name="_Toc239527402"/>
+      <w:bookmarkStart w:id="7" w:name="_Toc243860588"/>
       <w:r>
         <w:rPr>
           <w:rStyle w:val="Enfasigrassetto"/>
@@ -6692,7 +6787,7 @@
         <w:rPr>
           <w:lang w:val="ru-RU"/>
         </w:rPr>
-        <w:t>При первом использовании необходимо определить функции, которые вы хотите использовать на своём автомобиле, войдя в меню SETUP</w:t>
+        <w:t>При первом использовании необходимо определить функции, которые вы хотите использовать на своём автомобиле, войдя в меню SETUP.</w:t>
       </w:r>
     </w:p>
     <w:p>
@@ -6736,7 +6831,7 @@
           <w:lang w:val="ru-RU"/>
         </w:rPr>
       </w:pPr>
-      <w:bookmarkStart w:id="8" w:name="_Toc239527403"/>
+      <w:bookmarkStart w:id="8" w:name="_Toc243860589"/>
       <w:r>
         <w:rPr>
           <w:rStyle w:val="Enfasigrassetto"/>
@@ -6875,7 +6970,7 @@
           <w:noProof/>
         </w:rPr>
         <w:drawing>
-          <wp:inline distT="0" distB="0" distL="0" distR="0" wp14:anchorId="0D6E6364" wp14:editId="5EE7B9C2">
+          <wp:inline distT="0" distB="0" distL="0" distR="0" wp14:anchorId="671304FF" wp14:editId="5FB398C8">
             <wp:extent cx="2618509" cy="1392382"/>
             <wp:effectExtent l="0" t="0" r="0" b="0"/>
             <wp:docPr id="867148006" name="Immagine 9" descr="Immagine che contiene testo&#10;&#10;Descrizione generata automaticamente"/>
@@ -6937,7 +7032,7 @@
           <w:noProof/>
         </w:rPr>
         <w:drawing>
-          <wp:inline distT="0" distB="0" distL="0" distR="0" wp14:anchorId="7ACE3DC9" wp14:editId="552540F4">
+          <wp:inline distT="0" distB="0" distL="0" distR="0" wp14:anchorId="07F90AF3" wp14:editId="7825BB08">
             <wp:extent cx="1475740" cy="1323340"/>
             <wp:effectExtent l="0" t="0" r="0" b="0"/>
             <wp:docPr id="55067346" name="Immagine 10" descr="Immagine che contiene testo, schermata, Rettangolo, linea&#10;&#10;Descrizione generata automaticamente"/>
@@ -7012,7 +7107,7 @@
           <w:lang w:val="ru-RU"/>
         </w:rPr>
       </w:pPr>
-      <w:bookmarkStart w:id="9" w:name="_Toc239527404"/>
+      <w:bookmarkStart w:id="9" w:name="_Toc243860590"/>
       <w:r>
         <w:rPr>
           <w:rStyle w:val="Enfasigrassetto"/>
@@ -7071,7 +7166,7 @@
           <w:lang w:val="ru-RU"/>
         </w:rPr>
       </w:pPr>
-      <w:bookmarkStart w:id="10" w:name="_Toc239527405"/>
+      <w:bookmarkStart w:id="10" w:name="_Toc243860591"/>
       <w:r>
         <w:rPr>
           <w:rStyle w:val="Enfasigrassetto"/>
@@ -7136,7 +7231,7 @@
           <w:noProof/>
         </w:rPr>
         <w:drawing>
-          <wp:inline distT="0" distB="0" distL="0" distR="0" wp14:anchorId="6B961B86" wp14:editId="2659C17B">
+          <wp:inline distT="0" distB="0" distL="0" distR="0" wp14:anchorId="5A8508EE" wp14:editId="3CB4895F">
             <wp:extent cx="4065295" cy="4417822"/>
             <wp:effectExtent l="0" t="0" r="0" b="1905"/>
             <wp:docPr id="1904345776" name="Immagine 4" descr="Immagine che contiene giocattolo, plastica&#10;&#10;Descrizione generata automaticamente"/>
@@ -7192,7 +7287,7 @@
           <w:noProof/>
         </w:rPr>
         <w:drawing>
-          <wp:inline distT="0" distB="0" distL="0" distR="0" wp14:anchorId="40789BCD" wp14:editId="692428E0">
+          <wp:inline distT="0" distB="0" distL="0" distR="0" wp14:anchorId="7506E577" wp14:editId="249DEBE9">
             <wp:extent cx="6663350" cy="2955552"/>
             <wp:effectExtent l="0" t="0" r="4445" b="0"/>
             <wp:docPr id="1310308793" name="Immagine 6" descr="Immagine che contiene testo, schermata, diagramma, Piano&#10;&#10;Descrizione generata automaticamente"/>
@@ -7277,7 +7372,7 @@
           <w:lang w:val="ru-RU"/>
         </w:rPr>
         <w:drawing>
-          <wp:inline distT="0" distB="0" distL="0" distR="0" wp14:anchorId="5D18AD01" wp14:editId="03A15C4F">
+          <wp:inline distT="0" distB="0" distL="0" distR="0" wp14:anchorId="59700FDA" wp14:editId="3B1CFF9A">
             <wp:extent cx="6753828" cy="4010349"/>
             <wp:effectExtent l="0" t="0" r="9525" b="0"/>
             <wp:docPr id="1093252236" name="Immagine 1" descr="Immagine che contiene Attrezzature mediche, plastica&#10;&#10;Descrizione generata automaticamente"/>
@@ -7317,7 +7412,7 @@
           <w:noProof/>
         </w:rPr>
         <w:drawing>
-          <wp:inline distT="0" distB="0" distL="0" distR="0" wp14:anchorId="4E73E049" wp14:editId="6E895D3E">
+          <wp:inline distT="0" distB="0" distL="0" distR="0" wp14:anchorId="628695E1" wp14:editId="6030B7E5">
             <wp:extent cx="6743538" cy="3312126"/>
             <wp:effectExtent l="0" t="0" r="635" b="3175"/>
             <wp:docPr id="2052063199" name="Immagine 3" descr="Immagine che contiene testo, schermata, diagramma, numero&#10;&#10;Descrizione generata automaticamente"/>
@@ -7428,7 +7523,7 @@
           <w:lang w:val="ru-RU"/>
         </w:rPr>
         <w:drawing>
-          <wp:inline distT="0" distB="0" distL="0" distR="0" wp14:anchorId="283E26E7" wp14:editId="0862190F">
+          <wp:inline distT="0" distB="0" distL="0" distR="0" wp14:anchorId="480BC041" wp14:editId="05DB6551">
             <wp:extent cx="5939790" cy="4716780"/>
             <wp:effectExtent l="19050" t="19050" r="22860" b="26670"/>
             <wp:docPr id="2038611040" name="Immagine 1" descr="Immagine che contiene testo, schermata, diagramma, Rettangolo&#10;&#10;Descrizione generata automaticamente"/>
@@ -7531,7 +7626,7 @@
           <w:noProof/>
         </w:rPr>
         <w:drawing>
-          <wp:inline distT="0" distB="0" distL="0" distR="0" wp14:anchorId="53D54CB0" wp14:editId="442B3345">
+          <wp:inline distT="0" distB="0" distL="0" distR="0" wp14:anchorId="4CCA96E3" wp14:editId="7FFCEA19">
             <wp:extent cx="5071403" cy="5171703"/>
             <wp:effectExtent l="0" t="0" r="0" b="0"/>
             <wp:docPr id="1206942674" name="Immagine 1"/>
@@ -7621,7 +7716,7 @@
           <w:noProof/>
         </w:rPr>
         <w:drawing>
-          <wp:inline distT="0" distB="0" distL="0" distR="0" wp14:anchorId="178F3E62" wp14:editId="53F0621D">
+          <wp:inline distT="0" distB="0" distL="0" distR="0" wp14:anchorId="368A8661" wp14:editId="7B5203A9">
             <wp:extent cx="2321462" cy="1547641"/>
             <wp:effectExtent l="0" t="0" r="3175" b="0"/>
             <wp:docPr id="919032718" name="Immagine 2"/>
@@ -7674,7 +7769,7 @@
           <w:noProof/>
         </w:rPr>
         <w:drawing>
-          <wp:inline distT="0" distB="0" distL="0" distR="0" wp14:anchorId="6D5900C1" wp14:editId="44F32772">
+          <wp:inline distT="0" distB="0" distL="0" distR="0" wp14:anchorId="14637517" wp14:editId="468FAF39">
             <wp:extent cx="2236763" cy="1522731"/>
             <wp:effectExtent l="0" t="0" r="0" b="1270"/>
             <wp:docPr id="366343115" name="Immagine 1"/>
@@ -7804,7 +7899,7 @@
         </w:rPr>
       </w:pPr>
       <w:bookmarkStart w:id="11" w:name="_Hlk196906132"/>
-      <w:bookmarkStart w:id="12" w:name="_Toc239527406"/>
+      <w:bookmarkStart w:id="12" w:name="_Toc243860592"/>
       <w:r>
         <w:rPr>
           <w:rStyle w:val="Enfasigrassetto"/>
@@ -7915,7 +8010,7 @@
         <w:rPr>
           <w:lang w:val="ru-RU"/>
         </w:rPr>
-        <w:t>: около 15 мА·ч при выключенном автомобиле в режиме сна. Менее 30 мА при использовании с включённым автомобилем.</w:t>
+        <w:t>: около 15 мА при выключенном автомобиле в режиме сна. Менее 30 мА при использовании с включённым автомобилем.</w:t>
       </w:r>
       <w:bookmarkEnd w:id="11"/>
       <w:r>
@@ -7935,7 +8030,7 @@
           <w:lang w:val="ru-RU"/>
         </w:rPr>
       </w:pPr>
-      <w:bookmarkStart w:id="13" w:name="_Toc239527407"/>
+      <w:bookmarkStart w:id="13" w:name="_Toc243860593"/>
       <w:r>
         <w:rPr>
           <w:rStyle w:val="Enfasigrassetto"/>
@@ -7969,7 +8064,7 @@
         <w:rPr>
           <w:lang w:val="ru-RU"/>
         </w:rPr>
-        <w:t>BACCABLE поставляется с последней доступной версией прошивки, однако в дальнейшем можно воспользоваться обновлениями прошивки посредством процедуры обновления прошивки</w:t>
+        <w:t>BACCABLE поставляется с последней доступной версией прошивки, однако в дальнейшем можно воспользоваться обновлениями прошивки посредством процедуры обновления прошивки.</w:t>
       </w:r>
     </w:p>
     <w:p>
@@ -8036,7 +8131,7 @@
         <mc:AlternateContent>
           <mc:Choice Requires="wpg">
             <w:drawing>
-              <wp:anchor distT="0" distB="0" distL="114300" distR="114300" simplePos="0" relativeHeight="251667456" behindDoc="0" locked="0" layoutInCell="1" allowOverlap="1" wp14:anchorId="283486DD" wp14:editId="62B16F44">
+              <wp:anchor distT="0" distB="0" distL="114300" distR="114300" simplePos="0" relativeHeight="251667456" behindDoc="0" locked="0" layoutInCell="1" allowOverlap="1" wp14:anchorId="1141FC92" wp14:editId="2B831EDE">
                 <wp:simplePos x="0" y="0"/>
                 <wp:positionH relativeFrom="column">
                   <wp:posOffset>1304290</wp:posOffset>
@@ -8261,7 +8356,7 @@
           </mc:Choice>
           <mc:Fallback>
             <w:pict>
-              <v:group w14:anchorId="283486DD" id="Gruppo 2" o:spid="_x0000_s1028" style="position:absolute;left:0;text-align:left;margin-left:102.7pt;margin-top:13.55pt;width:343.9pt;height:187.3pt;z-index:251667456;mso-position-horizontal-relative:text;mso-position-vertical-relative:text" coordsize="43678,23784" o:gfxdata="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">
+              <v:group w14:anchorId="1141FC92" id="Gruppo 2" o:spid="_x0000_s1028" style="position:absolute;left:0;text-align:left;margin-left:102.7pt;margin-top:13.55pt;width:343.9pt;height:187.3pt;z-index:251667456;mso-position-horizontal-relative:text;mso-position-vertical-relative:text" coordsize="43678,23784" o:gfxdata="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">
                 <v:shape id="Fumetto: rettangolo 1" o:spid="_x0000_s1029" type="#_x0000_t61" style="position:absolute;left:30616;width:13062;height:7505;visibility:visible;mso-wrap-style:square;v-text-anchor:middle" o:gfxdata="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" adj="-8821,15842" fillcolor="white [3201]" strokecolor="black [3200]" strokeweight="1pt">
                   <v:textbox>
                     <w:txbxContent>
@@ -8328,7 +8423,7 @@
           <w:noProof/>
         </w:rPr>
         <w:drawing>
-          <wp:inline distT="0" distB="0" distL="0" distR="0" wp14:anchorId="442283DC" wp14:editId="4006139D">
+          <wp:inline distT="0" distB="0" distL="0" distR="0" wp14:anchorId="6043FC78" wp14:editId="683CCFCD">
             <wp:extent cx="2700997" cy="2488565"/>
             <wp:effectExtent l="0" t="0" r="4445" b="6985"/>
             <wp:docPr id="317039099" name="Immagine 37"/>
@@ -8409,7 +8504,7 @@
         <w:rPr>
           <w:lang w:val="ru-RU"/>
         </w:rPr>
-        <w:t>Выполните на всех 3 USB-разъёмах следующую процедуру загрузки прошивки, загружая на каждый USB-порт соответствующую прошивку (baccableC1diesel_stable.elf на USB C1, baccableC2_stable.elf на USB C2, baccableBH_stable.elf на USB BH).</w:t>
+        <w:t>Выполните на всех 3 USB-разъёмах следующую процедуру загрузки прошивки, загружая на каждый USB-порт соответствующую прошивку (по одной на каждый USB).</w:t>
       </w:r>
     </w:p>
     <w:p>
@@ -8468,7 +8563,7 @@
           <w:lang w:val="ru-RU"/>
         </w:rPr>
       </w:pPr>
-      <w:bookmarkStart w:id="14" w:name="_Toc239527408"/>
+      <w:bookmarkStart w:id="14" w:name="_Toc243860594"/>
       <w:r>
         <w:rPr>
           <w:rStyle w:val="Enfasigrassetto"/>
@@ -8637,14 +8732,12 @@
           </w:rPr>
           <w:t>/</w:t>
         </w:r>
-        <w:proofErr w:type="spellStart"/>
         <w:r>
           <w:rPr>
             <w:rStyle w:val="Collegamentoipertestuale"/>
           </w:rPr>
           <w:t>baccable</w:t>
         </w:r>
-        <w:proofErr w:type="spellEnd"/>
       </w:hyperlink>
     </w:p>
     <w:p>
@@ -8716,28 +8809,24 @@
         </w:rPr>
         <w:t>32</w:t>
       </w:r>
-      <w:proofErr w:type="spellStart"/>
       <w:r>
         <w:rPr>
           <w:rStyle w:val="Enfasigrassetto"/>
         </w:rPr>
         <w:t>CubeProgrammer</w:t>
       </w:r>
-      <w:proofErr w:type="spellEnd"/>
       <w:r>
         <w:rPr>
           <w:lang w:val="ru-RU"/>
         </w:rPr>
         <w:t xml:space="preserve"> или </w:t>
       </w:r>
-      <w:proofErr w:type="spellStart"/>
       <w:r>
         <w:rPr>
           <w:rStyle w:val="Enfasigrassetto"/>
         </w:rPr>
         <w:t>DfuSe</w:t>
       </w:r>
-      <w:proofErr w:type="spellEnd"/>
       <w:r>
         <w:rPr>
           <w:lang w:val="ru-RU"/>
@@ -8765,132 +8854,53 @@
         </w:rPr>
         <w:t xml:space="preserve"> (</w:t>
       </w:r>
-      <w:r>
-        <w:fldChar w:fldCharType="begin"/>
-      </w:r>
-      <w:r>
-        <w:instrText>HYPERLINK</w:instrText>
-      </w:r>
-      <w:r>
-        <w:rPr>
-          <w:lang w:val="ru-RU"/>
-        </w:rPr>
-        <w:instrText xml:space="preserve"> "</w:instrText>
-      </w:r>
-      <w:r>
-        <w:instrText>https</w:instrText>
-      </w:r>
-      <w:r>
-        <w:rPr>
-          <w:lang w:val="ru-RU"/>
-        </w:rPr>
-        <w:instrText>://</w:instrText>
-      </w:r>
-      <w:r>
-        <w:instrText>zadig</w:instrText>
-      </w:r>
-      <w:r>
-        <w:rPr>
-          <w:lang w:val="ru-RU"/>
-        </w:rPr>
-        <w:instrText>.</w:instrText>
-      </w:r>
-      <w:r>
-        <w:instrText>akeo</w:instrText>
-      </w:r>
-      <w:r>
-        <w:rPr>
-          <w:lang w:val="ru-RU"/>
-        </w:rPr>
-        <w:instrText>.</w:instrText>
-      </w:r>
-      <w:r>
-        <w:instrText>ie</w:instrText>
-      </w:r>
-      <w:r>
-        <w:rPr>
-          <w:lang w:val="ru-RU"/>
-        </w:rPr>
-        <w:instrText>" \</w:instrText>
-      </w:r>
-      <w:r>
-        <w:instrText>t</w:instrText>
-      </w:r>
-      <w:r>
-        <w:rPr>
-          <w:lang w:val="ru-RU"/>
-        </w:rPr>
-        <w:instrText xml:space="preserve"> "_</w:instrText>
-      </w:r>
-      <w:r>
-        <w:instrText>blank</w:instrText>
-      </w:r>
-      <w:r>
-        <w:rPr>
-          <w:lang w:val="ru-RU"/>
-        </w:rPr>
-        <w:instrText>"</w:instrText>
-      </w:r>
-      <w:r>
-        <w:fldChar w:fldCharType="separate"/>
-      </w:r>
-      <w:r>
-        <w:rPr>
-          <w:rStyle w:val="Collegamentoipertestuale"/>
-        </w:rPr>
-        <w:t>https</w:t>
-      </w:r>
-      <w:r>
-        <w:rPr>
-          <w:rStyle w:val="Collegamentoipertestuale"/>
-          <w:lang w:val="ru-RU"/>
-        </w:rPr>
-        <w:t>://</w:t>
-      </w:r>
-      <w:proofErr w:type="spellStart"/>
-      <w:r>
-        <w:rPr>
-          <w:rStyle w:val="Collegamentoipertestuale"/>
-        </w:rPr>
-        <w:t>zadig</w:t>
-      </w:r>
-      <w:proofErr w:type="spellEnd"/>
-      <w:r>
-        <w:rPr>
-          <w:rStyle w:val="Collegamentoipertestuale"/>
-          <w:lang w:val="ru-RU"/>
-        </w:rPr>
-        <w:t>.</w:t>
-      </w:r>
-      <w:proofErr w:type="spellStart"/>
-      <w:r>
-        <w:rPr>
-          <w:rStyle w:val="Collegamentoipertestuale"/>
-        </w:rPr>
-        <w:t>akeo</w:t>
-      </w:r>
-      <w:proofErr w:type="spellEnd"/>
-      <w:r>
-        <w:rPr>
-          <w:rStyle w:val="Collegamentoipertestuale"/>
-          <w:lang w:val="ru-RU"/>
-        </w:rPr>
-        <w:t>.</w:t>
-      </w:r>
-      <w:proofErr w:type="spellStart"/>
-      <w:r>
-        <w:rPr>
-          <w:rStyle w:val="Collegamentoipertestuale"/>
-        </w:rPr>
-        <w:t>ie</w:t>
-      </w:r>
-      <w:proofErr w:type="spellEnd"/>
-      <w:r>
-        <w:rPr>
-          <w:rStyle w:val="Collegamentoipertestuale"/>
-        </w:rPr>
-        <w:fldChar w:fldCharType="end"/>
-      </w:r>
+      <w:hyperlink r:id="rId23" w:tgtFrame="_blank" w:history="1">
+        <w:r>
+          <w:rPr>
+            <w:rStyle w:val="Collegamentoipertestuale"/>
+          </w:rPr>
+          <w:t>https</w:t>
+        </w:r>
+        <w:r>
+          <w:rPr>
+            <w:rStyle w:val="Collegamentoipertestuale"/>
+            <w:lang w:val="ru-RU"/>
+          </w:rPr>
+          <w:t>://</w:t>
+        </w:r>
+        <w:r>
+          <w:rPr>
+            <w:rStyle w:val="Collegamentoipertestuale"/>
+          </w:rPr>
+          <w:t>zadig</w:t>
+        </w:r>
+        <w:r>
+          <w:rPr>
+            <w:rStyle w:val="Collegamentoipertestuale"/>
+            <w:lang w:val="ru-RU"/>
+          </w:rPr>
+          <w:t>.</w:t>
+        </w:r>
+        <w:r>
+          <w:rPr>
+            <w:rStyle w:val="Collegamentoipertestuale"/>
+          </w:rPr>
+          <w:t>akeo</w:t>
+        </w:r>
+        <w:r>
+          <w:rPr>
+            <w:rStyle w:val="Collegamentoipertestuale"/>
+            <w:lang w:val="ru-RU"/>
+          </w:rPr>
+          <w:t>.</w:t>
+        </w:r>
+        <w:r>
+          <w:rPr>
+            <w:rStyle w:val="Collegamentoipertestuale"/>
+          </w:rPr>
+          <w:t>ie</w:t>
+        </w:r>
+      </w:hyperlink>
       <w:r>
         <w:rPr>
           <w:lang w:val="ru-RU"/>
@@ -9075,7 +9085,7 @@
         <w:rPr>
           <w:lang w:val="ru-RU"/>
         </w:rPr>
-        <w:t>: если зелёный светодиод BACCABLE мигает слабым дрожащим светом, используйте более короткий USB-кабель или замените USB-кабель</w:t>
+        <w:t>: если зелёный светодиод BACCABLE мигает слабым дрожащим светом, используйте более короткий USB-кабель или замените USB-кабель.</w:t>
       </w:r>
     </w:p>
     <w:p>
@@ -9155,7 +9165,7 @@
           <w:noProof/>
         </w:rPr>
         <w:drawing>
-          <wp:inline distT="0" distB="0" distL="0" distR="0" wp14:anchorId="57447679" wp14:editId="329D0584">
+          <wp:inline distT="0" distB="0" distL="0" distR="0" wp14:anchorId="556119B7" wp14:editId="09247459">
             <wp:extent cx="4334375" cy="2557346"/>
             <wp:effectExtent l="0" t="0" r="9525" b="0"/>
             <wp:docPr id="1188958908" name="Immagine 1"/>
@@ -9172,7 +9182,7 @@
                     </pic:cNvPicPr>
                   </pic:nvPicPr>
                   <pic:blipFill>
-                    <a:blip r:embed="rId23">
+                    <a:blip r:embed="rId24">
                       <a:extLst>
                         <a:ext uri="{28A0092B-C50C-407E-A947-70E740481C1C}">
                           <a14:useLocalDpi xmlns:a14="http://schemas.microsoft.com/office/drawing/2010/main" val="0"/>
@@ -9235,7 +9245,7 @@
           <w:noProof/>
         </w:rPr>
         <w:drawing>
-          <wp:inline distT="0" distB="0" distL="0" distR="0" wp14:anchorId="603CA64C" wp14:editId="21BCD18C">
+          <wp:inline distT="0" distB="0" distL="0" distR="0" wp14:anchorId="56903F44" wp14:editId="76D7F1BC">
             <wp:extent cx="2683727" cy="4247330"/>
             <wp:effectExtent l="0" t="0" r="2540" b="1270"/>
             <wp:docPr id="510535527" name="Immagine 2"/>
@@ -9252,7 +9262,7 @@
                     </pic:cNvPicPr>
                   </pic:nvPicPr>
                   <pic:blipFill>
-                    <a:blip r:embed="rId24">
+                    <a:blip r:embed="rId25">
                       <a:extLst>
                         <a:ext uri="{28A0092B-C50C-407E-A947-70E740481C1C}">
                           <a14:useLocalDpi xmlns:a14="http://schemas.microsoft.com/office/drawing/2010/main" val="0"/>
@@ -9305,7 +9315,7 @@
           <w:noProof/>
         </w:rPr>
         <w:drawing>
-          <wp:inline distT="0" distB="0" distL="0" distR="0" wp14:anchorId="4FBD7162" wp14:editId="6E7818A2">
+          <wp:inline distT="0" distB="0" distL="0" distR="0" wp14:anchorId="5561B7ED" wp14:editId="20D9D80A">
             <wp:extent cx="2445834" cy="1925811"/>
             <wp:effectExtent l="0" t="0" r="0" b="0"/>
             <wp:docPr id="307536508" name="Immagine 3"/>
@@ -9322,7 +9332,7 @@
                     </pic:cNvPicPr>
                   </pic:nvPicPr>
                   <pic:blipFill>
-                    <a:blip r:embed="rId25">
+                    <a:blip r:embed="rId26">
                       <a:extLst>
                         <a:ext uri="{28A0092B-C50C-407E-A947-70E740481C1C}">
                           <a14:useLocalDpi xmlns:a14="http://schemas.microsoft.com/office/drawing/2010/main" val="0"/>
@@ -9394,7 +9404,7 @@
           <w:noProof/>
         </w:rPr>
         <w:drawing>
-          <wp:inline distT="0" distB="0" distL="0" distR="0" wp14:anchorId="4A10EE3F" wp14:editId="3BD0010C">
+          <wp:inline distT="0" distB="0" distL="0" distR="0" wp14:anchorId="6041C269" wp14:editId="55CC1A9F">
             <wp:extent cx="2596684" cy="2096135"/>
             <wp:effectExtent l="0" t="0" r="0" b="0"/>
             <wp:docPr id="457713742" name="Immagine 4"/>
@@ -9411,7 +9421,7 @@
                     </pic:cNvPicPr>
                   </pic:nvPicPr>
                   <pic:blipFill>
-                    <a:blip r:embed="rId26">
+                    <a:blip r:embed="rId27">
                       <a:extLst>
                         <a:ext uri="{28A0092B-C50C-407E-A947-70E740481C1C}">
                           <a14:useLocalDpi xmlns:a14="http://schemas.microsoft.com/office/drawing/2010/main" val="0"/>
@@ -9452,7 +9462,7 @@
         </w:numPr>
       </w:pPr>
       <w:r>
-        <w:t>В окне «Erase options» выберите нужные параметры или оставьте флажки не отмеченными, если хотите только обновить прошивку. Нажмите кнопку Программировать, чтобы приступить к обновлению прошивки</w:t>
+        <w:t>В окне «Erase options» выберите нужные параметры или оставьте флажки неотмеченными, если хотите только обновить прошивку. Нажмите кнопку Программировать, чтобы приступить к обновлению прошивки</w:t>
       </w:r>
     </w:p>
     <w:p>
@@ -9464,7 +9474,7 @@
           <w:noProof/>
         </w:rPr>
         <w:drawing>
-          <wp:inline distT="0" distB="0" distL="0" distR="0" wp14:anchorId="68806034" wp14:editId="1BC107E4">
+          <wp:inline distT="0" distB="0" distL="0" distR="0" wp14:anchorId="122635DC" wp14:editId="5EECE235">
             <wp:extent cx="2715218" cy="1888056"/>
             <wp:effectExtent l="0" t="0" r="9525" b="0"/>
             <wp:docPr id="261869361" name="Immagine 5"/>
@@ -9481,7 +9491,7 @@
                     </pic:cNvPicPr>
                   </pic:nvPicPr>
                   <pic:blipFill>
-                    <a:blip r:embed="rId27">
+                    <a:blip r:embed="rId28">
                       <a:extLst>
                         <a:ext uri="{28A0092B-C50C-407E-A947-70E740481C1C}">
                           <a14:useLocalDpi xmlns:a14="http://schemas.microsoft.com/office/drawing/2010/main" val="0"/>
@@ -9534,7 +9544,7 @@
           <w:noProof/>
         </w:rPr>
         <w:drawing>
-          <wp:inline distT="0" distB="0" distL="0" distR="0" wp14:anchorId="0AC4DAAB" wp14:editId="37237653">
+          <wp:inline distT="0" distB="0" distL="0" distR="0" wp14:anchorId="40AEE851" wp14:editId="111335D5">
             <wp:extent cx="2059258" cy="1688751"/>
             <wp:effectExtent l="0" t="0" r="0" b="6985"/>
             <wp:docPr id="1286779808" name="Immagine 6"/>
@@ -9551,7 +9561,7 @@
                     </pic:cNvPicPr>
                   </pic:nvPicPr>
                   <pic:blipFill>
-                    <a:blip r:embed="rId28">
+                    <a:blip r:embed="rId29">
                       <a:extLst>
                         <a:ext uri="{28A0092B-C50C-407E-A947-70E740481C1C}">
                           <a14:useLocalDpi xmlns:a14="http://schemas.microsoft.com/office/drawing/2010/main" val="0"/>
@@ -9592,7 +9602,7 @@
           <w:color w:val="auto"/>
         </w:rPr>
       </w:pPr>
-      <w:bookmarkStart w:id="15" w:name="_Toc239527409"/>
+      <w:bookmarkStart w:id="15" w:name="_Toc243860595"/>
       <w:r>
         <w:rPr>
           <w:rStyle w:val="Enfasigrassetto"/>
@@ -9644,33 +9654,9 @@
         <w:jc w:val="both"/>
       </w:pPr>
       <w:r>
-        <w:t xml:space="preserve">приложение BaccableApp, </w:t>
-      </w:r>
-      <w:proofErr w:type="spellStart"/>
-      <w:r>
-        <w:t>доступное</w:t>
-      </w:r>
-      <w:proofErr w:type="spellEnd"/>
-      <w:r>
-        <w:t xml:space="preserve"> </w:t>
-      </w:r>
-      <w:proofErr w:type="spellStart"/>
-      <w:r>
-        <w:t>по</w:t>
-      </w:r>
-      <w:proofErr w:type="spellEnd"/>
-      <w:r>
-        <w:t xml:space="preserve"> </w:t>
-      </w:r>
-      <w:proofErr w:type="spellStart"/>
-      <w:r>
-        <w:t>адресу</w:t>
-      </w:r>
-      <w:proofErr w:type="spellEnd"/>
-      <w:r>
-        <w:t xml:space="preserve"> </w:t>
-      </w:r>
-      <w:hyperlink r:id="rId29" w:history="1">
+        <w:t xml:space="preserve">приложение BaccableApp, доступное по адресу </w:t>
+      </w:r>
+      <w:hyperlink r:id="rId30" w:history="1">
         <w:r>
           <w:rPr>
             <w:rStyle w:val="Collegamentoipertestuale"/>
@@ -9781,7 +9767,7 @@
           <w:noProof/>
         </w:rPr>
         <w:drawing>
-          <wp:inline distT="0" distB="0" distL="0" distR="0" wp14:anchorId="02B447A4" wp14:editId="753E3DD7">
+          <wp:inline distT="0" distB="0" distL="0" distR="0" wp14:anchorId="2904EE05" wp14:editId="3D2BEDCA">
             <wp:extent cx="1739590" cy="2639190"/>
             <wp:effectExtent l="0" t="0" r="0" b="8890"/>
             <wp:docPr id="2066241549" name="Immagine 1"/>
@@ -9798,7 +9784,7 @@
                     </pic:cNvPicPr>
                   </pic:nvPicPr>
                   <pic:blipFill rotWithShape="1">
-                    <a:blip r:embed="rId30" cstate="print">
+                    <a:blip r:embed="rId31" cstate="print">
                       <a:extLst>
                         <a:ext uri="{28A0092B-C50C-407E-A947-70E740481C1C}">
                           <a14:useLocalDpi xmlns:a14="http://schemas.microsoft.com/office/drawing/2010/main" val="0"/>
@@ -9864,7 +9850,7 @@
           <w:noProof/>
         </w:rPr>
         <w:drawing>
-          <wp:inline distT="0" distB="0" distL="0" distR="0" wp14:anchorId="0344F183" wp14:editId="3537FD88">
+          <wp:inline distT="0" distB="0" distL="0" distR="0" wp14:anchorId="594E2C28" wp14:editId="1FBE728A">
             <wp:extent cx="1776095" cy="3425876"/>
             <wp:effectExtent l="0" t="0" r="0" b="3175"/>
             <wp:docPr id="1296378366" name="Immagine 3"/>
@@ -9881,7 +9867,7 @@
                     </pic:cNvPicPr>
                   </pic:nvPicPr>
                   <pic:blipFill rotWithShape="1">
-                    <a:blip r:embed="rId31" cstate="print">
+                    <a:blip r:embed="rId32" cstate="print">
                       <a:extLst>
                         <a:ext uri="{28A0092B-C50C-407E-A947-70E740481C1C}">
                           <a14:useLocalDpi xmlns:a14="http://schemas.microsoft.com/office/drawing/2010/main" val="0"/>
@@ -9937,7 +9923,7 @@
         </w:numPr>
       </w:pPr>
       <w:r>
-        <w:t>Выберите нужные параметры стирания или оставьте их не выбранными, если хотите только обновить прошивку. Нажмите кнопку Программировать, чтобы начать обновление прошивки.</w:t>
+        <w:t>Выберите нужные параметры стирания или оставьте их невыбранными, если хотите только обновить прошивку. Нажмите кнопку Программировать, чтобы начать обновление прошивки.</w:t>
       </w:r>
     </w:p>
     <w:p>
@@ -9949,7 +9935,7 @@
           <w:noProof/>
         </w:rPr>
         <w:drawing>
-          <wp:inline distT="0" distB="0" distL="0" distR="0" wp14:anchorId="08CBDC7D" wp14:editId="4D26D315">
+          <wp:inline distT="0" distB="0" distL="0" distR="0" wp14:anchorId="68FF2E3B" wp14:editId="209D6C12">
             <wp:extent cx="1349890" cy="2525757"/>
             <wp:effectExtent l="0" t="0" r="3175" b="8255"/>
             <wp:docPr id="1780467428" name="Immagine 4"/>
@@ -9966,7 +9952,7 @@
                     </pic:cNvPicPr>
                   </pic:nvPicPr>
                   <pic:blipFill rotWithShape="1">
-                    <a:blip r:embed="rId32" cstate="print">
+                    <a:blip r:embed="rId33" cstate="print">
                       <a:extLst>
                         <a:ext uri="{28A0092B-C50C-407E-A947-70E740481C1C}">
                           <a14:useLocalDpi xmlns:a14="http://schemas.microsoft.com/office/drawing/2010/main" val="0"/>
@@ -10023,7 +10009,7 @@
           <w:noProof/>
         </w:rPr>
         <w:drawing>
-          <wp:inline distT="0" distB="0" distL="0" distR="0" wp14:anchorId="0DA564E6" wp14:editId="762A3B03">
+          <wp:inline distT="0" distB="0" distL="0" distR="0" wp14:anchorId="5247B1D3" wp14:editId="237DC9D7">
             <wp:extent cx="2120272" cy="4720983"/>
             <wp:effectExtent l="0" t="0" r="0" b="3810"/>
             <wp:docPr id="381474052" name="Immagine 6"/>
@@ -10040,7 +10026,7 @@
                     </pic:cNvPicPr>
                   </pic:nvPicPr>
                   <pic:blipFill>
-                    <a:blip r:embed="rId33" cstate="print">
+                    <a:blip r:embed="rId34" cstate="print">
                       <a:extLst>
                         <a:ext uri="{28A0092B-C50C-407E-A947-70E740481C1C}">
                           <a14:useLocalDpi xmlns:a14="http://schemas.microsoft.com/office/drawing/2010/main" val="0"/>
@@ -10105,7 +10091,7 @@
           <w:color w:val="auto"/>
         </w:rPr>
       </w:pPr>
-      <w:bookmarkStart w:id="16" w:name="_Toc239527410"/>
+      <w:bookmarkStart w:id="16" w:name="_Toc243860596"/>
       <w:r>
         <w:rPr>
           <w:rStyle w:val="Enfasigrassetto"/>
@@ -10127,7 +10113,7 @@
           <w:lang w:val="ru-RU"/>
         </w:rPr>
       </w:pPr>
-      <w:bookmarkStart w:id="17" w:name="_Toc239527411"/>
+      <w:bookmarkStart w:id="17" w:name="_Toc243860597"/>
       <w:r>
         <w:rPr>
           <w:rStyle w:val="Enfasigrassetto"/>
@@ -10465,13 +10451,8 @@
     </w:p>
     <w:p>
       <w:pPr>
-        <w:spacing w:line="259" w:lineRule="auto"/>
         <w:jc w:val="both"/>
         <w:rPr>
-          <w:rStyle w:val="Enfasigrassetto"/>
-          <w:rFonts w:eastAsiaTheme="majorEastAsia" w:cstheme="minorHAnsi"/>
-          <w:sz w:val="32"/>
-          <w:szCs w:val="32"/>
           <w:lang w:val="ru-RU"/>
         </w:rPr>
       </w:pPr>
@@ -10481,15 +10462,13 @@
           <w:bCs/>
           <w:lang w:val="ru-RU"/>
         </w:rPr>
-        <w:t>ВНИМАНИЕ: в меню SETUP присутствуют две функции в стадии разработки, которые не рекомендуется включать: REMOTE START, READ FAULTS и PEDAL BOOSTER.</w:t>
-      </w:r>
-      <w:r>
-        <w:rPr>
-          <w:rStyle w:val="Enfasigrassetto"/>
-          <w:rFonts w:cstheme="minorHAnsi"/>
-          <w:lang w:val="ru-RU"/>
-        </w:rPr>
-        <w:br w:type="page"/>
+        <w:t xml:space="preserve">ВНИМАНИЕ: </w:t>
+      </w:r>
+      <w:r>
+        <w:rPr>
+          <w:lang w:val="ru-RU"/>
+        </w:rPr>
+        <w:t>в меню SETUP присутствует одна функция в стадии разработки, которую не рекомендуется включать: REMOTE START.</w:t>
       </w:r>
     </w:p>
     <w:p>
@@ -10502,7 +10481,7 @@
           <w:lang w:val="ru-RU"/>
         </w:rPr>
       </w:pPr>
-      <w:bookmarkStart w:id="18" w:name="_Toc239527412"/>
+      <w:bookmarkStart w:id="18" w:name="_Toc243860598"/>
       <w:r>
         <w:rPr>
           <w:rStyle w:val="Enfasigrassetto"/>
@@ -10747,7 +10726,7 @@
           <w:lang w:val="ru-RU"/>
         </w:rPr>
       </w:pPr>
-      <w:bookmarkStart w:id="19" w:name="_Toc239527413"/>
+      <w:bookmarkStart w:id="19" w:name="_Toc243860599"/>
       <w:r>
         <w:rPr>
           <w:rStyle w:val="Enfasigrassetto"/>
@@ -11168,7 +11147,7 @@
           <w:lang w:val="ru-RU"/>
         </w:rPr>
       </w:pPr>
-      <w:bookmarkStart w:id="20" w:name="_Toc239527414"/>
+      <w:bookmarkStart w:id="20" w:name="_Toc243860600"/>
       <w:r>
         <w:rPr>
           <w:rStyle w:val="Enfasigrassetto"/>
@@ -11433,7 +11412,7 @@
           <w:noProof/>
         </w:rPr>
         <w:drawing>
-          <wp:inline distT="0" distB="0" distL="0" distR="0" wp14:anchorId="513682A4" wp14:editId="37BD59C9">
+          <wp:inline distT="0" distB="0" distL="0" distR="0" wp14:anchorId="2BB4FCF2" wp14:editId="5958A076">
             <wp:extent cx="1828800" cy="4071994"/>
             <wp:effectExtent l="0" t="0" r="0" b="5080"/>
             <wp:docPr id="558855174" name="Immagine 1"/>
@@ -11450,7 +11429,7 @@
                     </pic:cNvPicPr>
                   </pic:nvPicPr>
                   <pic:blipFill>
-                    <a:blip r:embed="rId34" cstate="print">
+                    <a:blip r:embed="rId35" cstate="print">
                       <a:extLst>
                         <a:ext uri="{28A0092B-C50C-407E-A947-70E740481C1C}">
                           <a14:useLocalDpi xmlns:a14="http://schemas.microsoft.com/office/drawing/2010/main" val="0"/>
@@ -11492,7 +11471,7 @@
           <w:lang w:val="ru-RU"/>
         </w:rPr>
       </w:pPr>
-      <w:bookmarkStart w:id="21" w:name="_Toc239527415"/>
+      <w:bookmarkStart w:id="21" w:name="_Toc243860601"/>
       <w:r>
         <w:rPr>
           <w:rStyle w:val="Enfasigrassetto"/>
@@ -11572,7 +11551,7 @@
           <w:lang w:val="ru-RU"/>
         </w:rPr>
       </w:pPr>
-      <w:bookmarkStart w:id="22" w:name="_Toc239527416"/>
+      <w:bookmarkStart w:id="22" w:name="_Toc243860602"/>
       <w:r>
         <w:rPr>
           <w:rStyle w:val="Enfasigrassetto"/>
@@ -11784,7 +11763,7 @@
           <w:lang w:val="ru-RU"/>
         </w:rPr>
         <w:lastRenderedPageBreak/>
-        <w:t>отображается в главном меню BACCABLE с надписью «IMMOBILIZER ON» или «IMMOBILIZER OFF»</w:t>
+        <w:t>отображается в главном меню BACCABLE с надписью «IMMOBILIZER ON» или «IMMOBILIZER OFF».</w:t>
       </w:r>
     </w:p>
     <w:p>
@@ -11837,7 +11816,7 @@
           <w:lang w:val="ru-RU"/>
         </w:rPr>
       </w:pPr>
-      <w:bookmarkStart w:id="23" w:name="_Toc239527417"/>
+      <w:bookmarkStart w:id="23" w:name="_Toc243860603"/>
       <w:r>
         <w:rPr>
           <w:rStyle w:val="Enfasigrassetto"/>
@@ -11990,7 +11969,7 @@
           <w:noProof/>
         </w:rPr>
         <w:drawing>
-          <wp:inline distT="0" distB="0" distL="0" distR="0" wp14:anchorId="682F53B6" wp14:editId="077E0B41">
+          <wp:inline distT="0" distB="0" distL="0" distR="0" wp14:anchorId="3810B2D3" wp14:editId="73A907F7">
             <wp:extent cx="3125492" cy="2027590"/>
             <wp:effectExtent l="0" t="0" r="0" b="0"/>
             <wp:docPr id="377445167" name="Immagine 5"/>
@@ -12007,7 +11986,7 @@
                     </pic:cNvPicPr>
                   </pic:nvPicPr>
                   <pic:blipFill>
-                    <a:blip r:embed="rId35">
+                    <a:blip r:embed="rId36">
                       <a:extLst>
                         <a:ext uri="{28A0092B-C50C-407E-A947-70E740481C1C}">
                           <a14:useLocalDpi xmlns:a14="http://schemas.microsoft.com/office/drawing/2010/main" val="0"/>
@@ -12080,7 +12059,7 @@
           <w:lang w:val="ru-RU"/>
         </w:rPr>
       </w:pPr>
-      <w:bookmarkStart w:id="25" w:name="_Toc239527418"/>
+      <w:bookmarkStart w:id="25" w:name="_Toc243860604"/>
       <w:r>
         <w:rPr>
           <w:rStyle w:val="Enfasigrassetto"/>
@@ -12104,12 +12083,33 @@
     </w:p>
     <w:p>
       <w:pPr>
+        <w:jc w:val="both"/>
+        <w:rPr>
+          <w:lang w:val="ru-RU"/>
+        </w:rPr>
+      </w:pPr>
+    </w:p>
+    <w:p>
+      <w:pPr>
+        <w:jc w:val="both"/>
+        <w:rPr>
+          <w:lang w:val="ru-RU"/>
+        </w:rPr>
+      </w:pPr>
+      <w:r>
         <w:rPr>
           <w:b/>
           <w:bCs/>
           <w:lang w:val="ru-RU"/>
         </w:rPr>
-      </w:pPr>
+        <w:t xml:space="preserve">Краткое описание: </w:t>
+      </w:r>
+      <w:r>
+        <w:rPr>
+          <w:lang w:val="ru-RU"/>
+        </w:rPr>
+        <w:t>Отображает, в режиме race, индикатор переключения передачи на приборной панели (жёлтые полосы и надпись SHIFT), начиная с порога оборотов двигателя, заданного в MAIN SETUP MENU.</w:t>
+      </w:r>
     </w:p>
     <w:p>
       <w:pPr>
@@ -12124,31 +12124,63 @@
           <w:bCs/>
           <w:lang w:val="ru-RU"/>
         </w:rPr>
-        <w:t xml:space="preserve">Краткое описание: </w:t>
-      </w:r>
-      <w:r>
-        <w:rPr>
-          <w:lang w:val="ru-RU"/>
-        </w:rPr>
-        <w:t>Отображает, в режиме race,</w:t>
-      </w:r>
+        <w:t xml:space="preserve">Примечание: </w:t>
+      </w:r>
+      <w:r>
+        <w:rPr>
+          <w:lang w:val="ru-RU"/>
+        </w:rPr>
+        <w:t>Это функция, включаемая и отключаемая через MAIN SETUP MENU, см. п. 2.1. Порог оборотов двигателя задаётся в пункте SHIFT RPM меню MAIN SETUP MENU: каждое нажатие кнопки RES (или кнопки DISTANCE) увеличивает порог на 250 rpm; после 6000 rpm значение снова начинается с 1500 rpm (циклическое меню).</w:t>
+      </w:r>
+    </w:p>
+    <w:p>
+      <w:pPr>
+        <w:jc w:val="both"/>
+        <w:rPr>
+          <w:lang w:val="ru-RU"/>
+        </w:rPr>
+      </w:pPr>
+      <w:r>
+        <w:rPr>
+          <w:lang w:val="ru-RU"/>
+        </w:rPr>
+        <w:t>Заданный порог (SHIFT RPM) — это обороты, при которых появляется первая жёлтая полоса; следующие полосы и надпись SHIFT появляются на более высоких оборотах в следующей последовательности:</w:t>
+      </w:r>
+    </w:p>
+    <w:p>
+      <w:pPr>
+        <w:pStyle w:val="Paragrafoelenco"/>
+        <w:numPr>
+          <w:ilvl w:val="0"/>
+          <w:numId w:val="20"/>
+        </w:numPr>
+        <w:jc w:val="both"/>
+        <w:rPr>
+          <w:lang w:val="ru-RU"/>
+        </w:rPr>
+      </w:pPr>
       <w:r>
         <w:rPr>
           <w:b/>
           <w:bCs/>
           <w:lang w:val="ru-RU"/>
         </w:rPr>
-        <w:t xml:space="preserve"> </w:t>
-      </w:r>
-      <w:r>
-        <w:rPr>
-          <w:lang w:val="ru-RU"/>
-        </w:rPr>
-        <w:t>индикатор SHIFT на приборной панели, указывающий на необходимость переключения передачи, когда превышен порог оборотов двигателя, заданный в прошивке BACCABLE.</w:t>
-      </w:r>
-    </w:p>
-    <w:p>
-      <w:pPr>
+        <w:t>от SHIFT RPM до SHIFT RPM + 499 rpm</w:t>
+      </w:r>
+      <w:r>
+        <w:rPr>
+          <w:lang w:val="ru-RU"/>
+        </w:rPr>
+        <w:t>: появляется первая жёлтая полоса;</w:t>
+      </w:r>
+    </w:p>
+    <w:p>
+      <w:pPr>
+        <w:pStyle w:val="Paragrafoelenco"/>
+        <w:numPr>
+          <w:ilvl w:val="0"/>
+          <w:numId w:val="20"/>
+        </w:numPr>
         <w:jc w:val="both"/>
         <w:rPr>
           <w:lang w:val="ru-RU"/>
@@ -12160,17 +12192,22 @@
           <w:bCs/>
           <w:lang w:val="ru-RU"/>
         </w:rPr>
-        <w:t>Примечание:</w:t>
-      </w:r>
-      <w:r>
-        <w:rPr>
-          <w:lang w:val="ru-RU"/>
-        </w:rPr>
-        <w:t xml:space="preserve"> Это функция, включаемая и отключаемая через SETUP MENU, см. п. 2.1. Порог оборотов двигателя можно изменить, зайдя в меню SETUP, как указано в п. 2.1, в пункте SHIFT RPM. При каждом нажатии кнопки RES (или кнопки DISTANCE) происходит изменение порога в циклическом меню.</w:t>
-      </w:r>
-    </w:p>
-    <w:p>
-      <w:pPr>
+        <w:t>от SHIFT RPM + 500 до SHIFT RPM + 999 rpm</w:t>
+      </w:r>
+      <w:r>
+        <w:rPr>
+          <w:lang w:val="ru-RU"/>
+        </w:rPr>
+        <w:t>: появляются две жёлтые полосы;</w:t>
+      </w:r>
+    </w:p>
+    <w:p>
+      <w:pPr>
+        <w:pStyle w:val="Paragrafoelenco"/>
+        <w:numPr>
+          <w:ilvl w:val="0"/>
+          <w:numId w:val="20"/>
+        </w:numPr>
         <w:jc w:val="both"/>
         <w:rPr>
           <w:lang w:val="ru-RU"/>
@@ -12178,9 +12215,17 @@
       </w:pPr>
       <w:r>
         <w:rPr>
-          <w:lang w:val="ru-RU"/>
-        </w:rPr>
-        <w:t>Дополнительные инструкции не требуются.</w:t>
+          <w:b/>
+          <w:bCs/>
+          <w:lang w:val="ru-RU"/>
+        </w:rPr>
+        <w:t>от SHIFT RPM + 1000 rpm и выше</w:t>
+      </w:r>
+      <w:r>
+        <w:rPr>
+          <w:lang w:val="ru-RU"/>
+        </w:rPr>
+        <w:t>: появляются три жёлтые полосы и надпись SHIFT.</w:t>
       </w:r>
     </w:p>
     <w:p>
@@ -12194,16 +12239,23 @@
         <w:rPr>
           <w:lang w:val="ru-RU"/>
         </w:rPr>
+        <w:t>Пример: при SHIFT RPM, равном 4000, первая жёлтая полоса появляется при 4000 rpm, вторая — при 4500 rpm, а надпись SHIFT с тремя жёлтыми полосами — при 5000 rpm. Чтобы надпись SHIFT появлялась на определённых оборотах, установите SHIFT RPM на 1000 rpm ниже этих оборотов.</w:t>
+      </w:r>
+    </w:p>
+    <w:p>
+      <w:pPr>
+        <w:jc w:val="both"/>
+        <w:rPr>
+          <w:lang w:val="ru-RU"/>
+        </w:rPr>
+      </w:pPr>
+      <w:r>
+        <w:rPr>
+          <w:lang w:val="ru-RU"/>
+        </w:rPr>
+        <w:lastRenderedPageBreak/>
         <w:t>См. также следующий параграф (для my23 и последующих версий) и параграф 2.10 с соответствующими ссылками (в отношении включения режима Race).</w:t>
       </w:r>
-    </w:p>
-    <w:p>
-      <w:pPr>
-        <w:jc w:val="both"/>
-        <w:rPr>
-          <w:lang w:val="ru-RU"/>
-        </w:rPr>
-      </w:pPr>
     </w:p>
     <w:p>
       <w:pPr>
@@ -12215,7 +12267,7 @@
           <w:lang w:val="ru-RU"/>
         </w:rPr>
       </w:pPr>
-      <w:bookmarkStart w:id="26" w:name="_Toc239527419"/>
+      <w:bookmarkStart w:id="26" w:name="_Toc243860605"/>
       <w:r>
         <w:rPr>
           <w:rStyle w:val="Enfasigrassetto"/>
@@ -12302,7 +12354,7 @@
           <w:lang w:val="ru-RU"/>
         </w:rPr>
       </w:pPr>
-      <w:bookmarkStart w:id="27" w:name="_Toc239527420"/>
+      <w:bookmarkStart w:id="27" w:name="_Toc243860606"/>
       <w:r>
         <w:rPr>
           <w:rStyle w:val="Enfasigrassetto"/>
@@ -12799,7 +12851,7 @@
                 <w:szCs w:val="22"/>
                 <w14:ligatures w14:val="none"/>
               </w:rPr>
-              <w:t>Единица</w:t>
+              <w:t>Единица измерения</w:t>
             </w:r>
             <w:r>
               <w:rPr>
@@ -12813,7 +12865,6 @@
                 <w14:ligatures w14:val="none"/>
               </w:rPr>
               <w:br/>
-              <w:t>измерения</w:t>
             </w:r>
           </w:p>
         </w:tc>
@@ -13025,7 +13076,7 @@
                 <w:szCs w:val="22"/>
                 <w14:ligatures w14:val="none"/>
               </w:rPr>
-              <w:t>Oil Press.%Water T</w:t>
+              <w:t>Oil Press.&amp;Water T</w:t>
             </w:r>
           </w:p>
         </w:tc>
@@ -16010,7 +16061,7 @@
                 <w14:ligatures w14:val="none"/>
               </w:rPr>
               <w:lastRenderedPageBreak/>
-              <w:t>EXAUST GAS</w:t>
+              <w:t>EXHAUST GAS</w:t>
             </w:r>
           </w:p>
         </w:tc>
@@ -18073,6 +18124,133 @@
                 <w14:ligatures w14:val="none"/>
               </w:rPr>
               <w:t>Лучшее время в секундах разгона со 100 до 200 км/ч, постоянно сохранённое в baccable</w:t>
+            </w:r>
+          </w:p>
+        </w:tc>
+      </w:tr>
+      <w:tr>
+        <w:trPr>
+          <w:cantSplit/>
+          <w:trHeight w:val="300"/>
+          <w:jc w:val="center"/>
+        </w:trPr>
+        <w:tc>
+          <w:tcPr>
+            <w:tcW w:w="1985" w:type="dxa"/>
+            <w:tcBorders>
+              <w:top w:val="single" w:sz="4" w:space="0" w:color="auto"/>
+              <w:left w:val="single" w:sz="4" w:space="0" w:color="auto"/>
+              <w:bottom w:val="single" w:sz="4" w:space="0" w:color="auto"/>
+              <w:right w:val="single" w:sz="4" w:space="0" w:color="auto"/>
+            </w:tcBorders>
+            <w:shd w:val="clear" w:color="auto" w:fill="auto"/>
+            <w:noWrap/>
+            <w:vAlign w:val="center"/>
+          </w:tcPr>
+          <w:p>
+            <w:pPr>
+              <w:spacing w:after="0" w:line="240" w:lineRule="auto"/>
+              <w:rPr>
+                <w:rFonts w:ascii="Calibri" w:eastAsia="Times New Roman" w:hAnsi="Calibri" w:cs="Calibri"/>
+                <w:color w:val="000000"/>
+                <w:kern w:val="0"/>
+                <w:sz w:val="22"/>
+                <w:szCs w:val="22"/>
+                <w:lang w:val="ru-RU"/>
+                <w14:ligatures w14:val="none"/>
+              </w:rPr>
+            </w:pPr>
+            <w:r>
+              <w:rPr>
+                <w:rFonts w:ascii="Calibri" w:eastAsia="Times New Roman" w:hAnsi="Calibri" w:cs="Calibri"/>
+                <w:color w:val="000000"/>
+                <w:kern w:val="0"/>
+                <w:sz w:val="22"/>
+                <w:szCs w:val="22"/>
+                <w:lang w:val="ru-RU"/>
+                <w14:ligatures w14:val="none"/>
+              </w:rPr>
+              <w:t>BrakePedal</w:t>
+            </w:r>
+          </w:p>
+        </w:tc>
+        <w:tc>
+          <w:tcPr>
+            <w:tcW w:w="1129" w:type="dxa"/>
+            <w:tcBorders>
+              <w:top w:val="single" w:sz="4" w:space="0" w:color="auto"/>
+              <w:left w:val="nil"/>
+              <w:bottom w:val="single" w:sz="4" w:space="0" w:color="auto"/>
+              <w:right w:val="single" w:sz="4" w:space="0" w:color="auto"/>
+            </w:tcBorders>
+            <w:shd w:val="clear" w:color="auto" w:fill="auto"/>
+            <w:noWrap/>
+            <w:vAlign w:val="bottom"/>
+          </w:tcPr>
+          <w:p>
+            <w:pPr>
+              <w:spacing w:after="0" w:line="240" w:lineRule="auto"/>
+              <w:rPr>
+                <w:rFonts w:ascii="Calibri" w:eastAsia="Times New Roman" w:hAnsi="Calibri" w:cs="Calibri"/>
+                <w:color w:val="000000"/>
+                <w:kern w:val="0"/>
+                <w:sz w:val="22"/>
+                <w:szCs w:val="22"/>
+                <w:lang w:val="ru-RU"/>
+                <w14:ligatures w14:val="none"/>
+              </w:rPr>
+            </w:pPr>
+            <w:r>
+              <w:rPr>
+                <w:rFonts w:ascii="Calibri" w:eastAsia="Times New Roman" w:hAnsi="Calibri" w:cs="Calibri"/>
+                <w:color w:val="000000"/>
+                <w:kern w:val="0"/>
+                <w:sz w:val="22"/>
+                <w:szCs w:val="22"/>
+                <w:lang w:val="ru-RU"/>
+                <w14:ligatures w14:val="none"/>
+              </w:rPr>
+              <w:t>%</w:t>
+            </w:r>
+          </w:p>
+        </w:tc>
+        <w:tc>
+          <w:tcPr>
+            <w:tcW w:w="5386" w:type="dxa"/>
+            <w:tcBorders>
+              <w:top w:val="single" w:sz="4" w:space="0" w:color="auto"/>
+              <w:left w:val="nil"/>
+              <w:bottom w:val="single" w:sz="4" w:space="0" w:color="auto"/>
+              <w:right w:val="single" w:sz="4" w:space="0" w:color="auto"/>
+            </w:tcBorders>
+            <w:shd w:val="clear" w:color="auto" w:fill="auto"/>
+            <w:noWrap/>
+            <w:vAlign w:val="bottom"/>
+          </w:tcPr>
+          <w:p>
+            <w:pPr>
+              <w:spacing w:after="0" w:line="240" w:lineRule="auto"/>
+              <w:rPr>
+                <w:rFonts w:ascii="Calibri" w:eastAsia="Times New Roman" w:hAnsi="Calibri" w:cs="Calibri"/>
+                <w:color w:val="000000"/>
+                <w:kern w:val="0"/>
+                <w:sz w:val="22"/>
+                <w:szCs w:val="22"/>
+                <w:lang w:val="ru-RU"/>
+                <w14:ligatures w14:val="none"/>
+              </w:rPr>
+            </w:pPr>
+            <w:r>
+              <w:rPr>
+                <w:rFonts w:ascii="Calibri" w:eastAsia="Times New Roman" w:hAnsi="Calibri" w:cs="Calibri"/>
+                <w:color w:val="000000"/>
+                <w:kern w:val="0"/>
+                <w:sz w:val="22"/>
+                <w:szCs w:val="22"/>
+                <w:lang w:val="ru-RU"/>
+                <w14:ligatures w14:val="none"/>
+              </w:rPr>
+              <w:t>Процент нажатия педали тормоза (от 0 до 100%)</w:t>
             </w:r>
           </w:p>
         </w:tc>
@@ -18471,7 +18649,7 @@
                 <w:szCs w:val="22"/>
                 <w14:ligatures w14:val="none"/>
               </w:rPr>
-              <w:t>Oil Press.%Water T</w:t>
+              <w:t>Oil Press.&amp;Water T</w:t>
             </w:r>
           </w:p>
         </w:tc>
@@ -18849,6 +19027,7 @@
                 <w:szCs w:val="22"/>
                 <w14:ligatures w14:val="none"/>
               </w:rPr>
+              <w:lastRenderedPageBreak/>
               <w:t>POWER</w:t>
             </w:r>
           </w:p>
@@ -18975,7 +19154,6 @@
                 <w:szCs w:val="22"/>
                 <w14:ligatures w14:val="none"/>
               </w:rPr>
-              <w:lastRenderedPageBreak/>
               <w:t>TORQUE</w:t>
             </w:r>
           </w:p>
@@ -21358,7 +21536,7 @@
                 <w:szCs w:val="22"/>
                 <w14:ligatures w14:val="none"/>
               </w:rPr>
-              <w:t>EXAUST GAS</w:t>
+              <w:t>EXHAUST GAS</w:t>
             </w:r>
           </w:p>
         </w:tc>
@@ -23463,6 +23641,7 @@
                 <w:szCs w:val="22"/>
                 <w14:ligatures w14:val="none"/>
               </w:rPr>
+              <w:lastRenderedPageBreak/>
               <w:t>DEBIMETER</w:t>
             </w:r>
           </w:p>
@@ -23709,7 +23888,6 @@
                 <w:szCs w:val="22"/>
                 <w14:ligatures w14:val="none"/>
               </w:rPr>
-              <w:lastRenderedPageBreak/>
               <w:t>Seat Belt Alarm</w:t>
             </w:r>
           </w:p>
@@ -24301,6 +24479,133 @@
           </w:p>
         </w:tc>
       </w:tr>
+      <w:tr>
+        <w:trPr>
+          <w:cantSplit/>
+          <w:trHeight w:val="300"/>
+          <w:jc w:val="center"/>
+        </w:trPr>
+        <w:tc>
+          <w:tcPr>
+            <w:tcW w:w="1985" w:type="dxa"/>
+            <w:tcBorders>
+              <w:top w:val="single" w:sz="4" w:space="0" w:color="auto"/>
+              <w:left w:val="single" w:sz="4" w:space="0" w:color="auto"/>
+              <w:bottom w:val="single" w:sz="4" w:space="0" w:color="auto"/>
+              <w:right w:val="single" w:sz="4" w:space="0" w:color="auto"/>
+            </w:tcBorders>
+            <w:shd w:val="clear" w:color="auto" w:fill="auto"/>
+            <w:noWrap/>
+            <w:vAlign w:val="center"/>
+          </w:tcPr>
+          <w:p>
+            <w:pPr>
+              <w:spacing w:after="0" w:line="240" w:lineRule="auto"/>
+              <w:rPr>
+                <w:rFonts w:ascii="Calibri" w:eastAsia="Times New Roman" w:hAnsi="Calibri" w:cs="Calibri"/>
+                <w:color w:val="000000"/>
+                <w:kern w:val="0"/>
+                <w:sz w:val="22"/>
+                <w:szCs w:val="22"/>
+                <w:lang w:val="ru-RU"/>
+                <w14:ligatures w14:val="none"/>
+              </w:rPr>
+            </w:pPr>
+            <w:r>
+              <w:rPr>
+                <w:rFonts w:ascii="Calibri" w:eastAsia="Times New Roman" w:hAnsi="Calibri" w:cs="Calibri"/>
+                <w:color w:val="000000"/>
+                <w:kern w:val="0"/>
+                <w:sz w:val="22"/>
+                <w:szCs w:val="22"/>
+                <w:lang w:val="ru-RU"/>
+                <w14:ligatures w14:val="none"/>
+              </w:rPr>
+              <w:t>BrakePedal</w:t>
+            </w:r>
+          </w:p>
+        </w:tc>
+        <w:tc>
+          <w:tcPr>
+            <w:tcW w:w="1129" w:type="dxa"/>
+            <w:tcBorders>
+              <w:top w:val="single" w:sz="4" w:space="0" w:color="auto"/>
+              <w:left w:val="nil"/>
+              <w:bottom w:val="single" w:sz="4" w:space="0" w:color="auto"/>
+              <w:right w:val="single" w:sz="4" w:space="0" w:color="auto"/>
+            </w:tcBorders>
+            <w:shd w:val="clear" w:color="auto" w:fill="auto"/>
+            <w:noWrap/>
+            <w:vAlign w:val="center"/>
+          </w:tcPr>
+          <w:p>
+            <w:pPr>
+              <w:spacing w:after="0" w:line="240" w:lineRule="auto"/>
+              <w:rPr>
+                <w:rFonts w:ascii="Calibri" w:eastAsia="Times New Roman" w:hAnsi="Calibri" w:cs="Calibri"/>
+                <w:color w:val="000000"/>
+                <w:kern w:val="0"/>
+                <w:sz w:val="22"/>
+                <w:szCs w:val="22"/>
+                <w:lang w:val="ru-RU"/>
+                <w14:ligatures w14:val="none"/>
+              </w:rPr>
+            </w:pPr>
+            <w:r>
+              <w:rPr>
+                <w:rFonts w:ascii="Calibri" w:eastAsia="Times New Roman" w:hAnsi="Calibri" w:cs="Calibri"/>
+                <w:color w:val="000000"/>
+                <w:kern w:val="0"/>
+                <w:sz w:val="22"/>
+                <w:szCs w:val="22"/>
+                <w:lang w:val="ru-RU"/>
+                <w14:ligatures w14:val="none"/>
+              </w:rPr>
+              <w:t>%</w:t>
+            </w:r>
+          </w:p>
+        </w:tc>
+        <w:tc>
+          <w:tcPr>
+            <w:tcW w:w="5386" w:type="dxa"/>
+            <w:tcBorders>
+              <w:top w:val="single" w:sz="4" w:space="0" w:color="auto"/>
+              <w:left w:val="nil"/>
+              <w:bottom w:val="single" w:sz="4" w:space="0" w:color="auto"/>
+              <w:right w:val="single" w:sz="4" w:space="0" w:color="auto"/>
+            </w:tcBorders>
+            <w:shd w:val="clear" w:color="auto" w:fill="auto"/>
+            <w:noWrap/>
+            <w:vAlign w:val="bottom"/>
+          </w:tcPr>
+          <w:p>
+            <w:pPr>
+              <w:spacing w:after="0" w:line="240" w:lineRule="auto"/>
+              <w:rPr>
+                <w:rFonts w:ascii="Calibri" w:eastAsia="Times New Roman" w:hAnsi="Calibri" w:cs="Calibri"/>
+                <w:color w:val="000000"/>
+                <w:kern w:val="0"/>
+                <w:sz w:val="22"/>
+                <w:szCs w:val="22"/>
+                <w:lang w:val="ru-RU"/>
+                <w14:ligatures w14:val="none"/>
+              </w:rPr>
+            </w:pPr>
+            <w:r>
+              <w:rPr>
+                <w:rFonts w:ascii="Calibri" w:eastAsia="Times New Roman" w:hAnsi="Calibri" w:cs="Calibri"/>
+                <w:color w:val="000000"/>
+                <w:kern w:val="0"/>
+                <w:sz w:val="22"/>
+                <w:szCs w:val="22"/>
+                <w:lang w:val="ru-RU"/>
+                <w14:ligatures w14:val="none"/>
+              </w:rPr>
+              <w:t>Процент нажатия педали тормоза (от 0 до 100%)</w:t>
+            </w:r>
+          </w:p>
+        </w:tc>
+      </w:tr>
       <w:bookmarkEnd w:id="31"/>
     </w:tbl>
     <w:p>
@@ -24349,7 +24654,7 @@
           <w:lang w:val="ru-RU"/>
         </w:rPr>
       </w:pPr>
-      <w:bookmarkStart w:id="32" w:name="_Toc239527421"/>
+      <w:bookmarkStart w:id="32" w:name="_Toc243860607"/>
       <w:r>
         <w:rPr>
           <w:rStyle w:val="Enfasigrassetto"/>
@@ -24691,7 +24996,7 @@
           <w:noProof/>
         </w:rPr>
         <w:drawing>
-          <wp:inline distT="0" distB="0" distL="0" distR="0" wp14:anchorId="19B6A0B1" wp14:editId="0E3F75A7">
+          <wp:inline distT="0" distB="0" distL="0" distR="0" wp14:anchorId="36A37B3A" wp14:editId="38BB3A82">
             <wp:extent cx="3785732" cy="2513121"/>
             <wp:effectExtent l="0" t="0" r="5715" b="1905"/>
             <wp:docPr id="1308484496" name="Immagine 6"/>
@@ -24708,7 +25013,7 @@
                     </pic:cNvPicPr>
                   </pic:nvPicPr>
                   <pic:blipFill rotWithShape="1">
-                    <a:blip r:embed="rId36">
+                    <a:blip r:embed="rId37">
                       <a:extLst>
                         <a:ext uri="{28A0092B-C50C-407E-A947-70E740481C1C}">
                           <a14:useLocalDpi xmlns:a14="http://schemas.microsoft.com/office/drawing/2010/main" val="0"/>
@@ -24787,7 +25092,7 @@
           <w:lang w:val="ru-RU"/>
         </w:rPr>
       </w:pPr>
-      <w:bookmarkStart w:id="33" w:name="_Toc239527422"/>
+      <w:bookmarkStart w:id="33" w:name="_Toc243860608"/>
       <w:r>
         <w:rPr>
           <w:rStyle w:val="Enfasigrassetto"/>
@@ -24913,7 +25218,7 @@
           <w:lang w:val="ru-RU"/>
         </w:rPr>
       </w:pPr>
-      <w:bookmarkStart w:id="34" w:name="_Toc239527423"/>
+      <w:bookmarkStart w:id="34" w:name="_Toc243860609"/>
       <w:r>
         <w:rPr>
           <w:rStyle w:val="Enfasigrassetto"/>
@@ -25107,7 +25412,7 @@
         <w:rPr>
           <w:lang w:val="ru-RU"/>
         </w:rPr>
-        <w:t>: в редких случаях, только на некоторых моделях Giulia/Stelvio, после отключения функции на панели могут остаться некоторые ошибки. В этом случае выполните цикл включения/выключения зажигания автомобиля или выберите функцию CLEAR FAULT, см. п. 2.13.</w:t>
+        <w:t>: в редких случаях, только на некоторых моделях Giulia/Stelvio, после отключения функции на панели могут остаться некоторые ошибки. В этом случае выполните цикл включения/выключения зажигания автомобиля или выберите функцию Clear Faults, см. п. 2.13.</w:t>
       </w:r>
     </w:p>
     <w:p>
@@ -25148,7 +25453,7 @@
           <w:lang w:val="ru-RU"/>
         </w:rPr>
       </w:pPr>
-      <w:bookmarkStart w:id="35" w:name="_Toc239527424"/>
+      <w:bookmarkStart w:id="35" w:name="_Toc243860610"/>
       <w:r>
         <w:rPr>
           <w:rStyle w:val="Enfasigrassetto"/>
@@ -25234,7 +25539,7 @@
           <w:lang w:val="ru-RU"/>
         </w:rPr>
         <w:lastRenderedPageBreak/>
-        <w:t>Нажатие кнопки Cruise Control включает и отключает Adaptive Cruise Control</w:t>
+        <w:t>Нажатие кнопки Cruise Control включает и отключает Adaptive Cruise Control.</w:t>
       </w:r>
     </w:p>
     <w:p>
@@ -25294,7 +25599,7 @@
           <w:lang w:val="ru-RU"/>
         </w:rPr>
       </w:pPr>
-      <w:bookmarkStart w:id="36" w:name="_Toc239527425"/>
+      <w:bookmarkStart w:id="36" w:name="_Toc243860611"/>
       <w:r>
         <w:rPr>
           <w:rStyle w:val="Enfasigrassetto"/>
@@ -25371,7 +25676,7 @@
         <w:rPr>
           <w:lang w:val="ru-RU"/>
         </w:rPr>
-        <w:t>После включения этой функции в главном меню BACCABLE появится пункт CLEAR FAULTS. При нажатии и немедленном отпускании кнопки RES (или кнопки DISTANCE) на несколько секунд отобразится надпись WAIT. По завершении выполнения команды снова отобразится надпись CLEAR FAULTS</w:t>
+        <w:t>После включения этой функции в главном меню BACCABLE появится пункт Clear Faults. При нажатии и немедленном отпускании кнопки RES (или кнопки DISTANCE) на несколько секунд отобразится надпись WAIT. По завершении выполнения команды снова отобразится надпись Clear Faults.</w:t>
       </w:r>
     </w:p>
     <w:p>
@@ -25392,7 +25697,7 @@
           <w:lang w:val="ru-RU"/>
         </w:rPr>
       </w:pPr>
-      <w:bookmarkStart w:id="37" w:name="_Toc239527426"/>
+      <w:bookmarkStart w:id="37" w:name="_Toc243860612"/>
       <w:r>
         <w:rPr>
           <w:rStyle w:val="Enfasigrassetto"/>
@@ -25484,7 +25789,7 @@
           <w:lang w:val="ru-RU"/>
         </w:rPr>
       </w:pPr>
-      <w:bookmarkStart w:id="38" w:name="_Toc239527427"/>
+      <w:bookmarkStart w:id="38" w:name="_Toc243860613"/>
       <w:r>
         <w:rPr>
           <w:rStyle w:val="Enfasigrassetto"/>
@@ -25605,7 +25910,7 @@
           <w:lang w:val="ru-RU"/>
         </w:rPr>
       </w:pPr>
-      <w:bookmarkStart w:id="39" w:name="_Toc239527428"/>
+      <w:bookmarkStart w:id="39" w:name="_Toc243860614"/>
       <w:r>
         <w:rPr>
           <w:rStyle w:val="Enfasigrassetto"/>
@@ -25717,7 +26022,7 @@
           <w:lang w:val="ru-RU"/>
         </w:rPr>
       </w:pPr>
-      <w:bookmarkStart w:id="40" w:name="_Toc239527429"/>
+      <w:bookmarkStart w:id="40" w:name="_Toc243860615"/>
       <w:r>
         <w:rPr>
           <w:rStyle w:val="Enfasigrassetto"/>
@@ -25819,7 +26124,7 @@
           <w:lang w:val="ru-RU"/>
         </w:rPr>
       </w:pPr>
-      <w:bookmarkStart w:id="41" w:name="_Toc239527430"/>
+      <w:bookmarkStart w:id="41" w:name="_Toc243860616"/>
       <w:r>
         <w:rPr>
           <w:rStyle w:val="Enfasigrassetto"/>
@@ -25853,7 +26158,7 @@
         <w:rPr>
           <w:lang w:val="ru-RU"/>
         </w:rPr>
-        <w:t>Находясь в главном меню Baccable, на пункте «Front Brake Normal», при включённом двигателе, без ручного тормоза и с отпущенной педалью тормоза, нажмите и сразу отпустите кнопку RES (или кнопку DISTANCE) на руле — меню покажет «Front Brake Assist» и вы почувствуете включение тормоза. Будут активированы только суппорты передних колёс. При повторном нажатии кнопки RES на приборной панели отобразится надпись «Front Brake FORCED».</w:t>
+        <w:t>Находясь в главном меню Baccable, на пункте «Front Brake Normal», при включённом двигателе, без ручного тормоза и с отпущенной педалью тормоза, нажмите и сразу отпустите кнопку RES (или кнопку DISTANCE) на руле — меню покажет «Front Brake Assist», и вы почувствуете включение тормоза. Будут активированы только суппорты передних колёс. При повторном нажатии кнопки RES на приборной панели отобразится надпись «Front Brake FORCED».</w:t>
       </w:r>
     </w:p>
     <w:p>
@@ -25991,7 +26296,7 @@
           <w:lang w:val="ru-RU"/>
         </w:rPr>
       </w:pPr>
-      <w:bookmarkStart w:id="42" w:name="_Toc239527431"/>
+      <w:bookmarkStart w:id="42" w:name="_Toc243860617"/>
       <w:r>
         <w:rPr>
           <w:rStyle w:val="Enfasigrassetto"/>
@@ -26029,7 +26334,7 @@
           <w:bCs/>
           <w:lang w:val="ru-RU"/>
         </w:rPr>
-        <w:t>В стадии разработки. Не включайте эту функцию</w:t>
+        <w:t>В стадии разработки. Не включайте эту функцию.</w:t>
       </w:r>
     </w:p>
     <w:p>
@@ -26052,7 +26357,7 @@
           <w:lang w:val="ru-RU"/>
         </w:rPr>
       </w:pPr>
-      <w:bookmarkStart w:id="43" w:name="_Toc239527432"/>
+      <w:bookmarkStart w:id="43" w:name="_Toc243860618"/>
       <w:r>
         <w:rPr>
           <w:rStyle w:val="Enfasigrassetto"/>
@@ -26076,7 +26381,14 @@
     </w:p>
     <w:p>
       <w:pPr>
-        <w:ind w:left="426" w:hanging="426"/>
+        <w:jc w:val="both"/>
+        <w:rPr>
+          <w:lang w:val="ru-RU"/>
+        </w:rPr>
+      </w:pPr>
+    </w:p>
+    <w:p>
+      <w:pPr>
         <w:jc w:val="both"/>
         <w:rPr>
           <w:lang w:val="ru-RU"/>
@@ -26088,31 +26400,13 @@
           <w:bCs/>
           <w:lang w:val="ru-RU"/>
         </w:rPr>
-        <w:t>Краткое описание:</w:t>
-      </w:r>
-      <w:r>
-        <w:rPr>
-          <w:lang w:val="ru-RU"/>
-        </w:rPr>
-        <w:t xml:space="preserve"> Позволяет считывать коды ошибок с блоков управления автомобиля (пока только с </w:t>
-      </w:r>
-      <w:r>
-        <w:t>Body</w:t>
-      </w:r>
-      <w:r>
-        <w:rPr>
-          <w:lang w:val="ru-RU"/>
-        </w:rPr>
-        <w:t xml:space="preserve"> </w:t>
-      </w:r>
-      <w:r>
-        <w:t>Computer</w:t>
-      </w:r>
-      <w:r>
-        <w:rPr>
-          <w:lang w:val="ru-RU"/>
-        </w:rPr>
-        <w:t>)</w:t>
+        <w:t xml:space="preserve">Краткое описание: </w:t>
+      </w:r>
+      <w:r>
+        <w:rPr>
+          <w:lang w:val="ru-RU"/>
+        </w:rPr>
+        <w:t>Считывает текущие или сохранённые неисправности блоков управления автомобиля: Body Computer (BODY), блока управления двигателем (ECM) и ABS — и показывает их на приборной панели по одной.</w:t>
       </w:r>
     </w:p>
     <w:p>
@@ -26126,186 +26420,216 @@
         <w:rPr>
           <w:lang w:val="ru-RU"/>
         </w:rPr>
-        <w:t xml:space="preserve">Функцию </w:t>
-      </w:r>
-      <w:r>
-        <w:t>READ</w:t>
-      </w:r>
-      <w:r>
-        <w:rPr>
-          <w:lang w:val="ru-RU"/>
-        </w:rPr>
-        <w:t xml:space="preserve"> </w:t>
-      </w:r>
-      <w:r>
-        <w:t>FAULTS</w:t>
-      </w:r>
-      <w:r>
-        <w:rPr>
-          <w:lang w:val="ru-RU"/>
-        </w:rPr>
-        <w:t xml:space="preserve"> необходимо сначала включить, зайдя в </w:t>
-      </w:r>
-      <w:r>
-        <w:t>MAIN</w:t>
-      </w:r>
-      <w:r>
-        <w:rPr>
-          <w:lang w:val="ru-RU"/>
-        </w:rPr>
-        <w:t xml:space="preserve"> </w:t>
-      </w:r>
-      <w:r>
-        <w:t>SETUP</w:t>
-      </w:r>
-      <w:r>
-        <w:rPr>
-          <w:lang w:val="ru-RU"/>
-        </w:rPr>
-        <w:t xml:space="preserve"> </w:t>
-      </w:r>
-      <w:r>
-        <w:t>MENU</w:t>
-      </w:r>
-      <w:r>
-        <w:rPr>
-          <w:lang w:val="ru-RU"/>
-        </w:rPr>
-        <w:t xml:space="preserve">, выбрав функцию </w:t>
-      </w:r>
-      <w:r>
-        <w:t>READ</w:t>
-      </w:r>
-      <w:r>
-        <w:rPr>
-          <w:lang w:val="ru-RU"/>
-        </w:rPr>
-        <w:t xml:space="preserve"> </w:t>
-      </w:r>
-      <w:r>
-        <w:t>FAULTS</w:t>
-      </w:r>
-      <w:r>
-        <w:rPr>
-          <w:lang w:val="ru-RU"/>
-        </w:rPr>
-        <w:t xml:space="preserve">, а затем выбрав </w:t>
-      </w:r>
-      <w:r>
-        <w:t>SAVE</w:t>
-      </w:r>
-      <w:r>
-        <w:rPr>
-          <w:lang w:val="ru-RU"/>
-        </w:rPr>
-        <w:t>&amp;</w:t>
-      </w:r>
-      <w:r>
-        <w:t>EXIT</w:t>
-      </w:r>
-      <w:r>
-        <w:rPr>
-          <w:lang w:val="ru-RU"/>
-        </w:rPr>
-        <w:t xml:space="preserve"> для окончательного сохранения настройки. После этого в главном меню появится новый пункт </w:t>
-      </w:r>
-      <w:r>
-        <w:t>READ</w:t>
-      </w:r>
-      <w:r>
-        <w:rPr>
-          <w:lang w:val="ru-RU"/>
-        </w:rPr>
-        <w:t xml:space="preserve"> </w:t>
-      </w:r>
-      <w:r>
-        <w:t>FAULTS</w:t>
-      </w:r>
-      <w:r>
-        <w:rPr>
-          <w:lang w:val="ru-RU"/>
-        </w:rPr>
-        <w:t xml:space="preserve">. При нажатии кнопки </w:t>
-      </w:r>
-      <w:r>
-        <w:t>RES</w:t>
-      </w:r>
-      <w:r>
-        <w:rPr>
-          <w:lang w:val="ru-RU"/>
-        </w:rPr>
-        <w:t xml:space="preserve"> или </w:t>
-      </w:r>
-      <w:r>
-        <w:t>DISTANCE</w:t>
-      </w:r>
-      <w:r>
-        <w:rPr>
-          <w:lang w:val="ru-RU"/>
-        </w:rPr>
-        <w:t xml:space="preserve"> (на руле) после перехода на пункт </w:t>
-      </w:r>
-      <w:r>
-        <w:t>READ</w:t>
-      </w:r>
-      <w:r>
-        <w:rPr>
-          <w:lang w:val="ru-RU"/>
-        </w:rPr>
-        <w:t xml:space="preserve"> </w:t>
-      </w:r>
-      <w:r>
-        <w:t>FAULTS</w:t>
-      </w:r>
-      <w:r>
-        <w:rPr>
-          <w:lang w:val="ru-RU"/>
-        </w:rPr>
-        <w:t xml:space="preserve"> главного меню </w:t>
-      </w:r>
-      <w:r>
-        <w:t>BACCABLE</w:t>
-      </w:r>
-      <w:r>
-        <w:rPr>
-          <w:lang w:val="ru-RU"/>
-        </w:rPr>
-        <w:t xml:space="preserve"> появится надпись </w:t>
-      </w:r>
-      <w:r>
-        <w:t>WAIT</w:t>
-      </w:r>
-      <w:r>
-        <w:rPr>
-          <w:lang w:val="ru-RU"/>
-        </w:rPr>
-        <w:t xml:space="preserve">, указывающая на необходимость подождать, пока ошибки считываются с блока управления автомобиля. По завершении считывания автоматически откроется подменю, показывающее обнаруженные ошибки, идентифицированные по коду ошибки и названию соответствующего блока управления. После этого можно прокручивать список кнопками вверх-вниз круиз-контроля. Чтобы вернуться в главное меню, достаточно снова нажать кнопку </w:t>
-      </w:r>
-      <w:r>
-        <w:t>RES</w:t>
-      </w:r>
-      <w:r>
-        <w:rPr>
-          <w:lang w:val="ru-RU"/>
-        </w:rPr>
-        <w:t xml:space="preserve"> или </w:t>
-      </w:r>
-      <w:r>
-        <w:t>DISTANCE</w:t>
-      </w:r>
-      <w:r>
-        <w:rPr>
-          <w:lang w:val="ru-RU"/>
-        </w:rPr>
-        <w:t xml:space="preserve"> на руле.</w:t>
-      </w:r>
-    </w:p>
-    <w:p>
-      <w:pPr>
+        <w:t>Функцию READ FAULTS необходимо сначала включить, зайдя в MAIN SETUP MENU, выбрав функцию READ FAULTS, а затем выбрав SAVE&amp;EXIT для окончательного сохранения настройки. После этого в главном меню появится пункт Read Faults. При нажатии кнопки RES или DISTANCE (на руле) на этом пункте появится надпись WAIT на время считывания неисправностей в следующем порядке:</w:t>
+      </w:r>
+    </w:p>
+    <w:p>
+      <w:pPr>
+        <w:pStyle w:val="Paragrafoelenco"/>
+        <w:numPr>
+          <w:ilvl w:val="0"/>
+          <w:numId w:val="20"/>
+        </w:numPr>
         <w:jc w:val="both"/>
+        <w:rPr>
+          <w:lang w:val="ru-RU"/>
+        </w:rPr>
+      </w:pPr>
+      <w:r>
         <w:rPr>
           <w:b/>
           <w:bCs/>
+          <w:lang w:val="ru-RU"/>
+        </w:rPr>
+        <w:t>BODY</w:t>
+      </w:r>
+      <w:r>
+        <w:rPr>
+          <w:lang w:val="ru-RU"/>
+        </w:rPr>
+        <w:t>: Body Computer;</w:t>
+      </w:r>
+    </w:p>
+    <w:p>
+      <w:pPr>
+        <w:pStyle w:val="Paragrafoelenco"/>
+        <w:numPr>
+          <w:ilvl w:val="0"/>
+          <w:numId w:val="20"/>
+        </w:numPr>
+        <w:jc w:val="both"/>
+        <w:rPr>
+          <w:lang w:val="ru-RU"/>
+        </w:rPr>
+      </w:pPr>
+      <w:r>
+        <w:rPr>
+          <w:b/>
+          <w:bCs/>
+          <w:lang w:val="ru-RU"/>
+        </w:rPr>
+        <w:t>ECM</w:t>
+      </w:r>
+      <w:r>
+        <w:rPr>
+          <w:lang w:val="ru-RU"/>
+        </w:rPr>
+        <w:t>: блок управления двигателем, если список неисправностей ещё не заполнен;</w:t>
+      </w:r>
+    </w:p>
+    <w:p>
+      <w:pPr>
+        <w:pStyle w:val="Paragrafoelenco"/>
+        <w:numPr>
+          <w:ilvl w:val="0"/>
+          <w:numId w:val="20"/>
+        </w:numPr>
+        <w:jc w:val="both"/>
+        <w:rPr>
+          <w:lang w:val="ru-RU"/>
+        </w:rPr>
+      </w:pPr>
+      <w:r>
+        <w:rPr>
+          <w:b/>
+          <w:bCs/>
+          <w:lang w:val="ru-RU"/>
+        </w:rPr>
+        <w:t>ABS</w:t>
+      </w:r>
+      <w:r>
+        <w:rPr>
+          <w:lang w:val="ru-RU"/>
+        </w:rPr>
+        <w:t>: если список всё ещё не заполнен. ABS не считывается, если в этот момент активны функции DYNO или BRAKES OVERRIDE, которые уже его используют.</w:t>
+      </w:r>
+    </w:p>
+    <w:p>
+      <w:pPr>
+        <w:jc w:val="both"/>
+        <w:rPr>
+          <w:lang w:val="ru-RU"/>
+        </w:rPr>
+      </w:pPr>
+      <w:r>
+        <w:rPr>
+          <w:lang w:val="ru-RU"/>
+        </w:rPr>
+        <w:t>По окончании считывания автоматически откроется подменю, в котором отображается одна неисправность в строке, с названием блока управления в начале и счётчиком в конце, а код приводится в стандартном формате диагностических приборов (буква P, C, B или U, четыре цифры и, после дефиса, тип неисправности). Например:</w:t>
+      </w:r>
+    </w:p>
+    <w:p>
+      <w:pPr>
+        <w:pStyle w:val="Paragrafoelenco"/>
+        <w:numPr>
+          <w:ilvl w:val="0"/>
+          <w:numId w:val="20"/>
+        </w:numPr>
+        <w:jc w:val="both"/>
+        <w:rPr>
+          <w:lang w:val="ru-RU"/>
+        </w:rPr>
+      </w:pPr>
+      <w:r>
+        <w:rPr>
+          <w:lang w:val="ru-RU"/>
+        </w:rPr>
+        <w:t>BODY B10AA-4A 1/3</w:t>
+      </w:r>
+    </w:p>
+    <w:p>
+      <w:pPr>
+        <w:pStyle w:val="Paragrafoelenco"/>
+        <w:numPr>
+          <w:ilvl w:val="0"/>
+          <w:numId w:val="20"/>
+        </w:numPr>
+        <w:jc w:val="both"/>
+        <w:rPr>
+          <w:lang w:val="ru-RU"/>
+        </w:rPr>
+      </w:pPr>
+      <w:r>
+        <w:rPr>
+          <w:lang w:val="ru-RU"/>
+        </w:rPr>
+        <w:t>ECM  P0420-00 2/3</w:t>
+      </w:r>
+    </w:p>
+    <w:p>
+      <w:pPr>
+        <w:pStyle w:val="Paragrafoelenco"/>
+        <w:numPr>
+          <w:ilvl w:val="0"/>
+          <w:numId w:val="20"/>
+        </w:numPr>
+        <w:jc w:val="both"/>
+        <w:rPr>
+          <w:lang w:val="ru-RU"/>
+        </w:rPr>
+      </w:pPr>
+      <w:r>
+        <w:rPr>
+          <w:lang w:val="ru-RU"/>
+        </w:rPr>
+        <w:t>ABS  C0035-1C 3/3</w:t>
+      </w:r>
+    </w:p>
+    <w:p>
+      <w:pPr>
+        <w:jc w:val="both"/>
+        <w:rPr>
+          <w:lang w:val="ru-RU"/>
+        </w:rPr>
+      </w:pPr>
+      <w:r>
+        <w:rPr>
+          <w:lang w:val="ru-RU"/>
+        </w:rPr>
+        <w:t>Отображаются только текущие или сохранённые неисправности. Счётчик показывает позицию неисправности и общее количество обнаруженных неисправностей; начиная с десятой неисправности из-за нехватки места отображается только позиция. Список содержит не более 20 неисправностей. Если неисправностей нет, отображается NO FAULTS. Если Body Computer не отвечает, отображается TIMEOUT и выполняется возврат в главное меню; если же не отвечает блок управления двигателем или ABS, неисправности остальных блоков всё равно отображаются.</w:t>
+      </w:r>
+    </w:p>
+    <w:p>
+      <w:pPr>
+        <w:jc w:val="both"/>
+        <w:rPr>
+          <w:lang w:val="ru-RU"/>
+        </w:rPr>
+      </w:pPr>
+      <w:r>
+        <w:rPr>
+          <w:lang w:val="ru-RU"/>
+        </w:rPr>
+        <w:t>Прокручивать список можно кнопками вверх/вниз панели Cruise Control. Чтобы вернуться в главное меню, достаточно снова нажать кнопку RES или DISTANCE на руле.</w:t>
+      </w:r>
+    </w:p>
+    <w:p>
+      <w:pPr>
+        <w:jc w:val="both"/>
+        <w:rPr>
+          <w:lang w:val="ru-RU"/>
+        </w:rPr>
+      </w:pPr>
+      <w:r>
+        <w:rPr>
+          <w:b/>
+          <w:bCs/>
+          <w:lang w:val="ru-RU"/>
+        </w:rPr>
+        <w:lastRenderedPageBreak/>
+        <w:t xml:space="preserve">Примечание: </w:t>
+      </w:r>
+      <w:r>
+        <w:rPr>
+          <w:lang w:val="ru-RU"/>
+        </w:rPr>
+        <w:t>подключение к ABS обычно вызывает два нежелательных эффекта, обусловленных автомобилем: на приборной панели временно отображаются предупреждения ABS, а тормоз на мгновение теряет эффективность.</w:t>
+      </w:r>
+    </w:p>
+    <w:p>
+      <w:pPr>
+        <w:jc w:val="both"/>
+        <w:rPr>
           <w:lang w:val="ru-RU"/>
         </w:rPr>
       </w:pPr>
@@ -26320,7 +26644,7 @@
           <w:lang w:val="ru-RU"/>
         </w:rPr>
       </w:pPr>
-      <w:bookmarkStart w:id="44" w:name="_Toc239527433"/>
+      <w:bookmarkStart w:id="44" w:name="_Toc243860619"/>
       <w:r>
         <w:rPr>
           <w:rStyle w:val="Enfasigrassetto"/>
@@ -26452,9 +26776,9 @@
           <w:lang w:eastAsia="zh-CN"/>
           <w14:ligatures w14:val="standardContextual"/>
         </w:rPr>
-        <w:t xml:space="preserve"> эту процедуру proxy-выравнивания необходимо выполнить с помощью Multiecuscan, ELM327 и подходящих кабелей; она синхронизирует электронные блоки управления (ECU) между собой, чтобы все модули распознавали текущую конфигурацию автомобиля. Среди этих настроек — включение режима race, позволяющего использовать функцию ESC/TC BACCABLE без установки рычажка RDNA. Включение race с помощью процедуры выравнивания хорошо описано по следующей ссылке: </w:t>
-      </w:r>
-      <w:hyperlink r:id="rId37" w:history="1">
+        <w:t xml:space="preserve"> эту процедуру proxy-выравнивания необходимо выполнить с помощью Multiecuscan, ELM327 и подходящих кабелей; она синхронизирует электронные блоки управления (ECU) между собой, чтобы все модули распознавали текущую конфигурацию автомобиля. Среди этих настроек — включение режима race, позволяющего использовать функцию ESC/TC BACCABLE без установки селектора RDNA. Включение race с помощью процедуры выравнивания хорошо описано по следующей ссылке: </w:t>
+      </w:r>
+      <w:hyperlink r:id="rId38" w:history="1">
         <w:r>
           <w:rPr>
             <w:rStyle w:val="Collegamentoipertestuale"/>
@@ -26530,7 +26854,17 @@
           <w:lang w:eastAsia="zh-CN"/>
           <w14:ligatures w14:val="standardContextual"/>
         </w:rPr>
-        <w:t>Включение Race через proxy-выравнивание приводит к потере педальных карт, то есть все стили вождения DNA принимают карту режима N, имеющую линейную кривую, тогда как Dynamic должен иметь очень чувствительную кривую в начале хода педали акселератора. Чтобы обойти эту проблему, можно отключить race через proxy-выравнивание только на ECU двигателя. Таким образом педальные карты снова начинают работать корректно, а race остаётся доступным на автомобиле. Чтобы добиться этого результата, после успешного завершения процедуры включения race, описанной по ссылке в разделе «Предпосылка», достаточно сбросить на proxy манетку типа 1 (то есть отключить race), отсоединить elm327 от автомобиля и запустить процедуру выравнивания. Первым блоком управления, который MES попытается записать, будет body; не сумев это сделать, поскольку elm327 будет отсоединён от автомобиля, он сообщит об ошибке. В этот момент нужно снова подключить elm327, потому что вторым блоком управления для записи будет ECU двигателя. Как только будет сообщено об успешной записи ECU двигателя, нужно снова отсоединить elm327 или отключить USB-кабель, если используется elm327 USB, чтобы не дать Multiecuscan записать другие ECU. После этого, выключив и снова включив автомобиль, через некоторое время одометр начнёт мигать, сигнализируя о незавершённом proxy-выравнивании; педальные карты будут работать как изначально, то есть корректно, а функция ESC/TC BACCABLE будет работать штатно. Чтобы устранить неприятное мигание одометра, включим функцию ODOMETER BLINK в меню setup BACCABLE.</w:t>
+        <w:t xml:space="preserve">Включение Race через proxy-выравнивание приводит к потере педальных карт, то есть все стили вождения DNA принимают карту режима N, имеющую линейную кривую, тогда как Dynamic должен иметь очень чувствительную кривую в начале хода педали акселератора. Чтобы обойти эту проблему, можно отключить race через proxy-выравнивание только на ECU двигателя. Таким образом педальные карты снова начинают работать корректно, а race остаётся доступным на автомобиле. Чтобы добиться этого результата, после успешного завершения процедуры включения race, описанной по ссылке в разделе «Предпосылка», достаточно установить на proxy селектор типа 1 (то есть отключить race), отсоединить elm327 от автомобиля и запустить процедуру выравнивания. Первым блоком управления, который MES попытается записать, будет body; не сумев это сделать, поскольку elm327 будет отсоединён от автомобиля, он сообщит об ошибке. В этот момент нужно снова подключить elm327, потому что вторым блоком управления для записи будет ECU двигателя. Как только будет сообщено об успешной записи ECU двигателя, нужно снова отсоединить elm327 или отключить USB-кабель, если используется elm327 USB, чтобы не дать Multiecuscan записать другие ECU. После этого, выключив и снова включив автомобиль, через некоторое время одометр начнёт мигать, сигнализируя о незавершённом proxy-выравнивании; педальные карты будут работать как изначально, то есть корректно, а </w:t>
+      </w:r>
+      <w:r>
+        <w:rPr>
+          <w:rFonts w:asciiTheme="minorHAnsi" w:eastAsiaTheme="minorEastAsia" w:hAnsiTheme="minorHAnsi" w:cstheme="minorBidi"/>
+          <w:kern w:val="2"/>
+          <w:lang w:eastAsia="zh-CN"/>
+          <w14:ligatures w14:val="standardContextual"/>
+        </w:rPr>
+        <w:lastRenderedPageBreak/>
+        <w:t>функция ESC/TC BACCABLE будет работать штатно. Чтобы устранить неприятное мигание одометра, включим функцию ODOMETER BLINK в меню setup BACCABLE.</w:t>
       </w:r>
     </w:p>
     <w:p>
@@ -26553,7 +26887,7 @@
           <w:lang w:val="ru-RU"/>
         </w:rPr>
       </w:pPr>
-      <w:bookmarkStart w:id="45" w:name="_Toc239527434"/>
+      <w:bookmarkStart w:id="45" w:name="_Toc243860620"/>
       <w:r>
         <w:rPr>
           <w:rStyle w:val="Enfasigrassetto"/>
@@ -26631,7 +26965,7 @@
         <w:rPr>
           <w:lang w:val="ru-RU"/>
         </w:rPr>
-        <w:t>При отключении этой функции в меню setup звуковой сигнализатор непристёгнутых ремней безопасности отключается. Настройка сохраняется даже после снятия BACCABLE и для вступления в силу может потребовать перезапуска</w:t>
+        <w:t>При отключении этой функции в меню setup звуковой сигнализатор непристёгнутых ремней безопасности отключается. Настройка сохраняется даже после снятия BACCABLE и для вступления в силу может потребовать перезапуска.</w:t>
       </w:r>
     </w:p>
     <w:p>
@@ -26654,7 +26988,7 @@
           <w:lang w:val="ru-RU"/>
         </w:rPr>
       </w:pPr>
-      <w:bookmarkStart w:id="46" w:name="_Toc239527435"/>
+      <w:bookmarkStart w:id="46" w:name="_Toc243860621"/>
       <w:r>
         <w:rPr>
           <w:rStyle w:val="Enfasigrassetto"/>
@@ -26691,7 +27025,7 @@
           <w:bCs/>
           <w:lang w:val="ru-RU"/>
         </w:rPr>
-        <w:t>В стадии разработки. Не включайте эту функцию</w:t>
+        <w:t>В стадии разработки. Не включайте эту функцию.</w:t>
       </w:r>
     </w:p>
     <w:p>
@@ -26756,7 +27090,6 @@
         <w:rPr>
           <w:lang w:val="ru-RU"/>
         </w:rPr>
-        <w:lastRenderedPageBreak/>
         <w:t>Примечание: для использования этой функции необходим специальный соединительный кабель между Baccable и Pedal Booster, который заказывается отдельно.</w:t>
       </w:r>
     </w:p>
@@ -26771,7 +27104,7 @@
         <w:rPr>
           <w:lang w:val="ru-RU"/>
         </w:rPr>
-        <w:t>В меню setup функцию можно настроить следующим образом (циклическое меню, управляемое нажатием кнопки RES и DISTANCE):</w:t>
+        <w:t>В меню setup функцию можно настроить следующим образом (циклическое меню: каждое нажатие кнопки RES или кнопки DISTANCE переключает на следующее значение):</w:t>
       </w:r>
     </w:p>
     <w:p>
@@ -26792,7 +27125,7 @@
           <w:bCs/>
           <w:lang w:val="ru-RU"/>
         </w:rPr>
-        <w:t>Pedal Booster Deselezionato (отключено)</w:t>
+        <w:t>Pedal Booster отключён</w:t>
       </w:r>
       <w:r>
         <w:rPr>
@@ -26900,6 +27233,7 @@
           <w:bCs/>
           <w:lang w:val="ru-RU"/>
         </w:rPr>
+        <w:lastRenderedPageBreak/>
         <w:t>Pedal Booster N Map</w:t>
       </w:r>
       <w:r>
@@ -26982,7 +27316,7 @@
           <w:lang w:val="ru-RU"/>
         </w:rPr>
       </w:pPr>
-      <w:bookmarkStart w:id="47" w:name="_Toc239527436"/>
+      <w:bookmarkStart w:id="47" w:name="_Toc243860622"/>
       <w:r>
         <w:rPr>
           <w:rStyle w:val="Enfasigrassetto"/>
@@ -27029,7 +27363,7 @@
           <w:lang w:val="ru-RU"/>
         </w:rPr>
       </w:pPr>
-      <w:bookmarkStart w:id="48" w:name="_Toc239527437"/>
+      <w:bookmarkStart w:id="48" w:name="_Toc243860623"/>
       <w:r>
         <w:rPr>
           <w:rStyle w:val="Enfasigrassetto"/>
@@ -27076,7 +27410,7 @@
           <w:lang w:val="ru-RU"/>
         </w:rPr>
       </w:pPr>
-      <w:bookmarkStart w:id="49" w:name="_Toc239527438"/>
+      <w:bookmarkStart w:id="49" w:name="_Toc243860624"/>
       <w:r>
         <w:rPr>
           <w:rStyle w:val="Enfasigrassetto"/>
@@ -27136,7 +27470,6 @@
           <w:bCs/>
           <w:lang w:val="ru-RU"/>
         </w:rPr>
-        <w:lastRenderedPageBreak/>
         <w:t>ВНИМАНИЕ: если на вашем автомобиле наблюдается мерцание экранов race на приборной панели или в infotainment, рекомендуется отключить и не использовать функцию SHOW RACE MASK.</w:t>
       </w:r>
     </w:p>
@@ -27150,7 +27483,7 @@
           <w:lang w:val="ru-RU"/>
         </w:rPr>
       </w:pPr>
-      <w:bookmarkStart w:id="50" w:name="_Toc239527439"/>
+      <w:bookmarkStart w:id="50" w:name="_Toc243860625"/>
       <w:r>
         <w:rPr>
           <w:rStyle w:val="Enfasigrassetto"/>
@@ -27266,6 +27599,7 @@
         <w:rPr>
           <w:lang w:val="ru-RU"/>
         </w:rPr>
+        <w:lastRenderedPageBreak/>
         <w:t>Войдите в MAIN SETUP MENU и включите функцию PARK MIRROR. Если она уже выбрана, сначала отключите её, а затем включите снова. На этом этапе текущее положение зеркал сохраняется в памяти.</w:t>
       </w:r>
     </w:p>
@@ -27336,7 +27670,7 @@
           <w:lang w:val="ru-RU"/>
         </w:rPr>
       </w:pPr>
-      <w:bookmarkStart w:id="51" w:name="_Toc239527440"/>
+      <w:bookmarkStart w:id="51" w:name="_Toc243860626"/>
       <w:r>
         <w:rPr>
           <w:rStyle w:val="Enfasigrassetto"/>
@@ -27406,14 +27740,7 @@
         <w:rPr>
           <w:lang w:val="ru-RU"/>
         </w:rPr>
-        <w:t xml:space="preserve">В меню SETUP можно установить значение «ACC AUTOSTART R» или «ACC AUTOSTART +» в зависимости от того, предусмотрен ли на вашем автомобиле </w:t>
-      </w:r>
-      <w:r>
-        <w:rPr>
-          <w:lang w:val="ru-RU"/>
-        </w:rPr>
-        <w:lastRenderedPageBreak/>
-        <w:t>повторный старт при нажатии кнопки RES или кнопки увеличения скорости круиз-контроля. После включения этой функции Baccable обеспечит автоматический повторный старт автомобиля после остановки, выполненной при включённом ACC.</w:t>
+        <w:t>В меню SETUP можно установить значение «ACC AUTOSTART R» или «ACC AUTOSTART +» в зависимости от того, предусмотрен ли на вашем автомобиле повторный старт при нажатии кнопки RES или кнопки увеличения скорости круиз-контроля. После включения этой функции Baccable обеспечит автоматический повторный старт автомобиля после остановки, выполненной при включённом ACC.</w:t>
       </w:r>
     </w:p>
     <w:p>
@@ -27426,7 +27753,7 @@
           <w:lang w:val="ru-RU"/>
         </w:rPr>
       </w:pPr>
-      <w:bookmarkStart w:id="53" w:name="_Toc239527441"/>
+      <w:bookmarkStart w:id="53" w:name="_Toc243860627"/>
       <w:bookmarkEnd w:id="52"/>
       <w:r>
         <w:rPr>
@@ -27652,7 +27979,14 @@
               <w:rPr>
                 <w:lang w:val="ru-RU"/>
               </w:rPr>
-              <w:t>Close windows 1 включено. При однократном закрытии автомобиля с пульта, помимо закрытия дверей, закрываются и стёкла. При двух последовательных закрытиях автомобиля с пульта стёкла закрываются, а затем слегка приоткрываются, чтобы обеспечить приток воздуха.</w:t>
+              <w:t xml:space="preserve">Close windows 1 включено. При однократном закрытии автомобиля с пульта, помимо закрытия </w:t>
+            </w:r>
+            <w:r>
+              <w:rPr>
+                <w:lang w:val="ru-RU"/>
+              </w:rPr>
+              <w:lastRenderedPageBreak/>
+              <w:t>дверей, закрываются и стёкла. При двух последовательных закрытиях автомобиля с пульта стёкла закрываются, а затем слегка приоткрываются, чтобы обеспечить приток воздуха.</w:t>
             </w:r>
           </w:p>
         </w:tc>
@@ -27676,6 +28010,7 @@
                 <w:rFonts w:cstheme="minorHAnsi"/>
                 <w:lang w:val="ru-RU"/>
               </w:rPr>
+              <w:lastRenderedPageBreak/>
               <w:t>Ø</w:t>
             </w:r>
             <w:r>
@@ -27719,7 +28054,7 @@
           <w:lang w:val="ru-RU"/>
         </w:rPr>
       </w:pPr>
-      <w:bookmarkStart w:id="54" w:name="_Toc239527442"/>
+      <w:bookmarkStart w:id="54" w:name="_Toc243860628"/>
       <w:r>
         <w:rPr>
           <w:rStyle w:val="Enfasigrassetto"/>
@@ -27968,7 +28303,6 @@
                 <w:rFonts w:cstheme="minorHAnsi"/>
                 <w:lang w:val="ru-RU"/>
               </w:rPr>
-              <w:lastRenderedPageBreak/>
               <w:t>Ø</w:t>
             </w:r>
             <w:r>
@@ -28012,7 +28346,7 @@
           <w:lang w:val="ru-RU"/>
         </w:rPr>
       </w:pPr>
-      <w:bookmarkStart w:id="55" w:name="_Toc239527443"/>
+      <w:bookmarkStart w:id="55" w:name="_Toc243860629"/>
       <w:r>
         <w:rPr>
           <w:rStyle w:val="Enfasigrassetto"/>
@@ -28136,7 +28470,7 @@
         </w:rPr>
       </w:pPr>
       <w:bookmarkStart w:id="56" w:name="_Hlk210492837"/>
-      <w:bookmarkStart w:id="57" w:name="_Toc239527444"/>
+      <w:bookmarkStart w:id="57" w:name="_Toc243860630"/>
       <w:r>
         <w:rPr>
           <w:rStyle w:val="Enfasigrassetto"/>
@@ -28154,14 +28488,20 @@
           <w:lang w:val="ru-RU"/>
         </w:rPr>
         <w:tab/>
-        <w:t>QV EXHAUST FLAP</w:t>
+        <w:t>EXHAUST FLAP</w:t>
       </w:r>
       <w:bookmarkEnd w:id="57"/>
     </w:p>
     <w:p>
       <w:pPr>
-        <w:pStyle w:val="Paragrafoelenco"/>
-        <w:ind w:left="1080"/>
+        <w:jc w:val="both"/>
+        <w:rPr>
+          <w:lang w:val="ru-RU"/>
+        </w:rPr>
+      </w:pPr>
+    </w:p>
+    <w:p>
+      <w:pPr>
         <w:jc w:val="both"/>
         <w:rPr>
           <w:lang w:val="ru-RU"/>
@@ -28179,24 +28519,128 @@
         <w:rPr>
           <w:lang w:val="ru-RU"/>
         </w:rPr>
-        <w:t>Открывает выпускной клапан Giulia Quadrifoglio двойным нажатием кнопки RELEASE, расположенной на подрулевом лепестке переключения передач (или в главном меню выбором пункта TOGGLE QV VALVE).</w:t>
-      </w:r>
-    </w:p>
-    <w:bookmarkEnd w:id="56"/>
+        <w:t>Открывает и закрывает выпускные клапаны двойным нажатием кнопки RELEASE, расположенной на рычаге переключения передач, или из главного меню выбором пункта Toggle Exhaust. На Giulia Quadrifoglio управляет штатными клапанами; если же используются клапаны aftermarket с радиопультом, BACCABLE имитирует нажатие кнопки открытия или закрытия пульта (требуется подключение пульта к специальным выходам BACCABLE).</w:t>
+      </w:r>
+    </w:p>
+    <w:p>
+      <w:pPr>
+        <w:jc w:val="both"/>
+        <w:rPr>
+          <w:lang w:val="ru-RU"/>
+        </w:rPr>
+      </w:pPr>
+      <w:r>
+        <w:rPr>
+          <w:b/>
+          <w:bCs/>
+          <w:lang w:val="ru-RU"/>
+        </w:rPr>
+        <w:t xml:space="preserve">Примечание: </w:t>
+      </w:r>
+      <w:r>
+        <w:rPr>
+          <w:lang w:val="ru-RU"/>
+        </w:rPr>
+        <w:t>Это функция, включаемая и отключаемая через SETUP MENU, см. п. 2.1, пункт Exhaust Flap. При повторных нажатиях кнопки RES (или кнопки DISTANCE) пункт по кругу принимает следующие значения:</w:t>
+      </w:r>
+    </w:p>
     <w:p>
       <w:pPr>
         <w:pStyle w:val="Paragrafoelenco"/>
-        <w:ind w:left="1080"/>
+        <w:numPr>
+          <w:ilvl w:val="0"/>
+          <w:numId w:val="20"/>
+        </w:numPr>
         <w:jc w:val="both"/>
         <w:rPr>
           <w:lang w:val="ru-RU"/>
         </w:rPr>
       </w:pPr>
+      <w:r>
+        <w:rPr>
+          <w:b/>
+          <w:bCs/>
+          <w:lang w:val="ru-RU"/>
+        </w:rPr>
+        <w:t>O  Exhaust Flap</w:t>
+      </w:r>
+      <w:r>
+        <w:rPr>
+          <w:lang w:val="ru-RU"/>
+        </w:rPr>
+        <w:t>: функция отключена;</w:t>
+      </w:r>
     </w:p>
     <w:p>
       <w:pPr>
         <w:pStyle w:val="Paragrafoelenco"/>
-        <w:ind w:left="1080"/>
+        <w:numPr>
+          <w:ilvl w:val="0"/>
+          <w:numId w:val="20"/>
+        </w:numPr>
+        <w:jc w:val="both"/>
+        <w:rPr>
+          <w:lang w:val="ru-RU"/>
+        </w:rPr>
+      </w:pPr>
+      <w:r>
+        <w:rPr>
+          <w:b/>
+          <w:bCs/>
+          <w:lang w:val="ru-RU"/>
+        </w:rPr>
+        <w:t>Ø  Exhaust Flap</w:t>
+      </w:r>
+      <w:r>
+        <w:rPr>
+          <w:lang w:val="ru-RU"/>
+        </w:rPr>
+        <w:t>: клапаны открываются и закрываются двойным нажатием кнопки RELEASE или пунктом Toggle Exhaust главного меню;</w:t>
+      </w:r>
+    </w:p>
+    <w:p>
+      <w:pPr>
+        <w:pStyle w:val="Paragrafoelenco"/>
+        <w:numPr>
+          <w:ilvl w:val="0"/>
+          <w:numId w:val="20"/>
+        </w:numPr>
+        <w:jc w:val="both"/>
+        <w:rPr>
+          <w:lang w:val="ru-RU"/>
+        </w:rPr>
+      </w:pPr>
+      <w:r>
+        <w:rPr>
+          <w:b/>
+          <w:bCs/>
+          <w:lang w:val="ru-RU"/>
+        </w:rPr>
+        <w:t>Ø  Exhaust Flap DR</w:t>
+      </w:r>
+      <w:r>
+        <w:rPr>
+          <w:lang w:val="ru-RU"/>
+        </w:rPr>
+        <w:t>: как выше, а кроме того клапаны автоматически открываются при переходе в стиль вождения D (Dynamic) или R (Race) и закрываются при переходе в стиль N (Natural) или A (All Weather). Двойное нажатие продолжает работать до следующей смены стиля вождения.</w:t>
+      </w:r>
+    </w:p>
+    <w:p>
+      <w:pPr>
+        <w:jc w:val="both"/>
+        <w:rPr>
+          <w:lang w:val="ru-RU"/>
+        </w:rPr>
+      </w:pPr>
+      <w:r>
+        <w:rPr>
+          <w:lang w:val="ru-RU"/>
+        </w:rPr>
+        <w:t>При выключении двигателя клапаны закрываются, чтобы прекратить отправку сообщений в шину CAN при выключенном автомобиле, но выбор пользователя запоминается: как только двигатель снова заработает (выше примерно 400 rpm), клапаны снова открываются, если они были открыты до выключения. В режиме DR при повторном запуске проверяется текущий стиль вождения и положение клапанов подтверждается (открыты в D и R, закрыты в N и A), даже если стиль вождения был изменён при выключенном двигателе. Двойное нажатие при выключенном двигателе изменяет только запомненный выбор, который будет применён при следующем запуске. Выбор теряется при отключении BACCABLE, но состояние включения функции сохраняется постоянно.</w:t>
+      </w:r>
+    </w:p>
+    <w:p>
+      <w:pPr>
         <w:jc w:val="both"/>
         <w:rPr>
           <w:lang w:val="ru-RU"/>
@@ -28213,7 +28657,8 @@
           <w:lang w:val="ru-RU"/>
         </w:rPr>
       </w:pPr>
-      <w:bookmarkStart w:id="58" w:name="_Toc239527445"/>
+      <w:bookmarkStart w:id="58" w:name="_Toc243860631"/>
+      <w:bookmarkEnd w:id="56"/>
       <w:r>
         <w:rPr>
           <w:rStyle w:val="Enfasigrassetto"/>
@@ -28278,8 +28723,14 @@
     </w:p>
     <w:p>
       <w:pPr>
-        <w:pStyle w:val="Paragrafoelenco"/>
-        <w:ind w:left="1080"/>
+        <w:jc w:val="both"/>
+        <w:rPr>
+          <w:lang w:val="ru-RU"/>
+        </w:rPr>
+      </w:pPr>
+    </w:p>
+    <w:p>
+      <w:pPr>
         <w:jc w:val="both"/>
         <w:rPr>
           <w:lang w:val="ru-RU"/>
@@ -28297,8 +28748,148 @@
         <w:rPr>
           <w:lang w:val="ru-RU"/>
         </w:rPr>
-        <w:t>Временно отключает звуковой сигнал при обнаружении препятствия впереди, когда автомобиль неподвижен.</w:t>
-      </w:r>
+        <w:t>Отключает звук передних датчиков парковки, когда автомобиль стоит перед препятствием с нажатой педалью тормоза, и снова включает их при отпускании тормоза.</w:t>
+      </w:r>
+    </w:p>
+    <w:p>
+      <w:pPr>
+        <w:jc w:val="both"/>
+        <w:rPr>
+          <w:lang w:val="ru-RU"/>
+        </w:rPr>
+      </w:pPr>
+      <w:r>
+        <w:rPr>
+          <w:b/>
+          <w:bCs/>
+          <w:lang w:val="ru-RU"/>
+        </w:rPr>
+        <w:lastRenderedPageBreak/>
+        <w:t xml:space="preserve">Примечание: </w:t>
+      </w:r>
+      <w:r>
+        <w:rPr>
+          <w:lang w:val="ru-RU"/>
+        </w:rPr>
+        <w:t>Это функция, включаемая и отключаемая через SETUP MENU, см. п. 2.1.</w:t>
+      </w:r>
+    </w:p>
+    <w:p>
+      <w:pPr>
+        <w:jc w:val="both"/>
+        <w:rPr>
+          <w:lang w:val="ru-RU"/>
+        </w:rPr>
+      </w:pPr>
+      <w:r>
+        <w:rPr>
+          <w:lang w:val="ru-RU"/>
+        </w:rPr>
+        <w:t>Принцип работы:</w:t>
+      </w:r>
+    </w:p>
+    <w:p>
+      <w:pPr>
+        <w:pStyle w:val="Paragrafoelenco"/>
+        <w:numPr>
+          <w:ilvl w:val="0"/>
+          <w:numId w:val="20"/>
+        </w:numPr>
+        <w:jc w:val="both"/>
+        <w:rPr>
+          <w:lang w:val="ru-RU"/>
+        </w:rPr>
+      </w:pPr>
+      <w:r>
+        <w:rPr>
+          <w:lang w:val="ru-RU"/>
+        </w:rPr>
+        <w:t>когда передние датчики сообщают о препятствии, а педаль тормоза нажата уверенно (более чем примерно на 15% хода), BACCABLE отключает датчики парковки, имитируя нажатие соответствующей кнопки (светодиод кнопки горит постоянно);</w:t>
+      </w:r>
+    </w:p>
+    <w:p>
+      <w:pPr>
+        <w:pStyle w:val="Paragrafoelenco"/>
+        <w:numPr>
+          <w:ilvl w:val="0"/>
+          <w:numId w:val="20"/>
+        </w:numPr>
+        <w:jc w:val="both"/>
+        <w:rPr>
+          <w:lang w:val="ru-RU"/>
+        </w:rPr>
+      </w:pPr>
+      <w:r>
+        <w:rPr>
+          <w:lang w:val="ru-RU"/>
+        </w:rPr>
+        <w:t>при отпускании тормоза, если датчики были отключены BACCABLE, они автоматически включаются снова повторной имитацией нажатия кнопки;</w:t>
+      </w:r>
+    </w:p>
+    <w:p>
+      <w:pPr>
+        <w:pStyle w:val="Paragrafoelenco"/>
+        <w:numPr>
+          <w:ilvl w:val="0"/>
+          <w:numId w:val="20"/>
+        </w:numPr>
+        <w:jc w:val="both"/>
+        <w:rPr>
+          <w:lang w:val="ru-RU"/>
+        </w:rPr>
+      </w:pPr>
+      <w:r>
+        <w:rPr>
+          <w:lang w:val="ru-RU"/>
+        </w:rPr>
+        <w:t>при включённой задней передаче функция никогда не отключает датчики. Если они были отключены BACCABLE, а автомобиль не включает их сам, BACCABLE включает их примерно через полсекунды после включения задней передачи;</w:t>
+      </w:r>
+    </w:p>
+    <w:p>
+      <w:pPr>
+        <w:pStyle w:val="Paragrafoelenco"/>
+        <w:numPr>
+          <w:ilvl w:val="0"/>
+          <w:numId w:val="20"/>
+        </w:numPr>
+        <w:jc w:val="both"/>
+        <w:rPr>
+          <w:lang w:val="ru-RU"/>
+        </w:rPr>
+      </w:pPr>
+      <w:r>
+        <w:rPr>
+          <w:lang w:val="ru-RU"/>
+        </w:rPr>
+        <w:t>если автомобиль сам снова включает датчики (например, при превышении определённой скорости), BACCABLE не вмешивается;</w:t>
+      </w:r>
+    </w:p>
+    <w:p>
+      <w:pPr>
+        <w:pStyle w:val="Paragrafoelenco"/>
+        <w:numPr>
+          <w:ilvl w:val="0"/>
+          <w:numId w:val="20"/>
+        </w:numPr>
+        <w:jc w:val="both"/>
+        <w:rPr>
+          <w:lang w:val="ru-RU"/>
+        </w:rPr>
+      </w:pPr>
+      <w:r>
+        <w:rPr>
+          <w:lang w:val="ru-RU"/>
+        </w:rPr>
+        <w:t>если датчики включить вручную при всё ещё нажатом тормозе перед препятствием, они снова будут отключены: чтобы они оставались активными, достаточно отпустить тормоз.</w:t>
+      </w:r>
+    </w:p>
+    <w:p>
+      <w:pPr>
+        <w:jc w:val="both"/>
+        <w:rPr>
+          <w:lang w:val="ru-RU"/>
+        </w:rPr>
+      </w:pPr>
     </w:p>
     <w:p>
       <w:pPr>
@@ -28310,7 +28901,7 @@
           <w:lang w:val="ru-RU"/>
         </w:rPr>
       </w:pPr>
-      <w:bookmarkStart w:id="59" w:name="_Toc239527446"/>
+      <w:bookmarkStart w:id="59" w:name="_Toc243860632"/>
       <w:r>
         <w:rPr>
           <w:rStyle w:val="Enfasigrassetto"/>
@@ -28350,8 +28941,6 @@
     </w:p>
     <w:p>
       <w:pPr>
-        <w:pStyle w:val="Paragrafoelenco"/>
-        <w:ind w:left="1080"/>
         <w:jc w:val="both"/>
         <w:rPr>
           <w:lang w:val="ru-RU"/>
@@ -28369,52 +28958,7 @@
         <w:rPr>
           <w:lang w:val="ru-RU"/>
         </w:rPr>
-        <w:t xml:space="preserve">Превращает </w:t>
-      </w:r>
-      <w:r>
-        <w:t>BACCABLE</w:t>
-      </w:r>
-      <w:r>
-        <w:rPr>
-          <w:lang w:val="ru-RU"/>
-        </w:rPr>
-        <w:t xml:space="preserve"> в </w:t>
-      </w:r>
-      <w:r>
-        <w:t>ELM</w:t>
-      </w:r>
-      <w:r>
-        <w:rPr>
-          <w:lang w:val="ru-RU"/>
-        </w:rPr>
-        <w:t xml:space="preserve">327, способный автоматически подключаться ко всем 3 шинам </w:t>
-      </w:r>
-      <w:r>
-        <w:t>CAN</w:t>
-      </w:r>
-      <w:r>
-        <w:rPr>
-          <w:lang w:val="ru-RU"/>
-        </w:rPr>
-        <w:t xml:space="preserve"> автомобиля, без специальных кабелей и без переноса разъёма </w:t>
-      </w:r>
-      <w:r>
-        <w:t>USB</w:t>
-      </w:r>
-      <w:r>
-        <w:rPr>
-          <w:lang w:val="ru-RU"/>
-        </w:rPr>
-        <w:t xml:space="preserve"> с порта </w:t>
-      </w:r>
-      <w:r>
-        <w:t>C</w:t>
-      </w:r>
-      <w:r>
-        <w:rPr>
-          <w:lang w:val="ru-RU"/>
-        </w:rPr>
-        <w:t>1.</w:t>
+        <w:t>Превращает baccable в ELM327, способный автоматически подключаться к 3 шинам автомобиля без специальных кабелей и без перестановки разъёма USB с порта C1.</w:t>
       </w:r>
     </w:p>
     <w:p>
@@ -28424,20 +28968,19 @@
           <w:lang w:val="ru-RU"/>
         </w:rPr>
       </w:pPr>
-      <w:r>
-        <w:rPr>
-          <w:lang w:val="ru-RU"/>
-        </w:rPr>
-        <w:t xml:space="preserve">Для использования функции </w:t>
-      </w:r>
-      <w:r>
-        <w:t>ELM</w:t>
-      </w:r>
-      <w:r>
-        <w:rPr>
-          <w:lang w:val="ru-RU"/>
-        </w:rPr>
-        <w:t>327 необходимо:</w:t>
+    </w:p>
+    <w:p>
+      <w:pPr>
+        <w:spacing w:line="259" w:lineRule="auto"/>
+        <w:rPr>
+          <w:lang w:val="ru-RU"/>
+        </w:rPr>
+      </w:pPr>
+      <w:r>
+        <w:rPr>
+          <w:lang w:val="ru-RU"/>
+        </w:rPr>
+        <w:t>Чтобы использовать функцию ELM327, её необходимо включить в MAIN SETUP MENU. Также её можно включить через приложение для Android (удобно, если автомобиль недоступен). После включения функцией можно пользоваться следующим образом:</w:t>
       </w:r>
     </w:p>
     <w:p>
@@ -28447,61 +28990,258 @@
           <w:ilvl w:val="0"/>
           <w:numId w:val="26"/>
         </w:numPr>
+        <w:spacing w:line="259" w:lineRule="auto"/>
+        <w:rPr>
+          <w:lang w:val="ru-RU"/>
+        </w:rPr>
+      </w:pPr>
+      <w:r>
+        <w:rPr>
+          <w:lang w:val="ru-RU"/>
+        </w:rPr>
+        <w:t>подключите кабель usb между baccable и ПК (или смартфоном на Android), используя правый разъём baccable (C1)</w:t>
+      </w:r>
+    </w:p>
+    <w:p>
+      <w:pPr>
+        <w:pStyle w:val="Paragrafoelenco"/>
+        <w:spacing w:line="259" w:lineRule="auto"/>
+        <w:rPr>
+          <w:lang w:val="ru-RU"/>
+        </w:rPr>
+      </w:pPr>
+      <w:r>
+        <w:rPr>
+          <w:lang w:val="ru-RU"/>
+        </w:rPr>
+        <w:t>Только после этого подключите baccable к разъёму OBD.</w:t>
+      </w:r>
+    </w:p>
+    <w:p>
+      <w:pPr>
+        <w:spacing w:line="259" w:lineRule="auto"/>
+        <w:rPr>
+          <w:lang w:val="ru-RU"/>
+        </w:rPr>
+      </w:pPr>
+      <w:r>
+        <w:rPr>
+          <w:b/>
+          <w:bCs/>
+          <w:lang w:val="ru-RU"/>
+        </w:rPr>
+        <w:t>Примечание1</w:t>
+      </w:r>
+      <w:r>
+        <w:rPr>
+          <w:lang w:val="ru-RU"/>
+        </w:rPr>
+        <w:t>: на смартфон или ПК необходимо установить нужное приложение (например, Multiecuscan, alfaobd и т. д.)</w:t>
+      </w:r>
+    </w:p>
+    <w:p>
+      <w:pPr>
+        <w:spacing w:line="259" w:lineRule="auto"/>
+        <w:rPr>
+          <w:lang w:val="ru-RU"/>
+        </w:rPr>
+      </w:pPr>
+      <w:r>
+        <w:rPr>
+          <w:b/>
+          <w:bCs/>
+          <w:lang w:val="ru-RU"/>
+        </w:rPr>
+        <w:t>Примечание2</w:t>
+      </w:r>
+      <w:r>
+        <w:rPr>
+          <w:lang w:val="ru-RU"/>
+        </w:rPr>
+        <w:t>: через 10 секунд после отключения кабеля USB baccable снова становится обычным baccable. Чтобы снова использовать его как ELM327, необходимо отключить baccable от разъёма OBD, затем снова подключить кабель USB и только после этого разъём OBD.</w:t>
+      </w:r>
+    </w:p>
+    <w:p>
+      <w:pPr>
+        <w:spacing w:line="259" w:lineRule="auto"/>
+        <w:rPr>
+          <w:lang w:val="ru-RU"/>
+        </w:rPr>
+      </w:pPr>
+      <w:r>
+        <w:rPr>
+          <w:b/>
+          <w:bCs/>
+          <w:lang w:val="ru-RU"/>
+        </w:rPr>
+        <w:lastRenderedPageBreak/>
+        <w:t>Примечание3</w:t>
+      </w:r>
+      <w:r>
+        <w:rPr>
+          <w:lang w:val="ru-RU"/>
+        </w:rPr>
+        <w:t>: если функция ELM327 не используется, не забудьте отключить её в main setup menu, чтобы уменьшить возможные помехи между функцией ELM327 и функцией immobilizer в первые секунды работы.</w:t>
+      </w:r>
+    </w:p>
+    <w:p>
+      <w:pPr>
+        <w:spacing w:line="259" w:lineRule="auto"/>
+        <w:rPr>
+          <w:lang w:val="ru-RU"/>
+        </w:rPr>
+      </w:pPr>
+    </w:p>
+    <w:p>
+      <w:pPr>
+        <w:pStyle w:val="Titolo2"/>
+        <w:rPr>
+          <w:rStyle w:val="Enfasigrassetto"/>
+          <w:rFonts w:asciiTheme="minorHAnsi" w:hAnsiTheme="minorHAnsi" w:cstheme="minorHAnsi"/>
+          <w:color w:val="auto"/>
+        </w:rPr>
+      </w:pPr>
+      <w:bookmarkStart w:id="60" w:name="_Toc243860633"/>
+      <w:r>
+        <w:rPr>
+          <w:rStyle w:val="Enfasigrassetto"/>
+          <w:rFonts w:asciiTheme="minorHAnsi" w:hAnsiTheme="minorHAnsi" w:cstheme="minorHAnsi"/>
+          <w:color w:val="auto"/>
+        </w:rPr>
+        <w:t>2.33</w:t>
+      </w:r>
+      <w:r>
+        <w:rPr>
+          <w:rStyle w:val="Enfasigrassetto"/>
+          <w:rFonts w:asciiTheme="minorHAnsi" w:hAnsiTheme="minorHAnsi" w:cstheme="minorHAnsi"/>
+          <w:color w:val="auto"/>
+        </w:rPr>
+        <w:tab/>
+        <w:t>MAX HOLD</w:t>
+      </w:r>
+      <w:bookmarkEnd w:id="60"/>
+    </w:p>
+    <w:p>
+      <w:pPr>
         <w:jc w:val="both"/>
-        <w:rPr>
-          <w:lang w:val="ru-RU"/>
-        </w:rPr>
-      </w:pPr>
-      <w:r>
-        <w:rPr>
-          <w:lang w:val="ru-RU"/>
-        </w:rPr>
-        <w:t xml:space="preserve">подключить </w:t>
-      </w:r>
-      <w:r>
-        <w:t>USB</w:t>
-      </w:r>
-      <w:r>
-        <w:rPr>
-          <w:lang w:val="ru-RU"/>
-        </w:rPr>
-        <w:t xml:space="preserve">-кабель между </w:t>
-      </w:r>
-      <w:r>
-        <w:t>BACCABLE</w:t>
-      </w:r>
-      <w:r>
-        <w:rPr>
-          <w:lang w:val="ru-RU"/>
-        </w:rPr>
-        <w:t xml:space="preserve"> и ПК либо смартфоном </w:t>
-      </w:r>
-      <w:r>
-        <w:t>Android</w:t>
-      </w:r>
-      <w:r>
-        <w:rPr>
-          <w:lang w:val="ru-RU"/>
-        </w:rPr>
-        <w:t xml:space="preserve">, используя правый разъём </w:t>
-      </w:r>
-      <w:r>
-        <w:t>BACCABLE</w:t>
-      </w:r>
-      <w:r>
-        <w:rPr>
-          <w:lang w:val="ru-RU"/>
-        </w:rPr>
-        <w:t xml:space="preserve"> (</w:t>
-      </w:r>
-      <w:r>
-        <w:t>C</w:t>
-      </w:r>
-      <w:r>
-        <w:rPr>
-          <w:lang w:val="ru-RU"/>
-        </w:rPr>
-        <w:t>1)</w:t>
+      </w:pPr>
+      <w:r>
+        <w:rPr>
+          <w:b/>
+          <w:bCs/>
+        </w:rPr>
+        <w:t xml:space="preserve">Краткое описание: </w:t>
+      </w:r>
+      <w:r>
+        <w:t>Удерживает на дисплее максимальное значение выбранного параметра.</w:t>
+      </w:r>
+    </w:p>
+    <w:p>
+      <w:pPr>
+        <w:jc w:val="both"/>
+      </w:pPr>
+    </w:p>
+    <w:p>
+      <w:pPr>
+        <w:jc w:val="both"/>
+      </w:pPr>
+      <w:r>
+        <w:t>Функция Max Hold всегда включена, поэтому её не нужно включать в main setup menu. Чтобы её использовать, в главном меню BACCABLE отображается пункт MAX HOLD OFF. При нажатии кнопки RES или DISTANCE он изменится на MAX HOLD ON. Если затем перейти в меню «Show Parameters» и остановиться на одном из параметров, на дисплее будет удерживаться максимальное значение, зафиксированное для этого параметра. При переходе к отображению другого параметра предыдущее максимальное значение будет сброшено. Чтобы отключить функцию, нужно вернуться к MAX HOLD ON и нажать кнопку RES или DISTANCE, чтобы увидеть возврат в отключённое состояние (будет показано MAX HOLD OFF).</w:t>
+      </w:r>
+    </w:p>
+    <w:p>
+      <w:pPr>
+        <w:jc w:val="both"/>
+        <w:rPr>
+          <w:lang w:val="ru-RU"/>
+        </w:rPr>
+      </w:pPr>
+    </w:p>
+    <w:p>
+      <w:pPr>
+        <w:pStyle w:val="Titolo2"/>
+        <w:rPr>
+          <w:rStyle w:val="Enfasigrassetto"/>
+          <w:rFonts w:asciiTheme="minorHAnsi" w:hAnsiTheme="minorHAnsi" w:cstheme="minorHAnsi"/>
+          <w:color w:val="auto"/>
+        </w:rPr>
+      </w:pPr>
+      <w:bookmarkStart w:id="61" w:name="_Toc243860634"/>
+      <w:r>
+        <w:rPr>
+          <w:rStyle w:val="Enfasigrassetto"/>
+          <w:rFonts w:asciiTheme="minorHAnsi" w:hAnsiTheme="minorHAnsi" w:cstheme="minorHAnsi"/>
+          <w:color w:val="auto"/>
+        </w:rPr>
+        <w:t>2.34</w:t>
+      </w:r>
+      <w:r>
+        <w:rPr>
+          <w:rStyle w:val="Enfasigrassetto"/>
+          <w:rFonts w:asciiTheme="minorHAnsi" w:hAnsiTheme="minorHAnsi" w:cstheme="minorHAnsi"/>
+          <w:color w:val="auto"/>
+        </w:rPr>
+        <w:tab/>
+        <w:t>DNA MEMORY</w:t>
+      </w:r>
+      <w:bookmarkEnd w:id="61"/>
+    </w:p>
+    <w:p>
+      <w:pPr>
+        <w:jc w:val="both"/>
+        <w:rPr>
+          <w:lang w:val="ru-RU"/>
+        </w:rPr>
+      </w:pPr>
+      <w:r>
+        <w:rPr>
+          <w:b/>
+          <w:bCs/>
+          <w:lang w:val="ru-RU"/>
+        </w:rPr>
+        <w:t xml:space="preserve">Краткое описание: </w:t>
+      </w:r>
+      <w:r>
+        <w:rPr>
+          <w:lang w:val="ru-RU"/>
+        </w:rPr>
+        <w:t>При первом запуске двигателя восстанавливает стиль вождения (A, N, D или R), который использовался при предыдущей эксплуатации автомобиля.</w:t>
+      </w:r>
+    </w:p>
+    <w:p>
+      <w:pPr>
+        <w:jc w:val="both"/>
+        <w:rPr>
+          <w:lang w:val="ru-RU"/>
+        </w:rPr>
+      </w:pPr>
+      <w:r>
+        <w:rPr>
+          <w:b/>
+          <w:bCs/>
+          <w:lang w:val="ru-RU"/>
+        </w:rPr>
+        <w:t xml:space="preserve">Примечание: </w:t>
+      </w:r>
+      <w:r>
+        <w:rPr>
+          <w:lang w:val="ru-RU"/>
+        </w:rPr>
+        <w:t>Это функция, включаемая и отключаемая через SETUP MENU, см. п. 2.1, пункт DNA Memory. Настройка сохраняется постоянно при выборе SAVE&amp;EXIT.</w:t>
+      </w:r>
+    </w:p>
+    <w:p>
+      <w:pPr>
+        <w:jc w:val="both"/>
+        <w:rPr>
+          <w:lang w:val="ru-RU"/>
+        </w:rPr>
+      </w:pPr>
+      <w:r>
+        <w:rPr>
+          <w:lang w:val="ru-RU"/>
+        </w:rPr>
+        <w:t>Принцип работы:</w:t>
       </w:r>
     </w:p>
     <w:p>
@@ -28509,55 +29249,18 @@
         <w:pStyle w:val="Paragrafoelenco"/>
         <w:numPr>
           <w:ilvl w:val="0"/>
-          <w:numId w:val="26"/>
+          <w:numId w:val="20"/>
         </w:numPr>
         <w:jc w:val="both"/>
-      </w:pPr>
-      <w:r>
-        <w:rPr>
-          <w:lang w:val="ru-RU"/>
-        </w:rPr>
-        <w:lastRenderedPageBreak/>
-        <w:t xml:space="preserve">войти в </w:t>
-      </w:r>
-      <w:r>
-        <w:t>MAIN</w:t>
-      </w:r>
-      <w:r>
-        <w:rPr>
-          <w:lang w:val="ru-RU"/>
-        </w:rPr>
-        <w:t xml:space="preserve"> </w:t>
-      </w:r>
-      <w:r>
-        <w:t>SETUP</w:t>
-      </w:r>
-      <w:r>
-        <w:rPr>
-          <w:lang w:val="ru-RU"/>
-        </w:rPr>
-        <w:t xml:space="preserve"> </w:t>
-      </w:r>
-      <w:r>
-        <w:t>MENU</w:t>
-      </w:r>
-      <w:r>
-        <w:rPr>
-          <w:lang w:val="ru-RU"/>
-        </w:rPr>
-        <w:t xml:space="preserve"> </w:t>
-      </w:r>
-      <w:r>
-        <w:t>BACCABLE</w:t>
-      </w:r>
-      <w:r>
-        <w:rPr>
-          <w:lang w:val="ru-RU"/>
-        </w:rPr>
-        <w:t xml:space="preserve"> при включённом зажигании и выбрать функцию </w:t>
-      </w:r>
-      <w:r>
-        <w:t>ELM327</w:t>
+        <w:rPr>
+          <w:lang w:val="ru-RU"/>
+        </w:rPr>
+      </w:pPr>
+      <w:r>
+        <w:rPr>
+          <w:lang w:val="ru-RU"/>
+        </w:rPr>
+        <w:t>пока двигатель работает, BACCABLE запоминает используемый стиль вождения; при выключении двигателя запомненное значение фиксируется;</w:t>
       </w:r>
     </w:p>
     <w:p>
@@ -28565,125 +29268,103 @@
         <w:pStyle w:val="Paragrafoelenco"/>
         <w:numPr>
           <w:ilvl w:val="0"/>
-          <w:numId w:val="26"/>
+          <w:numId w:val="20"/>
         </w:numPr>
         <w:jc w:val="both"/>
-      </w:pPr>
-      <w:r>
-        <w:t>выбрать SAVE&amp;EXIT, чтобы сохранить настройку</w:t>
-      </w:r>
-    </w:p>
-    <w:p>
-      <w:pPr>
+        <w:rPr>
+          <w:lang w:val="ru-RU"/>
+        </w:rPr>
+      </w:pPr>
+      <w:r>
+        <w:rPr>
+          <w:lang w:val="ru-RU"/>
+        </w:rPr>
+        <w:t>при первом запуске двигателя после выключения автомобиля (и перехода шины CAN в режим сна), примерно через 2 секунды после запуска, если стиль вождения отличается от запомненного, BACCABLE имитирует перемещения переключателя DNA, необходимые для его достижения, вверх (A, N, D, R) или вниз. Переход из D в R требует длительного удержания переключателя, которое BACCABLE имитирует примерно 2 секунды;</w:t>
+      </w:r>
+    </w:p>
+    <w:p>
+      <w:pPr>
+        <w:pStyle w:val="Paragrafoelenco"/>
+        <w:numPr>
+          <w:ilvl w:val="0"/>
+          <w:numId w:val="20"/>
+        </w:numPr>
         <w:jc w:val="both"/>
-      </w:pPr>
-      <w:r>
-        <w:t>С этого момента BACCABLE превратится в ELM327.</w:t>
-      </w:r>
-    </w:p>
-    <w:p>
-      <w:pPr>
+        <w:rPr>
+          <w:lang w:val="ru-RU"/>
+        </w:rPr>
+      </w:pPr>
+      <w:r>
+        <w:rPr>
+          <w:lang w:val="ru-RU"/>
+        </w:rPr>
+        <w:t>примерно через 1 секунду после окончания перемещений проверяется стиль вождения; если это не запомненный стиль, перемещения повторяются только один раз;</w:t>
+      </w:r>
+    </w:p>
+    <w:p>
+      <w:pPr>
+        <w:pStyle w:val="Paragrafoelenco"/>
+        <w:numPr>
+          <w:ilvl w:val="0"/>
+          <w:numId w:val="20"/>
+        </w:numPr>
         <w:jc w:val="both"/>
-      </w:pPr>
-      <w:r>
-        <w:t>На смартфоне или ПК нужно установить нужное приложение (например, Multiecuscan, alfaobd и т. д.)</w:t>
-      </w:r>
-    </w:p>
-    <w:p>
-      <w:pPr>
+        <w:rPr>
+          <w:lang w:val="ru-RU"/>
+        </w:rPr>
+      </w:pPr>
+      <w:r>
+        <w:rPr>
+          <w:lang w:val="ru-RU"/>
+        </w:rPr>
+        <w:lastRenderedPageBreak/>
+        <w:t>если во время восстановления переключатель DNA перемещается или двигатель выключается, восстановление немедленно прерывается;</w:t>
+      </w:r>
+    </w:p>
+    <w:p>
+      <w:pPr>
+        <w:pStyle w:val="Paragrafoelenco"/>
+        <w:numPr>
+          <w:ilvl w:val="0"/>
+          <w:numId w:val="20"/>
+        </w:numPr>
         <w:jc w:val="both"/>
+        <w:rPr>
+          <w:lang w:val="ru-RU"/>
+        </w:rPr>
+      </w:pPr>
+      <w:r>
+        <w:rPr>
+          <w:lang w:val="ru-RU"/>
+        </w:rPr>
+        <w:t>после завершения восстановления стиль вождения можно свободно менять: BACCABLE больше не вмешивается до следующего запуска после выключения автомобиля, а вновь выбранный стиль будет запомнен. Остановки двигателя системой Start&amp;Stop не запускают восстановление.</w:t>
+      </w:r>
+    </w:p>
+    <w:p>
+      <w:pPr>
+        <w:jc w:val="both"/>
+        <w:rPr>
+          <w:lang w:val="ru-RU"/>
+        </w:rPr>
       </w:pPr>
       <w:r>
         <w:rPr>
           <w:b/>
           <w:bCs/>
-        </w:rPr>
-        <w:t>Примечание 1</w:t>
-      </w:r>
-      <w:r>
-        <w:t>: через 10 секунд после отключения USB-кабеля BACCABLE снова станет просто BACCABLE. Чтобы снова использовать его как ELM327, нужно отключить BACCABLE от OBD, затем подключить USB-кабель, а после этого — разъём OBD.</w:t>
-      </w:r>
-    </w:p>
-    <w:p>
-      <w:pPr>
-        <w:jc w:val="both"/>
-      </w:pPr>
-      <w:r>
-        <w:rPr>
-          <w:b/>
-          <w:bCs/>
-        </w:rPr>
-        <w:t>Примечание 2</w:t>
-      </w:r>
-      <w:r>
-        <w:t>: если вы не используете функцию ELM327, не забудьте отключить её в main setup menu, чтобы уменьшить влияние возможных помех между функцией ELM327 и функцией иммобилайзера в первые секунды работы.</w:t>
-      </w:r>
-    </w:p>
-    <w:p>
-      <w:pPr>
-        <w:spacing w:line="259" w:lineRule="auto"/>
-      </w:pPr>
-    </w:p>
-    <w:p>
-      <w:pPr>
-        <w:pStyle w:val="Titolo2"/>
-        <w:rPr>
-          <w:rStyle w:val="Enfasigrassetto"/>
-          <w:rFonts w:asciiTheme="minorHAnsi" w:hAnsiTheme="minorHAnsi" w:cstheme="minorHAnsi"/>
-          <w:color w:val="auto"/>
-        </w:rPr>
-      </w:pPr>
-      <w:bookmarkStart w:id="60" w:name="_Toc239527447"/>
-      <w:r>
-        <w:rPr>
-          <w:rStyle w:val="Enfasigrassetto"/>
-          <w:rFonts w:asciiTheme="minorHAnsi" w:hAnsiTheme="minorHAnsi" w:cstheme="minorHAnsi"/>
-          <w:color w:val="auto"/>
-        </w:rPr>
-        <w:t>2.33</w:t>
-      </w:r>
-      <w:r>
-        <w:rPr>
-          <w:rStyle w:val="Enfasigrassetto"/>
-          <w:rFonts w:asciiTheme="minorHAnsi" w:hAnsiTheme="minorHAnsi" w:cstheme="minorHAnsi"/>
-          <w:color w:val="auto"/>
-        </w:rPr>
-        <w:tab/>
-        <w:t>MAX HOLD</w:t>
-      </w:r>
-      <w:bookmarkEnd w:id="60"/>
-    </w:p>
-    <w:p>
-      <w:pPr>
-        <w:jc w:val="both"/>
-      </w:pPr>
-      <w:r>
-        <w:rPr>
-          <w:b/>
-          <w:bCs/>
-        </w:rPr>
-        <w:t xml:space="preserve">Краткое описание: </w:t>
-      </w:r>
-      <w:r>
-        <w:t>Удерживает на дисплее максимальное значение выбранного параметра.</w:t>
-      </w:r>
-    </w:p>
-    <w:p>
-      <w:pPr>
-        <w:jc w:val="both"/>
-      </w:pPr>
-    </w:p>
-    <w:p>
-      <w:pPr>
-        <w:jc w:val="both"/>
-      </w:pPr>
-      <w:r>
-        <w:t>Функция Max Hold всегда включена, поэтому её не нужно включать в main setup menu. Чтобы её использовать, в главном меню BACCABLE отображается пункт MAX HOLD OFF. При нажатии кнопки RES или DISTANCE он изменится на MAX HOLD ON. Затем, перемещаясь по меню «Show Parameters» и останавливаясь на одном из параметров, на дисплее будет удерживаться максимальное значение, зафиксированное для этого параметра. При переходе к отображению другого параметра предыдущее максимальное значение будет сброшено. Чтобы отключить функцию, нужно вернуться к MAX HOLD ON и нажать кнопку RES или DISTANCE, чтобы увидеть возврат в отключённое состояние (будет показано MAX HOLD OFF).</w:t>
+          <w:lang w:val="ru-RU"/>
+        </w:rPr>
+        <w:t xml:space="preserve">Совместимость: </w:t>
+      </w:r>
+      <w:r>
+        <w:rPr>
+          <w:lang w:val="ru-RU"/>
+        </w:rPr>
+        <w:t>функция требует моностабильного переключателя DNA, обменивающегося данными по шине CAN BH. На автомобилях с переключателем другого типа BACCABLE не обнаруживает переключатель и не отправляет никаких команд. Запомненный стиль теряется при отключении BACCABLE.</w:t>
       </w:r>
     </w:p>
     <w:sectPr>
-      <w:headerReference w:type="default" r:id="rId38"/>
-      <w:footerReference w:type="default" r:id="rId39"/>
+      <w:headerReference w:type="default" r:id="rId39"/>
+      <w:footerReference w:type="default" r:id="rId40"/>
       <w:pgSz w:w="11906" w:h="16838"/>
       <w:pgMar w:top="1985" w:right="1276" w:bottom="1440" w:left="1276" w:header="709" w:footer="709" w:gutter="0"/>
       <w:cols w:space="708"/>
@@ -28856,7 +29537,7 @@
         <w:noProof/>
       </w:rPr>
       <w:drawing>
-        <wp:anchor distT="0" distB="0" distL="114300" distR="114300" simplePos="0" relativeHeight="251658240" behindDoc="0" locked="0" layoutInCell="1" allowOverlap="1" wp14:anchorId="5B36560C" wp14:editId="4A728D14">
+        <wp:anchor distT="0" distB="0" distL="114300" distR="114300" simplePos="0" relativeHeight="251658240" behindDoc="0" locked="0" layoutInCell="1" allowOverlap="1" wp14:anchorId="3EB8761C" wp14:editId="4597EF55">
           <wp:simplePos x="0" y="0"/>
           <wp:positionH relativeFrom="column">
             <wp:posOffset>15875</wp:posOffset>
@@ -28934,16 +29615,7 @@
       <w:t xml:space="preserve"> </w:t>
     </w:r>
     <w:r>
-      <w:t>V.</w:t>
-    </w:r>
-    <w:r>
-      <w:t>4</w:t>
-    </w:r>
-    <w:r>
-      <w:t>.</w:t>
-    </w:r>
-    <w:r>
-      <w:t>8</w:t>
+      <w:t>V.4.9</w:t>
     </w:r>
   </w:p>
   <w:p>
@@ -28962,28 +29634,11 @@
       <w:ind w:right="284"/>
       <w:jc w:val="right"/>
     </w:pPr>
-    <w:proofErr w:type="spellStart"/>
     <w:r>
-      <w:t>Дата</w:t>
-    </w:r>
-    <w:proofErr w:type="spellEnd"/>
-    <w:r>
-      <w:t xml:space="preserve">: </w:t>
+      <w:t xml:space="preserve">Дата: </w:t>
     </w:r>
     <w:r>
-      <w:t>05</w:t>
-    </w:r>
-    <w:r>
-      <w:t>/</w:t>
-    </w:r>
-    <w:r>
-      <w:t>09</w:t>
-    </w:r>
-    <w:r>
-      <w:t>/202</w:t>
-    </w:r>
-    <w:r>
-      <w:t>6</w:t>
+      <w:t>25/10/2026</w:t>
     </w:r>
   </w:p>
 </w:hdr>
